--- a/docs/UseCase_SubTrack.docx
+++ b/docs/UseCase_SubTrack.docx
@@ -194,7 +194,7 @@
                 <w:sz w:val="22"/>
                 <w:szCs w:val="22"/>
               </w:rPr>
-              <w:t xml:space="preserve">Người quản lý các gói đăng ký của mình: thêm, sửa, xóa, tìm kiếm, xem thống kê và nhắc hạn.</w:t>
+              <w:t xml:space="preserve">Người quản lý các gói đăng ký của mình trên điện thoại: thêm, sửa, xóa, tìm kiếm, xem báo cáo, đặt nhắc hạn, xuất dữ liệu.</w:t>
             </w:r>
           </w:p>
         </w:tc>
@@ -218,7 +218,7 @@
                 <w:sz w:val="22"/>
                 <w:szCs w:val="22"/>
               </w:rPr>
-              <w:t xml:space="preserve">Firebase Auth</w:t>
+              <w:t xml:space="preserve">Hệ thống thông báo</w:t>
             </w:r>
           </w:p>
         </w:tc>
@@ -262,7 +262,7 @@
                 <w:sz w:val="22"/>
                 <w:szCs w:val="22"/>
               </w:rPr>
-              <w:t xml:space="preserve">Dịch vụ xác thực tài khoản (chỉ dùng khi triển khai chức năng đăng ký/đăng nhập).</w:t>
+              <w:t xml:space="preserve">WorkManager và dịch vụ thông báo của Android: chạy kiểm tra hằng ngày và hiển thị thông báo nhắc hạn.</w:t>
             </w:r>
           </w:p>
         </w:tc>
@@ -286,7 +286,7 @@
                 <w:sz w:val="22"/>
                 <w:szCs w:val="22"/>
               </w:rPr>
-              <w:t xml:space="preserve">Hệ thống thông báo</w:t>
+              <w:t xml:space="preserve">Ứng dụng Lịch</w:t>
             </w:r>
           </w:p>
         </w:tc>
@@ -330,7 +330,7 @@
                 <w:sz w:val="22"/>
                 <w:szCs w:val="22"/>
               </w:rPr>
-              <w:t xml:space="preserve">Dịch vụ thông báo cục bộ của Android/iOS, hiển thị nhắc hạn thanh toán cho người dùng.</w:t>
+              <w:t xml:space="preserve">Ứng dụng Lịch có sẵn trên điện thoại, nhận sự kiện thanh toán lặp lại do SubTrack gửi sang.</w:t>
             </w:r>
           </w:p>
         </w:tc>
@@ -414,7 +414,7 @@
           <w:sz w:val="22"/>
           <w:szCs w:val="22"/>
         </w:rPr>
-        <w:t xml:space="preserve">Ghi chú: Use Case viền liền là chức năng chính (MVP); viền nét đứt là chức năng mở rộng làm nếu còn thời gian. «include» là chức năng luôn được gọi kèm; «extend» là chức năng bổ sung tùy chọn.</w:t>
+        <w:t xml:space="preserve">Ghi chú: Use Case viền liền là chức năng đã triển khai trong ứng dụng; viền nét đứt là hướng phát triển chưa làm. «include» là chức năng luôn được gọi kèm; «extend» là chức năng bổ sung tùy chọn. Ứng dụng lưu dữ liệu trên máy (SQLite), không cần tài khoản.</w:t>
       </w:r>
     </w:p>
     <w:p>
@@ -440,9 +440,9 @@
       </w:tblPr>
       <w:tblGrid>
         <w:gridCol w:w="867"/>
-        <w:gridCol w:w="2313"/>
-        <w:gridCol w:w="1928"/>
-        <w:gridCol w:w="1060"/>
+        <w:gridCol w:w="2217"/>
+        <w:gridCol w:w="1831"/>
+        <w:gridCol w:w="1253"/>
         <w:gridCol w:w="3470"/>
       </w:tblGrid>
       <w:tr>
@@ -474,7 +474,7 @@
         </w:tc>
         <w:tc>
           <w:tcPr>
-            <w:tcW w:type="pct" w:w="1200"/>
+            <w:tcW w:type="pct" w:w="1150"/>
             <w:shd w:fill="E6E1F7" w:color="auto" w:val="clear"/>
             <w:tcMar>
               <w:top w:type="dxa" w:w="60"/>
@@ -497,7 +497,7 @@
         </w:tc>
         <w:tc>
           <w:tcPr>
-            <w:tcW w:type="pct" w:w="1000"/>
+            <w:tcW w:type="pct" w:w="950"/>
             <w:shd w:fill="E6E1F7" w:color="auto" w:val="clear"/>
             <w:tcMar>
               <w:top w:type="dxa" w:w="60"/>
@@ -520,7 +520,7 @@
         </w:tc>
         <w:tc>
           <w:tcPr>
-            <w:tcW w:type="pct" w:w="550"/>
+            <w:tcW w:type="pct" w:w="650"/>
             <w:shd w:fill="E6E1F7" w:color="auto" w:val="clear"/>
             <w:tcMar>
               <w:top w:type="dxa" w:w="60"/>
@@ -537,7 +537,7 @@
                 <w:sz w:val="22"/>
                 <w:szCs w:val="22"/>
               </w:rPr>
-              <w:t xml:space="preserve">Loại</w:t>
+              <w:t xml:space="preserve">Trạng thái</w:t>
             </w:r>
           </w:p>
         </w:tc>
@@ -590,67 +590,67 @@
         </w:tc>
         <w:tc>
           <w:tcPr>
-            <w:tcW w:type="pct" w:w="1200"/>
-            <w:tcMar>
-              <w:top w:type="dxa" w:w="60"/>
-              <w:left w:type="dxa" w:w="100"/>
-              <w:bottom w:type="dxa" w:w="60"/>
-              <w:right w:type="dxa" w:w="100"/>
-            </w:tcMar>
-          </w:tcPr>
-          <w:p>
-            <w:r>
-              <w:rPr>
-                <w:b w:val="false"/>
-                <w:bCs w:val="false"/>
-                <w:sz w:val="22"/>
-                <w:szCs w:val="22"/>
-              </w:rPr>
-              <w:t xml:space="preserve">Đăng ký / Đăng nhập</w:t>
-            </w:r>
-          </w:p>
-        </w:tc>
-        <w:tc>
-          <w:tcPr>
-            <w:tcW w:type="pct" w:w="1000"/>
-            <w:tcMar>
-              <w:top w:type="dxa" w:w="60"/>
-              <w:left w:type="dxa" w:w="100"/>
-              <w:bottom w:type="dxa" w:w="60"/>
-              <w:right w:type="dxa" w:w="100"/>
-            </w:tcMar>
-          </w:tcPr>
-          <w:p>
-            <w:r>
-              <w:rPr>
-                <w:b w:val="false"/>
-                <w:bCs w:val="false"/>
-                <w:sz w:val="22"/>
-                <w:szCs w:val="22"/>
-              </w:rPr>
-              <w:t xml:space="preserve">Người dùng, Firebase Auth</w:t>
-            </w:r>
-          </w:p>
-        </w:tc>
-        <w:tc>
-          <w:tcPr>
-            <w:tcW w:type="pct" w:w="550"/>
-            <w:tcMar>
-              <w:top w:type="dxa" w:w="60"/>
-              <w:left w:type="dxa" w:w="100"/>
-              <w:bottom w:type="dxa" w:w="60"/>
-              <w:right w:type="dxa" w:w="100"/>
-            </w:tcMar>
-          </w:tcPr>
-          <w:p>
-            <w:r>
-              <w:rPr>
-                <w:b w:val="false"/>
-                <w:bCs w:val="false"/>
-                <w:sz w:val="22"/>
-                <w:szCs w:val="22"/>
-              </w:rPr>
-              <w:t xml:space="preserve">Mở rộng</w:t>
+            <w:tcW w:type="pct" w:w="1150"/>
+            <w:tcMar>
+              <w:top w:type="dxa" w:w="60"/>
+              <w:left w:type="dxa" w:w="100"/>
+              <w:bottom w:type="dxa" w:w="60"/>
+              <w:right w:type="dxa" w:w="100"/>
+            </w:tcMar>
+          </w:tcPr>
+          <w:p>
+            <w:r>
+              <w:rPr>
+                <w:b w:val="false"/>
+                <w:bCs w:val="false"/>
+                <w:sz w:val="22"/>
+                <w:szCs w:val="22"/>
+              </w:rPr>
+              <w:t xml:space="preserve">Xem tổng quan chi phí</w:t>
+            </w:r>
+          </w:p>
+        </w:tc>
+        <w:tc>
+          <w:tcPr>
+            <w:tcW w:type="pct" w:w="950"/>
+            <w:tcMar>
+              <w:top w:type="dxa" w:w="60"/>
+              <w:left w:type="dxa" w:w="100"/>
+              <w:bottom w:type="dxa" w:w="60"/>
+              <w:right w:type="dxa" w:w="100"/>
+            </w:tcMar>
+          </w:tcPr>
+          <w:p>
+            <w:r>
+              <w:rPr>
+                <w:b w:val="false"/>
+                <w:bCs w:val="false"/>
+                <w:sz w:val="22"/>
+                <w:szCs w:val="22"/>
+              </w:rPr>
+              <w:t xml:space="preserve">Người dùng</w:t>
+            </w:r>
+          </w:p>
+        </w:tc>
+        <w:tc>
+          <w:tcPr>
+            <w:tcW w:type="pct" w:w="650"/>
+            <w:tcMar>
+              <w:top w:type="dxa" w:w="60"/>
+              <w:left w:type="dxa" w:w="100"/>
+              <w:bottom w:type="dxa" w:w="60"/>
+              <w:right w:type="dxa" w:w="100"/>
+            </w:tcMar>
+          </w:tcPr>
+          <w:p>
+            <w:r>
+              <w:rPr>
+                <w:b w:val="false"/>
+                <w:bCs w:val="false"/>
+                <w:sz w:val="22"/>
+                <w:szCs w:val="22"/>
+              </w:rPr>
+              <w:t xml:space="preserve">Đã làm</w:t>
             </w:r>
           </w:p>
         </w:tc>
@@ -672,7 +672,7 @@
                 <w:sz w:val="22"/>
                 <w:szCs w:val="22"/>
               </w:rPr>
-              <w:t xml:space="preserve">Tạo tài khoản, đăng nhập để mỗi người chỉ thấy dữ liệu của mình.</w:t>
+              <w:t xml:space="preserve">Thẻ đầu màn hình Gói đăng ký: chi phí tháng ước tính, số gói đang hoạt động, số gói đến hạn trong 7 ngày.</w:t>
             </w:r>
           </w:p>
         </w:tc>
@@ -702,29 +702,29 @@
         </w:tc>
         <w:tc>
           <w:tcPr>
-            <w:tcW w:type="pct" w:w="1200"/>
-            <w:tcMar>
-              <w:top w:type="dxa" w:w="60"/>
-              <w:left w:type="dxa" w:w="100"/>
-              <w:bottom w:type="dxa" w:w="60"/>
-              <w:right w:type="dxa" w:w="100"/>
-            </w:tcMar>
-          </w:tcPr>
-          <w:p>
-            <w:r>
-              <w:rPr>
-                <w:b w:val="false"/>
-                <w:bCs w:val="false"/>
-                <w:sz w:val="22"/>
-                <w:szCs w:val="22"/>
-              </w:rPr>
-              <w:t xml:space="preserve">Xem Dashboard tổng quan</w:t>
-            </w:r>
-          </w:p>
-        </w:tc>
-        <w:tc>
-          <w:tcPr>
-            <w:tcW w:type="pct" w:w="1000"/>
+            <w:tcW w:type="pct" w:w="1150"/>
+            <w:tcMar>
+              <w:top w:type="dxa" w:w="60"/>
+              <w:left w:type="dxa" w:w="100"/>
+              <w:bottom w:type="dxa" w:w="60"/>
+              <w:right w:type="dxa" w:w="100"/>
+            </w:tcMar>
+          </w:tcPr>
+          <w:p>
+            <w:r>
+              <w:rPr>
+                <w:b w:val="false"/>
+                <w:bCs w:val="false"/>
+                <w:sz w:val="22"/>
+                <w:szCs w:val="22"/>
+              </w:rPr>
+              <w:t xml:space="preserve">Thêm gói đăng ký</w:t>
+            </w:r>
+          </w:p>
+        </w:tc>
+        <w:tc>
+          <w:tcPr>
+            <w:tcW w:type="pct" w:w="950"/>
             <w:tcMar>
               <w:top w:type="dxa" w:w="60"/>
               <w:left w:type="dxa" w:w="100"/>
@@ -746,23 +746,23 @@
         </w:tc>
         <w:tc>
           <w:tcPr>
-            <w:tcW w:type="pct" w:w="550"/>
-            <w:tcMar>
-              <w:top w:type="dxa" w:w="60"/>
-              <w:left w:type="dxa" w:w="100"/>
-              <w:bottom w:type="dxa" w:w="60"/>
-              <w:right w:type="dxa" w:w="100"/>
-            </w:tcMar>
-          </w:tcPr>
-          <w:p>
-            <w:r>
-              <w:rPr>
-                <w:b w:val="false"/>
-                <w:bCs w:val="false"/>
-                <w:sz w:val="22"/>
-                <w:szCs w:val="22"/>
-              </w:rPr>
-              <w:t xml:space="preserve">Chính</w:t>
+            <w:tcW w:type="pct" w:w="650"/>
+            <w:tcMar>
+              <w:top w:type="dxa" w:w="60"/>
+              <w:left w:type="dxa" w:w="100"/>
+              <w:bottom w:type="dxa" w:w="60"/>
+              <w:right w:type="dxa" w:w="100"/>
+            </w:tcMar>
+          </w:tcPr>
+          <w:p>
+            <w:r>
+              <w:rPr>
+                <w:b w:val="false"/>
+                <w:bCs w:val="false"/>
+                <w:sz w:val="22"/>
+                <w:szCs w:val="22"/>
+              </w:rPr>
+              <w:t xml:space="preserve">Đã làm</w:t>
             </w:r>
           </w:p>
         </w:tc>
@@ -784,7 +784,7 @@
                 <w:sz w:val="22"/>
                 <w:szCs w:val="22"/>
               </w:rPr>
-              <w:t xml:space="preserve">Xem tổng số gói, chi phí tháng ước tính, khoản sắp đến hạn, gói gần nhất.</w:t>
+              <w:t xml:space="preserve">Nhập thông tin gói mới và lưu vào SQLite.</w:t>
             </w:r>
           </w:p>
         </w:tc>
@@ -814,29 +814,29 @@
         </w:tc>
         <w:tc>
           <w:tcPr>
-            <w:tcW w:type="pct" w:w="1200"/>
-            <w:tcMar>
-              <w:top w:type="dxa" w:w="60"/>
-              <w:left w:type="dxa" w:w="100"/>
-              <w:bottom w:type="dxa" w:w="60"/>
-              <w:right w:type="dxa" w:w="100"/>
-            </w:tcMar>
-          </w:tcPr>
-          <w:p>
-            <w:r>
-              <w:rPr>
-                <w:b w:val="false"/>
-                <w:bCs w:val="false"/>
-                <w:sz w:val="22"/>
-                <w:szCs w:val="22"/>
-              </w:rPr>
-              <w:t xml:space="preserve">Thêm gói đăng ký</w:t>
-            </w:r>
-          </w:p>
-        </w:tc>
-        <w:tc>
-          <w:tcPr>
-            <w:tcW w:type="pct" w:w="1000"/>
+            <w:tcW w:type="pct" w:w="1150"/>
+            <w:tcMar>
+              <w:top w:type="dxa" w:w="60"/>
+              <w:left w:type="dxa" w:w="100"/>
+              <w:bottom w:type="dxa" w:w="60"/>
+              <w:right w:type="dxa" w:w="100"/>
+            </w:tcMar>
+          </w:tcPr>
+          <w:p>
+            <w:r>
+              <w:rPr>
+                <w:b w:val="false"/>
+                <w:bCs w:val="false"/>
+                <w:sz w:val="22"/>
+                <w:szCs w:val="22"/>
+              </w:rPr>
+              <w:t xml:space="preserve">Xem và sửa gói đăng ký</w:t>
+            </w:r>
+          </w:p>
+        </w:tc>
+        <w:tc>
+          <w:tcPr>
+            <w:tcW w:type="pct" w:w="950"/>
             <w:tcMar>
               <w:top w:type="dxa" w:w="60"/>
               <w:left w:type="dxa" w:w="100"/>
@@ -858,23 +858,23 @@
         </w:tc>
         <w:tc>
           <w:tcPr>
-            <w:tcW w:type="pct" w:w="550"/>
-            <w:tcMar>
-              <w:top w:type="dxa" w:w="60"/>
-              <w:left w:type="dxa" w:w="100"/>
-              <w:bottom w:type="dxa" w:w="60"/>
-              <w:right w:type="dxa" w:w="100"/>
-            </w:tcMar>
-          </w:tcPr>
-          <w:p>
-            <w:r>
-              <w:rPr>
-                <w:b w:val="false"/>
-                <w:bCs w:val="false"/>
-                <w:sz w:val="22"/>
-                <w:szCs w:val="22"/>
-              </w:rPr>
-              <w:t xml:space="preserve">Chính</w:t>
+            <w:tcW w:type="pct" w:w="650"/>
+            <w:tcMar>
+              <w:top w:type="dxa" w:w="60"/>
+              <w:left w:type="dxa" w:w="100"/>
+              <w:bottom w:type="dxa" w:w="60"/>
+              <w:right w:type="dxa" w:w="100"/>
+            </w:tcMar>
+          </w:tcPr>
+          <w:p>
+            <w:r>
+              <w:rPr>
+                <w:b w:val="false"/>
+                <w:bCs w:val="false"/>
+                <w:sz w:val="22"/>
+                <w:szCs w:val="22"/>
+              </w:rPr>
+              <w:t xml:space="preserve">Đã làm</w:t>
             </w:r>
           </w:p>
         </w:tc>
@@ -896,7 +896,7 @@
                 <w:sz w:val="22"/>
                 <w:szCs w:val="22"/>
               </w:rPr>
-              <w:t xml:space="preserve">Nhập thông tin gói mới và lưu vào database.</w:t>
+              <w:t xml:space="preserve">Chạm vào một gói để mở form chứa toàn bộ thông tin, sửa rồi lưu.</w:t>
             </w:r>
           </w:p>
         </w:tc>
@@ -926,29 +926,29 @@
         </w:tc>
         <w:tc>
           <w:tcPr>
-            <w:tcW w:type="pct" w:w="1200"/>
-            <w:tcMar>
-              <w:top w:type="dxa" w:w="60"/>
-              <w:left w:type="dxa" w:w="100"/>
-              <w:bottom w:type="dxa" w:w="60"/>
-              <w:right w:type="dxa" w:w="100"/>
-            </w:tcMar>
-          </w:tcPr>
-          <w:p>
-            <w:r>
-              <w:rPr>
-                <w:b w:val="false"/>
-                <w:bCs w:val="false"/>
-                <w:sz w:val="22"/>
-                <w:szCs w:val="22"/>
-              </w:rPr>
-              <w:t xml:space="preserve">Xem chi tiết gói</w:t>
-            </w:r>
-          </w:p>
-        </w:tc>
-        <w:tc>
-          <w:tcPr>
-            <w:tcW w:type="pct" w:w="1000"/>
+            <w:tcW w:type="pct" w:w="1150"/>
+            <w:tcMar>
+              <w:top w:type="dxa" w:w="60"/>
+              <w:left w:type="dxa" w:w="100"/>
+              <w:bottom w:type="dxa" w:w="60"/>
+              <w:right w:type="dxa" w:w="100"/>
+            </w:tcMar>
+          </w:tcPr>
+          <w:p>
+            <w:r>
+              <w:rPr>
+                <w:b w:val="false"/>
+                <w:bCs w:val="false"/>
+                <w:sz w:val="22"/>
+                <w:szCs w:val="22"/>
+              </w:rPr>
+              <w:t xml:space="preserve">Xóa gói đăng ký</w:t>
+            </w:r>
+          </w:p>
+        </w:tc>
+        <w:tc>
+          <w:tcPr>
+            <w:tcW w:type="pct" w:w="950"/>
             <w:tcMar>
               <w:top w:type="dxa" w:w="60"/>
               <w:left w:type="dxa" w:w="100"/>
@@ -970,23 +970,23 @@
         </w:tc>
         <w:tc>
           <w:tcPr>
-            <w:tcW w:type="pct" w:w="550"/>
-            <w:tcMar>
-              <w:top w:type="dxa" w:w="60"/>
-              <w:left w:type="dxa" w:w="100"/>
-              <w:bottom w:type="dxa" w:w="60"/>
-              <w:right w:type="dxa" w:w="100"/>
-            </w:tcMar>
-          </w:tcPr>
-          <w:p>
-            <w:r>
-              <w:rPr>
-                <w:b w:val="false"/>
-                <w:bCs w:val="false"/>
-                <w:sz w:val="22"/>
-                <w:szCs w:val="22"/>
-              </w:rPr>
-              <w:t xml:space="preserve">Chính</w:t>
+            <w:tcW w:type="pct" w:w="650"/>
+            <w:tcMar>
+              <w:top w:type="dxa" w:w="60"/>
+              <w:left w:type="dxa" w:w="100"/>
+              <w:bottom w:type="dxa" w:w="60"/>
+              <w:right w:type="dxa" w:w="100"/>
+            </w:tcMar>
+          </w:tcPr>
+          <w:p>
+            <w:r>
+              <w:rPr>
+                <w:b w:val="false"/>
+                <w:bCs w:val="false"/>
+                <w:sz w:val="22"/>
+                <w:szCs w:val="22"/>
+              </w:rPr>
+              <w:t xml:space="preserve">Đã làm</w:t>
             </w:r>
           </w:p>
         </w:tc>
@@ -1008,7 +1008,7 @@
                 <w:sz w:val="22"/>
                 <w:szCs w:val="22"/>
               </w:rPr>
-              <w:t xml:space="preserve">Xem đầy đủ thông tin một gói đăng ký.</w:t>
+              <w:t xml:space="preserve">Xóa gói từ màn hình sửa sau khi xác nhận.</w:t>
             </w:r>
           </w:p>
         </w:tc>
@@ -1038,29 +1038,29 @@
         </w:tc>
         <w:tc>
           <w:tcPr>
-            <w:tcW w:type="pct" w:w="1200"/>
-            <w:tcMar>
-              <w:top w:type="dxa" w:w="60"/>
-              <w:left w:type="dxa" w:w="100"/>
-              <w:bottom w:type="dxa" w:w="60"/>
-              <w:right w:type="dxa" w:w="100"/>
-            </w:tcMar>
-          </w:tcPr>
-          <w:p>
-            <w:r>
-              <w:rPr>
-                <w:b w:val="false"/>
-                <w:bCs w:val="false"/>
-                <w:sz w:val="22"/>
-                <w:szCs w:val="22"/>
-              </w:rPr>
-              <w:t xml:space="preserve">Sửa gói đăng ký</w:t>
-            </w:r>
-          </w:p>
-        </w:tc>
-        <w:tc>
-          <w:tcPr>
-            <w:tcW w:type="pct" w:w="1000"/>
+            <w:tcW w:type="pct" w:w="1150"/>
+            <w:tcMar>
+              <w:top w:type="dxa" w:w="60"/>
+              <w:left w:type="dxa" w:w="100"/>
+              <w:bottom w:type="dxa" w:w="60"/>
+              <w:right w:type="dxa" w:w="100"/>
+            </w:tcMar>
+          </w:tcPr>
+          <w:p>
+            <w:r>
+              <w:rPr>
+                <w:b w:val="false"/>
+                <w:bCs w:val="false"/>
+                <w:sz w:val="22"/>
+                <w:szCs w:val="22"/>
+              </w:rPr>
+              <w:t xml:space="preserve">Tìm kiếm, lọc, sắp xếp</w:t>
+            </w:r>
+          </w:p>
+        </w:tc>
+        <w:tc>
+          <w:tcPr>
+            <w:tcW w:type="pct" w:w="950"/>
             <w:tcMar>
               <w:top w:type="dxa" w:w="60"/>
               <w:left w:type="dxa" w:w="100"/>
@@ -1082,23 +1082,23 @@
         </w:tc>
         <w:tc>
           <w:tcPr>
-            <w:tcW w:type="pct" w:w="550"/>
-            <w:tcMar>
-              <w:top w:type="dxa" w:w="60"/>
-              <w:left w:type="dxa" w:w="100"/>
-              <w:bottom w:type="dxa" w:w="60"/>
-              <w:right w:type="dxa" w:w="100"/>
-            </w:tcMar>
-          </w:tcPr>
-          <w:p>
-            <w:r>
-              <w:rPr>
-                <w:b w:val="false"/>
-                <w:bCs w:val="false"/>
-                <w:sz w:val="22"/>
-                <w:szCs w:val="22"/>
-              </w:rPr>
-              <w:t xml:space="preserve">Chính</w:t>
+            <w:tcW w:type="pct" w:w="650"/>
+            <w:tcMar>
+              <w:top w:type="dxa" w:w="60"/>
+              <w:left w:type="dxa" w:w="100"/>
+              <w:bottom w:type="dxa" w:w="60"/>
+              <w:right w:type="dxa" w:w="100"/>
+            </w:tcMar>
+          </w:tcPr>
+          <w:p>
+            <w:r>
+              <w:rPr>
+                <w:b w:val="false"/>
+                <w:bCs w:val="false"/>
+                <w:sz w:val="22"/>
+                <w:szCs w:val="22"/>
+              </w:rPr>
+              <w:t xml:space="preserve">Đã làm</w:t>
             </w:r>
           </w:p>
         </w:tc>
@@ -1120,7 +1120,7 @@
                 <w:sz w:val="22"/>
                 <w:szCs w:val="22"/>
               </w:rPr>
-              <w:t xml:space="preserve">Cập nhật thông tin của gói đã có.</w:t>
+              <w:t xml:space="preserve">Tìm theo tên, tag, nền tảng, danh mục; lọc trạng thái và danh mục; sắp theo ngày, chi phí, tên.</w:t>
             </w:r>
           </w:p>
         </w:tc>
@@ -1150,29 +1150,29 @@
         </w:tc>
         <w:tc>
           <w:tcPr>
-            <w:tcW w:type="pct" w:w="1200"/>
-            <w:tcMar>
-              <w:top w:type="dxa" w:w="60"/>
-              <w:left w:type="dxa" w:w="100"/>
-              <w:bottom w:type="dxa" w:w="60"/>
-              <w:right w:type="dxa" w:w="100"/>
-            </w:tcMar>
-          </w:tcPr>
-          <w:p>
-            <w:r>
-              <w:rPr>
-                <w:b w:val="false"/>
-                <w:bCs w:val="false"/>
-                <w:sz w:val="22"/>
-                <w:szCs w:val="22"/>
-              </w:rPr>
-              <w:t xml:space="preserve">Xóa gói đăng ký</w:t>
-            </w:r>
-          </w:p>
-        </w:tc>
-        <w:tc>
-          <w:tcPr>
-            <w:tcW w:type="pct" w:w="1000"/>
+            <w:tcW w:type="pct" w:w="1150"/>
+            <w:tcMar>
+              <w:top w:type="dxa" w:w="60"/>
+              <w:left w:type="dxa" w:w="100"/>
+              <w:bottom w:type="dxa" w:w="60"/>
+              <w:right w:type="dxa" w:w="100"/>
+            </w:tcMar>
+          </w:tcPr>
+          <w:p>
+            <w:r>
+              <w:rPr>
+                <w:b w:val="false"/>
+                <w:bCs w:val="false"/>
+                <w:sz w:val="22"/>
+                <w:szCs w:val="22"/>
+              </w:rPr>
+              <w:t xml:space="preserve">Xem báo cáo chi phí</w:t>
+            </w:r>
+          </w:p>
+        </w:tc>
+        <w:tc>
+          <w:tcPr>
+            <w:tcW w:type="pct" w:w="950"/>
             <w:tcMar>
               <w:top w:type="dxa" w:w="60"/>
               <w:left w:type="dxa" w:w="100"/>
@@ -1194,23 +1194,23 @@
         </w:tc>
         <w:tc>
           <w:tcPr>
-            <w:tcW w:type="pct" w:w="550"/>
-            <w:tcMar>
-              <w:top w:type="dxa" w:w="60"/>
-              <w:left w:type="dxa" w:w="100"/>
-              <w:bottom w:type="dxa" w:w="60"/>
-              <w:right w:type="dxa" w:w="100"/>
-            </w:tcMar>
-          </w:tcPr>
-          <w:p>
-            <w:r>
-              <w:rPr>
-                <w:b w:val="false"/>
-                <w:bCs w:val="false"/>
-                <w:sz w:val="22"/>
-                <w:szCs w:val="22"/>
-              </w:rPr>
-              <w:t xml:space="preserve">Chính</w:t>
+            <w:tcW w:type="pct" w:w="650"/>
+            <w:tcMar>
+              <w:top w:type="dxa" w:w="60"/>
+              <w:left w:type="dxa" w:w="100"/>
+              <w:bottom w:type="dxa" w:w="60"/>
+              <w:right w:type="dxa" w:w="100"/>
+            </w:tcMar>
+          </w:tcPr>
+          <w:p>
+            <w:r>
+              <w:rPr>
+                <w:b w:val="false"/>
+                <w:bCs w:val="false"/>
+                <w:sz w:val="22"/>
+                <w:szCs w:val="22"/>
+              </w:rPr>
+              <w:t xml:space="preserve">Đã làm</w:t>
             </w:r>
           </w:p>
         </w:tc>
@@ -1232,7 +1232,7 @@
                 <w:sz w:val="22"/>
                 <w:szCs w:val="22"/>
               </w:rPr>
-              <w:t xml:space="preserve">Xóa gói sau khi người dùng xác nhận.</w:t>
+              <w:t xml:space="preserve">Chi phí tuần/tháng/quý/năm, biểu đồ tròn theo gói, chi phí theo danh mục, 3 gói tốn kém nhất.</w:t>
             </w:r>
           </w:p>
         </w:tc>
@@ -1262,29 +1262,29 @@
         </w:tc>
         <w:tc>
           <w:tcPr>
-            <w:tcW w:type="pct" w:w="1200"/>
-            <w:tcMar>
-              <w:top w:type="dxa" w:w="60"/>
-              <w:left w:type="dxa" w:w="100"/>
-              <w:bottom w:type="dxa" w:w="60"/>
-              <w:right w:type="dxa" w:w="100"/>
-            </w:tcMar>
-          </w:tcPr>
-          <w:p>
-            <w:r>
-              <w:rPr>
-                <w:b w:val="false"/>
-                <w:bCs w:val="false"/>
-                <w:sz w:val="22"/>
-                <w:szCs w:val="22"/>
-              </w:rPr>
-              <w:t xml:space="preserve">Tìm kiếm, lọc, sắp xếp</w:t>
-            </w:r>
-          </w:p>
-        </w:tc>
-        <w:tc>
-          <w:tcPr>
-            <w:tcW w:type="pct" w:w="1000"/>
+            <w:tcW w:type="pct" w:w="1150"/>
+            <w:tcMar>
+              <w:top w:type="dxa" w:w="60"/>
+              <w:left w:type="dxa" w:w="100"/>
+              <w:bottom w:type="dxa" w:w="60"/>
+              <w:right w:type="dxa" w:w="100"/>
+            </w:tcMar>
+          </w:tcPr>
+          <w:p>
+            <w:r>
+              <w:rPr>
+                <w:b w:val="false"/>
+                <w:bCs w:val="false"/>
+                <w:sz w:val="22"/>
+                <w:szCs w:val="22"/>
+              </w:rPr>
+              <w:t xml:space="preserve">Quản lý tag</w:t>
+            </w:r>
+          </w:p>
+        </w:tc>
+        <w:tc>
+          <w:tcPr>
+            <w:tcW w:type="pct" w:w="950"/>
             <w:tcMar>
               <w:top w:type="dxa" w:w="60"/>
               <w:left w:type="dxa" w:w="100"/>
@@ -1306,23 +1306,23 @@
         </w:tc>
         <w:tc>
           <w:tcPr>
-            <w:tcW w:type="pct" w:w="550"/>
-            <w:tcMar>
-              <w:top w:type="dxa" w:w="60"/>
-              <w:left w:type="dxa" w:w="100"/>
-              <w:bottom w:type="dxa" w:w="60"/>
-              <w:right w:type="dxa" w:w="100"/>
-            </w:tcMar>
-          </w:tcPr>
-          <w:p>
-            <w:r>
-              <w:rPr>
-                <w:b w:val="false"/>
-                <w:bCs w:val="false"/>
-                <w:sz w:val="22"/>
-                <w:szCs w:val="22"/>
-              </w:rPr>
-              <w:t xml:space="preserve">Chính</w:t>
+            <w:tcW w:type="pct" w:w="650"/>
+            <w:tcMar>
+              <w:top w:type="dxa" w:w="60"/>
+              <w:left w:type="dxa" w:w="100"/>
+              <w:bottom w:type="dxa" w:w="60"/>
+              <w:right w:type="dxa" w:w="100"/>
+            </w:tcMar>
+          </w:tcPr>
+          <w:p>
+            <w:r>
+              <w:rPr>
+                <w:b w:val="false"/>
+                <w:bCs w:val="false"/>
+                <w:sz w:val="22"/>
+                <w:szCs w:val="22"/>
+              </w:rPr>
+              <w:t xml:space="preserve">Đã làm</w:t>
             </w:r>
           </w:p>
         </w:tc>
@@ -1344,7 +1344,7 @@
                 <w:sz w:val="22"/>
                 <w:szCs w:val="22"/>
               </w:rPr>
-              <w:t xml:space="preserve">Tìm theo tên; lọc theo danh mục/trạng thái; sắp xếp theo ngày hoặc chi phí.</w:t>
+              <w:t xml:space="preserve">Tạo, sửa, xóa tag có màu; xem số gói theo tag, nền tảng và chi phí theo danh mục.</w:t>
             </w:r>
           </w:p>
         </w:tc>
@@ -1374,29 +1374,29 @@
         </w:tc>
         <w:tc>
           <w:tcPr>
-            <w:tcW w:type="pct" w:w="1200"/>
-            <w:tcMar>
-              <w:top w:type="dxa" w:w="60"/>
-              <w:left w:type="dxa" w:w="100"/>
-              <w:bottom w:type="dxa" w:w="60"/>
-              <w:right w:type="dxa" w:w="100"/>
-            </w:tcMar>
-          </w:tcPr>
-          <w:p>
-            <w:r>
-              <w:rPr>
-                <w:b w:val="false"/>
-                <w:bCs w:val="false"/>
-                <w:sz w:val="22"/>
-                <w:szCs w:val="22"/>
-              </w:rPr>
-              <w:t xml:space="preserve">Xem thống kê chi phí</w:t>
-            </w:r>
-          </w:p>
-        </w:tc>
-        <w:tc>
-          <w:tcPr>
-            <w:tcW w:type="pct" w:w="1000"/>
+            <w:tcW w:type="pct" w:w="1150"/>
+            <w:tcMar>
+              <w:top w:type="dxa" w:w="60"/>
+              <w:left w:type="dxa" w:w="100"/>
+              <w:bottom w:type="dxa" w:w="60"/>
+              <w:right w:type="dxa" w:w="100"/>
+            </w:tcMar>
+          </w:tcPr>
+          <w:p>
+            <w:r>
+              <w:rPr>
+                <w:b w:val="false"/>
+                <w:bCs w:val="false"/>
+                <w:sz w:val="22"/>
+                <w:szCs w:val="22"/>
+              </w:rPr>
+              <w:t xml:space="preserve">Đặt nhắc hạn cho gói</w:t>
+            </w:r>
+          </w:p>
+        </w:tc>
+        <w:tc>
+          <w:tcPr>
+            <w:tcW w:type="pct" w:w="950"/>
             <w:tcMar>
               <w:top w:type="dxa" w:w="60"/>
               <w:left w:type="dxa" w:w="100"/>
@@ -1418,23 +1418,23 @@
         </w:tc>
         <w:tc>
           <w:tcPr>
-            <w:tcW w:type="pct" w:w="550"/>
-            <w:tcMar>
-              <w:top w:type="dxa" w:w="60"/>
-              <w:left w:type="dxa" w:w="100"/>
-              <w:bottom w:type="dxa" w:w="60"/>
-              <w:right w:type="dxa" w:w="100"/>
-            </w:tcMar>
-          </w:tcPr>
-          <w:p>
-            <w:r>
-              <w:rPr>
-                <w:b w:val="false"/>
-                <w:bCs w:val="false"/>
-                <w:sz w:val="22"/>
-                <w:szCs w:val="22"/>
-              </w:rPr>
-              <w:t xml:space="preserve">Chính</w:t>
+            <w:tcW w:type="pct" w:w="650"/>
+            <w:tcMar>
+              <w:top w:type="dxa" w:w="60"/>
+              <w:left w:type="dxa" w:w="100"/>
+              <w:bottom w:type="dxa" w:w="60"/>
+              <w:right w:type="dxa" w:w="100"/>
+            </w:tcMar>
+          </w:tcPr>
+          <w:p>
+            <w:r>
+              <w:rPr>
+                <w:b w:val="false"/>
+                <w:bCs w:val="false"/>
+                <w:sz w:val="22"/>
+                <w:szCs w:val="22"/>
+              </w:rPr>
+              <w:t xml:space="preserve">Đã làm</w:t>
             </w:r>
           </w:p>
         </w:tc>
@@ -1456,7 +1456,7 @@
                 <w:sz w:val="22"/>
                 <w:szCs w:val="22"/>
               </w:rPr>
-              <w:t xml:space="preserve">Tổng chi phí theo tháng, phân bổ theo danh mục, các gói chi phí cao.</w:t>
+              <w:t xml:space="preserve">Chọn nhắc đúng ngày hoặc trước 1, 3, 7, 30 ngày; bật/tắt nhắc hạn trong Cài đặt.</w:t>
             </w:r>
           </w:p>
         </w:tc>
@@ -1486,67 +1486,67 @@
         </w:tc>
         <w:tc>
           <w:tcPr>
-            <w:tcW w:type="pct" w:w="1200"/>
-            <w:tcMar>
-              <w:top w:type="dxa" w:w="60"/>
-              <w:left w:type="dxa" w:w="100"/>
-              <w:bottom w:type="dxa" w:w="60"/>
-              <w:right w:type="dxa" w:w="100"/>
-            </w:tcMar>
-          </w:tcPr>
-          <w:p>
-            <w:r>
-              <w:rPr>
-                <w:b w:val="false"/>
-                <w:bCs w:val="false"/>
-                <w:sz w:val="22"/>
-                <w:szCs w:val="22"/>
-              </w:rPr>
-              <w:t xml:space="preserve">Xem khoản sắp đến hạn</w:t>
-            </w:r>
-          </w:p>
-        </w:tc>
-        <w:tc>
-          <w:tcPr>
-            <w:tcW w:type="pct" w:w="1000"/>
-            <w:tcMar>
-              <w:top w:type="dxa" w:w="60"/>
-              <w:left w:type="dxa" w:w="100"/>
-              <w:bottom w:type="dxa" w:w="60"/>
-              <w:right w:type="dxa" w:w="100"/>
-            </w:tcMar>
-          </w:tcPr>
-          <w:p>
-            <w:r>
-              <w:rPr>
-                <w:b w:val="false"/>
-                <w:bCs w:val="false"/>
-                <w:sz w:val="22"/>
-                <w:szCs w:val="22"/>
-              </w:rPr>
-              <w:t xml:space="preserve">Người dùng</w:t>
-            </w:r>
-          </w:p>
-        </w:tc>
-        <w:tc>
-          <w:tcPr>
-            <w:tcW w:type="pct" w:w="550"/>
-            <w:tcMar>
-              <w:top w:type="dxa" w:w="60"/>
-              <w:left w:type="dxa" w:w="100"/>
-              <w:bottom w:type="dxa" w:w="60"/>
-              <w:right w:type="dxa" w:w="100"/>
-            </w:tcMar>
-          </w:tcPr>
-          <w:p>
-            <w:r>
-              <w:rPr>
-                <w:b w:val="false"/>
-                <w:bCs w:val="false"/>
-                <w:sz w:val="22"/>
-                <w:szCs w:val="22"/>
-              </w:rPr>
-              <w:t xml:space="preserve">Chính</w:t>
+            <w:tcW w:type="pct" w:w="1150"/>
+            <w:tcMar>
+              <w:top w:type="dxa" w:w="60"/>
+              <w:left w:type="dxa" w:w="100"/>
+              <w:bottom w:type="dxa" w:w="60"/>
+              <w:right w:type="dxa" w:w="100"/>
+            </w:tcMar>
+          </w:tcPr>
+          <w:p>
+            <w:r>
+              <w:rPr>
+                <w:b w:val="false"/>
+                <w:bCs w:val="false"/>
+                <w:sz w:val="22"/>
+                <w:szCs w:val="22"/>
+              </w:rPr>
+              <w:t xml:space="preserve">Thêm lịch thanh toán vào Lịch</w:t>
+            </w:r>
+          </w:p>
+        </w:tc>
+        <w:tc>
+          <w:tcPr>
+            <w:tcW w:type="pct" w:w="950"/>
+            <w:tcMar>
+              <w:top w:type="dxa" w:w="60"/>
+              <w:left w:type="dxa" w:w="100"/>
+              <w:bottom w:type="dxa" w:w="60"/>
+              <w:right w:type="dxa" w:w="100"/>
+            </w:tcMar>
+          </w:tcPr>
+          <w:p>
+            <w:r>
+              <w:rPr>
+                <w:b w:val="false"/>
+                <w:bCs w:val="false"/>
+                <w:sz w:val="22"/>
+                <w:szCs w:val="22"/>
+              </w:rPr>
+              <w:t xml:space="preserve">Người dùng, Ứng dụng Lịch</w:t>
+            </w:r>
+          </w:p>
+        </w:tc>
+        <w:tc>
+          <w:tcPr>
+            <w:tcW w:type="pct" w:w="650"/>
+            <w:tcMar>
+              <w:top w:type="dxa" w:w="60"/>
+              <w:left w:type="dxa" w:w="100"/>
+              <w:bottom w:type="dxa" w:w="60"/>
+              <w:right w:type="dxa" w:w="100"/>
+            </w:tcMar>
+          </w:tcPr>
+          <w:p>
+            <w:r>
+              <w:rPr>
+                <w:b w:val="false"/>
+                <w:bCs w:val="false"/>
+                <w:sz w:val="22"/>
+                <w:szCs w:val="22"/>
+              </w:rPr>
+              <w:t xml:space="preserve">Đã làm</w:t>
             </w:r>
           </w:p>
         </w:tc>
@@ -1568,7 +1568,7 @@
                 <w:sz w:val="22"/>
                 <w:szCs w:val="22"/>
               </w:rPr>
-              <w:t xml:space="preserve">Danh sách các gói sắp tới ngày thanh toán.</w:t>
+              <w:t xml:space="preserve">Mở ứng dụng Lịch với sự kiện lặp lại theo chu kỳ thanh toán.</w:t>
             </w:r>
           </w:p>
         </w:tc>
@@ -1598,29 +1598,29 @@
         </w:tc>
         <w:tc>
           <w:tcPr>
-            <w:tcW w:type="pct" w:w="1200"/>
-            <w:tcMar>
-              <w:top w:type="dxa" w:w="60"/>
-              <w:left w:type="dxa" w:w="100"/>
-              <w:bottom w:type="dxa" w:w="60"/>
-              <w:right w:type="dxa" w:w="100"/>
-            </w:tcMar>
-          </w:tcPr>
-          <w:p>
-            <w:r>
-              <w:rPr>
-                <w:b w:val="false"/>
-                <w:bCs w:val="false"/>
-                <w:sz w:val="22"/>
-                <w:szCs w:val="22"/>
-              </w:rPr>
-              <w:t xml:space="preserve">Cài đặt thời gian nhắc</w:t>
-            </w:r>
-          </w:p>
-        </w:tc>
-        <w:tc>
-          <w:tcPr>
-            <w:tcW w:type="pct" w:w="1000"/>
+            <w:tcW w:type="pct" w:w="1150"/>
+            <w:tcMar>
+              <w:top w:type="dxa" w:w="60"/>
+              <w:left w:type="dxa" w:w="100"/>
+              <w:bottom w:type="dxa" w:w="60"/>
+              <w:right w:type="dxa" w:w="100"/>
+            </w:tcMar>
+          </w:tcPr>
+          <w:p>
+            <w:r>
+              <w:rPr>
+                <w:b w:val="false"/>
+                <w:bCs w:val="false"/>
+                <w:sz w:val="22"/>
+                <w:szCs w:val="22"/>
+              </w:rPr>
+              <w:t xml:space="preserve">Xuất CSV / chia sẻ báo cáo</w:t>
+            </w:r>
+          </w:p>
+        </w:tc>
+        <w:tc>
+          <w:tcPr>
+            <w:tcW w:type="pct" w:w="950"/>
             <w:tcMar>
               <w:top w:type="dxa" w:w="60"/>
               <w:left w:type="dxa" w:w="100"/>
@@ -1642,23 +1642,23 @@
         </w:tc>
         <w:tc>
           <w:tcPr>
-            <w:tcW w:type="pct" w:w="550"/>
-            <w:tcMar>
-              <w:top w:type="dxa" w:w="60"/>
-              <w:left w:type="dxa" w:w="100"/>
-              <w:bottom w:type="dxa" w:w="60"/>
-              <w:right w:type="dxa" w:w="100"/>
-            </w:tcMar>
-          </w:tcPr>
-          <w:p>
-            <w:r>
-              <w:rPr>
-                <w:b w:val="false"/>
-                <w:bCs w:val="false"/>
-                <w:sz w:val="22"/>
-                <w:szCs w:val="22"/>
-              </w:rPr>
-              <w:t xml:space="preserve">Mở rộng</w:t>
+            <w:tcW w:type="pct" w:w="650"/>
+            <w:tcMar>
+              <w:top w:type="dxa" w:w="60"/>
+              <w:left w:type="dxa" w:w="100"/>
+              <w:bottom w:type="dxa" w:w="60"/>
+              <w:right w:type="dxa" w:w="100"/>
+            </w:tcMar>
+          </w:tcPr>
+          <w:p>
+            <w:r>
+              <w:rPr>
+                <w:b w:val="false"/>
+                <w:bCs w:val="false"/>
+                <w:sz w:val="22"/>
+                <w:szCs w:val="22"/>
+              </w:rPr>
+              <w:t xml:space="preserve">Đã làm</w:t>
             </w:r>
           </w:p>
         </w:tc>
@@ -1680,7 +1680,7 @@
                 <w:sz w:val="22"/>
                 <w:szCs w:val="22"/>
               </w:rPr>
-              <w:t xml:space="preserve">Chọn nhắc trước 1, 3 hoặc 7 ngày.</w:t>
+              <w:t xml:space="preserve">Lưu danh sách gói ra file CSV hoặc gửi tóm tắt chi phí qua ứng dụng khác.</w:t>
             </w:r>
           </w:p>
         </w:tc>
@@ -1710,29 +1710,29 @@
         </w:tc>
         <w:tc>
           <w:tcPr>
-            <w:tcW w:type="pct" w:w="1200"/>
-            <w:tcMar>
-              <w:top w:type="dxa" w:w="60"/>
-              <w:left w:type="dxa" w:w="100"/>
-              <w:bottom w:type="dxa" w:w="60"/>
-              <w:right w:type="dxa" w:w="100"/>
-            </w:tcMar>
-          </w:tcPr>
-          <w:p>
-            <w:r>
-              <w:rPr>
-                <w:b w:val="false"/>
-                <w:bCs w:val="false"/>
-                <w:sz w:val="22"/>
-                <w:szCs w:val="22"/>
-              </w:rPr>
-              <w:t xml:space="preserve">Đổi trạng thái gói</w:t>
-            </w:r>
-          </w:p>
-        </w:tc>
-        <w:tc>
-          <w:tcPr>
-            <w:tcW w:type="pct" w:w="1000"/>
+            <w:tcW w:type="pct" w:w="1150"/>
+            <w:tcMar>
+              <w:top w:type="dxa" w:w="60"/>
+              <w:left w:type="dxa" w:w="100"/>
+              <w:bottom w:type="dxa" w:w="60"/>
+              <w:right w:type="dxa" w:w="100"/>
+            </w:tcMar>
+          </w:tcPr>
+          <w:p>
+            <w:r>
+              <w:rPr>
+                <w:b w:val="false"/>
+                <w:bCs w:val="false"/>
+                <w:sz w:val="22"/>
+                <w:szCs w:val="22"/>
+              </w:rPr>
+              <w:t xml:space="preserve">Cài đặt ứng dụng</w:t>
+            </w:r>
+          </w:p>
+        </w:tc>
+        <w:tc>
+          <w:tcPr>
+            <w:tcW w:type="pct" w:w="950"/>
             <w:tcMar>
               <w:top w:type="dxa" w:w="60"/>
               <w:left w:type="dxa" w:w="100"/>
@@ -1754,23 +1754,23 @@
         </w:tc>
         <w:tc>
           <w:tcPr>
-            <w:tcW w:type="pct" w:w="550"/>
-            <w:tcMar>
-              <w:top w:type="dxa" w:w="60"/>
-              <w:left w:type="dxa" w:w="100"/>
-              <w:bottom w:type="dxa" w:w="60"/>
-              <w:right w:type="dxa" w:w="100"/>
-            </w:tcMar>
-          </w:tcPr>
-          <w:p>
-            <w:r>
-              <w:rPr>
-                <w:b w:val="false"/>
-                <w:bCs w:val="false"/>
-                <w:sz w:val="22"/>
-                <w:szCs w:val="22"/>
-              </w:rPr>
-              <w:t xml:space="preserve">Mở rộng</w:t>
+            <w:tcW w:type="pct" w:w="650"/>
+            <w:tcMar>
+              <w:top w:type="dxa" w:w="60"/>
+              <w:left w:type="dxa" w:w="100"/>
+              <w:bottom w:type="dxa" w:w="60"/>
+              <w:right w:type="dxa" w:w="100"/>
+            </w:tcMar>
+          </w:tcPr>
+          <w:p>
+            <w:r>
+              <w:rPr>
+                <w:b w:val="false"/>
+                <w:bCs w:val="false"/>
+                <w:sz w:val="22"/>
+                <w:szCs w:val="22"/>
+              </w:rPr>
+              <w:t xml:space="preserve">Đã làm</w:t>
             </w:r>
           </w:p>
         </w:tc>
@@ -1792,7 +1792,7 @@
                 <w:sz w:val="22"/>
                 <w:szCs w:val="22"/>
               </w:rPr>
-              <w:t xml:space="preserve">Đánh dấu gói đang hoạt động, tạm ngưng hoặc đã hủy.</w:t>
+              <w:t xml:space="preserve">Tiền tệ mặc định, gửi thông báo thử, thêm 5 gói mẫu, xóa toàn bộ dữ liệu.</w:t>
             </w:r>
           </w:p>
         </w:tc>
@@ -1822,67 +1822,67 @@
         </w:tc>
         <w:tc>
           <w:tcPr>
-            <w:tcW w:type="pct" w:w="1200"/>
-            <w:tcMar>
-              <w:top w:type="dxa" w:w="60"/>
-              <w:left w:type="dxa" w:w="100"/>
-              <w:bottom w:type="dxa" w:w="60"/>
-              <w:right w:type="dxa" w:w="100"/>
-            </w:tcMar>
-          </w:tcPr>
-          <w:p>
-            <w:r>
-              <w:rPr>
-                <w:b w:val="false"/>
-                <w:bCs w:val="false"/>
-                <w:sz w:val="22"/>
-                <w:szCs w:val="22"/>
-              </w:rPr>
-              <w:t xml:space="preserve">Xuất CSV / chia sẻ báo cáo</w:t>
-            </w:r>
-          </w:p>
-        </w:tc>
-        <w:tc>
-          <w:tcPr>
-            <w:tcW w:type="pct" w:w="1000"/>
-            <w:tcMar>
-              <w:top w:type="dxa" w:w="60"/>
-              <w:left w:type="dxa" w:w="100"/>
-              <w:bottom w:type="dxa" w:w="60"/>
-              <w:right w:type="dxa" w:w="100"/>
-            </w:tcMar>
-          </w:tcPr>
-          <w:p>
-            <w:r>
-              <w:rPr>
-                <w:b w:val="false"/>
-                <w:bCs w:val="false"/>
-                <w:sz w:val="22"/>
-                <w:szCs w:val="22"/>
-              </w:rPr>
-              <w:t xml:space="preserve">Người dùng</w:t>
-            </w:r>
-          </w:p>
-        </w:tc>
-        <w:tc>
-          <w:tcPr>
-            <w:tcW w:type="pct" w:w="550"/>
-            <w:tcMar>
-              <w:top w:type="dxa" w:w="60"/>
-              <w:left w:type="dxa" w:w="100"/>
-              <w:bottom w:type="dxa" w:w="60"/>
-              <w:right w:type="dxa" w:w="100"/>
-            </w:tcMar>
-          </w:tcPr>
-          <w:p>
-            <w:r>
-              <w:rPr>
-                <w:b w:val="false"/>
-                <w:bCs w:val="false"/>
-                <w:sz w:val="22"/>
-                <w:szCs w:val="22"/>
-              </w:rPr>
-              <w:t xml:space="preserve">Mở rộng</w:t>
+            <w:tcW w:type="pct" w:w="1150"/>
+            <w:tcMar>
+              <w:top w:type="dxa" w:w="60"/>
+              <w:left w:type="dxa" w:w="100"/>
+              <w:bottom w:type="dxa" w:w="60"/>
+              <w:right w:type="dxa" w:w="100"/>
+            </w:tcMar>
+          </w:tcPr>
+          <w:p>
+            <w:r>
+              <w:rPr>
+                <w:b w:val="false"/>
+                <w:bCs w:val="false"/>
+                <w:sz w:val="22"/>
+                <w:szCs w:val="22"/>
+              </w:rPr>
+              <w:t xml:space="preserve">Kiểm tra dữ liệu hợp lệ</w:t>
+            </w:r>
+          </w:p>
+        </w:tc>
+        <w:tc>
+          <w:tcPr>
+            <w:tcW w:type="pct" w:w="950"/>
+            <w:tcMar>
+              <w:top w:type="dxa" w:w="60"/>
+              <w:left w:type="dxa" w:w="100"/>
+              <w:bottom w:type="dxa" w:w="60"/>
+              <w:right w:type="dxa" w:w="100"/>
+            </w:tcMar>
+          </w:tcPr>
+          <w:p>
+            <w:r>
+              <w:rPr>
+                <w:b w:val="false"/>
+                <w:bCs w:val="false"/>
+                <w:sz w:val="22"/>
+                <w:szCs w:val="22"/>
+              </w:rPr>
+              <w:t xml:space="preserve">(được gọi bởi UC02, UC03)</w:t>
+            </w:r>
+          </w:p>
+        </w:tc>
+        <w:tc>
+          <w:tcPr>
+            <w:tcW w:type="pct" w:w="650"/>
+            <w:tcMar>
+              <w:top w:type="dxa" w:w="60"/>
+              <w:left w:type="dxa" w:w="100"/>
+              <w:bottom w:type="dxa" w:w="60"/>
+              <w:right w:type="dxa" w:w="100"/>
+            </w:tcMar>
+          </w:tcPr>
+          <w:p>
+            <w:r>
+              <w:rPr>
+                <w:b w:val="false"/>
+                <w:bCs w:val="false"/>
+                <w:sz w:val="22"/>
+                <w:szCs w:val="22"/>
+              </w:rPr>
+              <w:t xml:space="preserve">Đã làm</w:t>
             </w:r>
           </w:p>
         </w:tc>
@@ -1904,7 +1904,7 @@
                 <w:sz w:val="22"/>
                 <w:szCs w:val="22"/>
               </w:rPr>
-              <w:t xml:space="preserve">Xuất danh sách gói ra file CSV hoặc chia sẻ báo cáo chi phí.</w:t>
+              <w:t xml:space="preserve">Tên bắt buộc, tối đa 60 ký tự; số tiền hợp lệ, không âm; liên kết phải là http/https.</w:t>
             </w:r>
           </w:p>
         </w:tc>
@@ -1934,67 +1934,67 @@
         </w:tc>
         <w:tc>
           <w:tcPr>
-            <w:tcW w:type="pct" w:w="1200"/>
-            <w:tcMar>
-              <w:top w:type="dxa" w:w="60"/>
-              <w:left w:type="dxa" w:w="100"/>
-              <w:bottom w:type="dxa" w:w="60"/>
-              <w:right w:type="dxa" w:w="100"/>
-            </w:tcMar>
-          </w:tcPr>
-          <w:p>
-            <w:r>
-              <w:rPr>
-                <w:b w:val="false"/>
-                <w:bCs w:val="false"/>
-                <w:sz w:val="22"/>
-                <w:szCs w:val="22"/>
-              </w:rPr>
-              <w:t xml:space="preserve">Kiểm tra dữ liệu hợp lệ</w:t>
-            </w:r>
-          </w:p>
-        </w:tc>
-        <w:tc>
-          <w:tcPr>
-            <w:tcW w:type="pct" w:w="1000"/>
-            <w:tcMar>
-              <w:top w:type="dxa" w:w="60"/>
-              <w:left w:type="dxa" w:w="100"/>
-              <w:bottom w:type="dxa" w:w="60"/>
-              <w:right w:type="dxa" w:w="100"/>
-            </w:tcMar>
-          </w:tcPr>
-          <w:p>
-            <w:r>
-              <w:rPr>
-                <w:b w:val="false"/>
-                <w:bCs w:val="false"/>
-                <w:sz w:val="22"/>
-                <w:szCs w:val="22"/>
-              </w:rPr>
-              <w:t xml:space="preserve">(được gọi bởi UC03, UC05)</w:t>
-            </w:r>
-          </w:p>
-        </w:tc>
-        <w:tc>
-          <w:tcPr>
-            <w:tcW w:type="pct" w:w="550"/>
-            <w:tcMar>
-              <w:top w:type="dxa" w:w="60"/>
-              <w:left w:type="dxa" w:w="100"/>
-              <w:bottom w:type="dxa" w:w="60"/>
-              <w:right w:type="dxa" w:w="100"/>
-            </w:tcMar>
-          </w:tcPr>
-          <w:p>
-            <w:r>
-              <w:rPr>
-                <w:b w:val="false"/>
-                <w:bCs w:val="false"/>
-                <w:sz w:val="22"/>
-                <w:szCs w:val="22"/>
-              </w:rPr>
-              <w:t xml:space="preserve">Chính</w:t>
+            <w:tcW w:type="pct" w:w="1150"/>
+            <w:tcMar>
+              <w:top w:type="dxa" w:w="60"/>
+              <w:left w:type="dxa" w:w="100"/>
+              <w:bottom w:type="dxa" w:w="60"/>
+              <w:right w:type="dxa" w:w="100"/>
+            </w:tcMar>
+          </w:tcPr>
+          <w:p>
+            <w:r>
+              <w:rPr>
+                <w:b w:val="false"/>
+                <w:bCs w:val="false"/>
+                <w:sz w:val="22"/>
+                <w:szCs w:val="22"/>
+              </w:rPr>
+              <w:t xml:space="preserve">Đổi trạng thái gói</w:t>
+            </w:r>
+          </w:p>
+        </w:tc>
+        <w:tc>
+          <w:tcPr>
+            <w:tcW w:type="pct" w:w="950"/>
+            <w:tcMar>
+              <w:top w:type="dxa" w:w="60"/>
+              <w:left w:type="dxa" w:w="100"/>
+              <w:bottom w:type="dxa" w:w="60"/>
+              <w:right w:type="dxa" w:w="100"/>
+            </w:tcMar>
+          </w:tcPr>
+          <w:p>
+            <w:r>
+              <w:rPr>
+                <w:b w:val="false"/>
+                <w:bCs w:val="false"/>
+                <w:sz w:val="22"/>
+                <w:szCs w:val="22"/>
+              </w:rPr>
+              <w:t xml:space="preserve">Người dùng (mở rộng UC03)</w:t>
+            </w:r>
+          </w:p>
+        </w:tc>
+        <w:tc>
+          <w:tcPr>
+            <w:tcW w:type="pct" w:w="650"/>
+            <w:tcMar>
+              <w:top w:type="dxa" w:w="60"/>
+              <w:left w:type="dxa" w:w="100"/>
+              <w:bottom w:type="dxa" w:w="60"/>
+              <w:right w:type="dxa" w:w="100"/>
+            </w:tcMar>
+          </w:tcPr>
+          <w:p>
+            <w:r>
+              <w:rPr>
+                <w:b w:val="false"/>
+                <w:bCs w:val="false"/>
+                <w:sz w:val="22"/>
+                <w:szCs w:val="22"/>
+              </w:rPr>
+              <w:t xml:space="preserve">Đã làm</w:t>
             </w:r>
           </w:p>
         </w:tc>
@@ -2016,7 +2016,7 @@
                 <w:sz w:val="22"/>
                 <w:szCs w:val="22"/>
               </w:rPr>
-              <w:t xml:space="preserve">Tên không rỗng, số tiền không âm, ngày hợp lệ, chu kỳ bắt buộc.</w:t>
+              <w:t xml:space="preserve">Đang hoạt động, tạm dừng hoặc đã hủy; gói không hoạt động không tính vào chi phí.</w:t>
             </w:r>
           </w:p>
         </w:tc>
@@ -2046,67 +2046,67 @@
         </w:tc>
         <w:tc>
           <w:tcPr>
-            <w:tcW w:type="pct" w:w="1200"/>
-            <w:tcMar>
-              <w:top w:type="dxa" w:w="60"/>
-              <w:left w:type="dxa" w:w="100"/>
-              <w:bottom w:type="dxa" w:w="60"/>
-              <w:right w:type="dxa" w:w="100"/>
-            </w:tcMar>
-          </w:tcPr>
-          <w:p>
-            <w:r>
-              <w:rPr>
-                <w:b w:val="false"/>
-                <w:bCs w:val="false"/>
-                <w:sz w:val="22"/>
-                <w:szCs w:val="22"/>
-              </w:rPr>
-              <w:t xml:space="preserve">Xem biểu đồ chi phí</w:t>
-            </w:r>
-          </w:p>
-        </w:tc>
-        <w:tc>
-          <w:tcPr>
-            <w:tcW w:type="pct" w:w="1000"/>
-            <w:tcMar>
-              <w:top w:type="dxa" w:w="60"/>
-              <w:left w:type="dxa" w:w="100"/>
-              <w:bottom w:type="dxa" w:w="60"/>
-              <w:right w:type="dxa" w:w="100"/>
-            </w:tcMar>
-          </w:tcPr>
-          <w:p>
-            <w:r>
-              <w:rPr>
-                <w:b w:val="false"/>
-                <w:bCs w:val="false"/>
-                <w:sz w:val="22"/>
-                <w:szCs w:val="22"/>
-              </w:rPr>
-              <w:t xml:space="preserve">Người dùng</w:t>
-            </w:r>
-          </w:p>
-        </w:tc>
-        <w:tc>
-          <w:tcPr>
-            <w:tcW w:type="pct" w:w="550"/>
-            <w:tcMar>
-              <w:top w:type="dxa" w:w="60"/>
-              <w:left w:type="dxa" w:w="100"/>
-              <w:bottom w:type="dxa" w:w="60"/>
-              <w:right w:type="dxa" w:w="100"/>
-            </w:tcMar>
-          </w:tcPr>
-          <w:p>
-            <w:r>
-              <w:rPr>
-                <w:b w:val="false"/>
-                <w:bCs w:val="false"/>
-                <w:sz w:val="22"/>
-                <w:szCs w:val="22"/>
-              </w:rPr>
-              <w:t xml:space="preserve">Mở rộng</w:t>
+            <w:tcW w:type="pct" w:w="1150"/>
+            <w:tcMar>
+              <w:top w:type="dxa" w:w="60"/>
+              <w:left w:type="dxa" w:w="100"/>
+              <w:bottom w:type="dxa" w:w="60"/>
+              <w:right w:type="dxa" w:w="100"/>
+            </w:tcMar>
+          </w:tcPr>
+          <w:p>
+            <w:r>
+              <w:rPr>
+                <w:b w:val="false"/>
+                <w:bCs w:val="false"/>
+                <w:sz w:val="22"/>
+                <w:szCs w:val="22"/>
+              </w:rPr>
+              <w:t xml:space="preserve">Gửi thông báo nhắc hạn</w:t>
+            </w:r>
+          </w:p>
+        </w:tc>
+        <w:tc>
+          <w:tcPr>
+            <w:tcW w:type="pct" w:w="950"/>
+            <w:tcMar>
+              <w:top w:type="dxa" w:w="60"/>
+              <w:left w:type="dxa" w:w="100"/>
+              <w:bottom w:type="dxa" w:w="60"/>
+              <w:right w:type="dxa" w:w="100"/>
+            </w:tcMar>
+          </w:tcPr>
+          <w:p>
+            <w:r>
+              <w:rPr>
+                <w:b w:val="false"/>
+                <w:bCs w:val="false"/>
+                <w:sz w:val="22"/>
+                <w:szCs w:val="22"/>
+              </w:rPr>
+              <w:t xml:space="preserve">Hệ thống thông báo</w:t>
+            </w:r>
+          </w:p>
+        </w:tc>
+        <w:tc>
+          <w:tcPr>
+            <w:tcW w:type="pct" w:w="650"/>
+            <w:tcMar>
+              <w:top w:type="dxa" w:w="60"/>
+              <w:left w:type="dxa" w:w="100"/>
+              <w:bottom w:type="dxa" w:w="60"/>
+              <w:right w:type="dxa" w:w="100"/>
+            </w:tcMar>
+          </w:tcPr>
+          <w:p>
+            <w:r>
+              <w:rPr>
+                <w:b w:val="false"/>
+                <w:bCs w:val="false"/>
+                <w:sz w:val="22"/>
+                <w:szCs w:val="22"/>
+              </w:rPr>
+              <w:t xml:space="preserve">Đã làm</w:t>
             </w:r>
           </w:p>
         </w:tc>
@@ -2128,7 +2128,7 @@
                 <w:sz w:val="22"/>
                 <w:szCs w:val="22"/>
               </w:rPr>
-              <w:t xml:space="preserve">Biểu đồ chi phí theo tháng và theo danh mục (mở rộng UC08).</w:t>
+              <w:t xml:space="preserve">Kiểm tra hằng ngày và ngay sau khi lưu gói; mỗi kỳ thanh toán chỉ nhắc một lần.</w:t>
             </w:r>
           </w:p>
         </w:tc>
@@ -2158,67 +2158,67 @@
         </w:tc>
         <w:tc>
           <w:tcPr>
-            <w:tcW w:type="pct" w:w="1200"/>
-            <w:tcMar>
-              <w:top w:type="dxa" w:w="60"/>
-              <w:left w:type="dxa" w:w="100"/>
-              <w:bottom w:type="dxa" w:w="60"/>
-              <w:right w:type="dxa" w:w="100"/>
-            </w:tcMar>
-          </w:tcPr>
-          <w:p>
-            <w:r>
-              <w:rPr>
-                <w:b w:val="false"/>
-                <w:bCs w:val="false"/>
-                <w:sz w:val="22"/>
-                <w:szCs w:val="22"/>
-              </w:rPr>
-              <w:t xml:space="preserve">Gửi thông báo nhắc hạn</w:t>
-            </w:r>
-          </w:p>
-        </w:tc>
-        <w:tc>
-          <w:tcPr>
-            <w:tcW w:type="pct" w:w="1000"/>
-            <w:tcMar>
-              <w:top w:type="dxa" w:w="60"/>
-              <w:left w:type="dxa" w:w="100"/>
-              <w:bottom w:type="dxa" w:w="60"/>
-              <w:right w:type="dxa" w:w="100"/>
-            </w:tcMar>
-          </w:tcPr>
-          <w:p>
-            <w:r>
-              <w:rPr>
-                <w:b w:val="false"/>
-                <w:bCs w:val="false"/>
-                <w:sz w:val="22"/>
-                <w:szCs w:val="22"/>
-              </w:rPr>
-              <w:t xml:space="preserve">Hệ thống thông báo</w:t>
-            </w:r>
-          </w:p>
-        </w:tc>
-        <w:tc>
-          <w:tcPr>
-            <w:tcW w:type="pct" w:w="550"/>
-            <w:tcMar>
-              <w:top w:type="dxa" w:w="60"/>
-              <w:left w:type="dxa" w:w="100"/>
-              <w:bottom w:type="dxa" w:w="60"/>
-              <w:right w:type="dxa" w:w="100"/>
-            </w:tcMar>
-          </w:tcPr>
-          <w:p>
-            <w:r>
-              <w:rPr>
-                <w:b w:val="false"/>
-                <w:bCs w:val="false"/>
-                <w:sz w:val="22"/>
-                <w:szCs w:val="22"/>
-              </w:rPr>
-              <w:t xml:space="preserve">Chính</w:t>
+            <w:tcW w:type="pct" w:w="1150"/>
+            <w:tcMar>
+              <w:top w:type="dxa" w:w="60"/>
+              <w:left w:type="dxa" w:w="100"/>
+              <w:bottom w:type="dxa" w:w="60"/>
+              <w:right w:type="dxa" w:w="100"/>
+            </w:tcMar>
+          </w:tcPr>
+          <w:p>
+            <w:r>
+              <w:rPr>
+                <w:b w:val="false"/>
+                <w:bCs w:val="false"/>
+                <w:sz w:val="22"/>
+                <w:szCs w:val="22"/>
+              </w:rPr>
+              <w:t xml:space="preserve">Đăng nhập, đồng bộ đám mây</w:t>
+            </w:r>
+          </w:p>
+        </w:tc>
+        <w:tc>
+          <w:tcPr>
+            <w:tcW w:type="pct" w:w="950"/>
+            <w:tcMar>
+              <w:top w:type="dxa" w:w="60"/>
+              <w:left w:type="dxa" w:w="100"/>
+              <w:bottom w:type="dxa" w:w="60"/>
+              <w:right w:type="dxa" w:w="100"/>
+            </w:tcMar>
+          </w:tcPr>
+          <w:p>
+            <w:r>
+              <w:rPr>
+                <w:b w:val="false"/>
+                <w:bCs w:val="false"/>
+                <w:sz w:val="22"/>
+                <w:szCs w:val="22"/>
+              </w:rPr>
+              <w:t xml:space="preserve">Người dùng</w:t>
+            </w:r>
+          </w:p>
+        </w:tc>
+        <w:tc>
+          <w:tcPr>
+            <w:tcW w:type="pct" w:w="650"/>
+            <w:tcMar>
+              <w:top w:type="dxa" w:w="60"/>
+              <w:left w:type="dxa" w:w="100"/>
+              <w:bottom w:type="dxa" w:w="60"/>
+              <w:right w:type="dxa" w:w="100"/>
+            </w:tcMar>
+          </w:tcPr>
+          <w:p>
+            <w:r>
+              <w:rPr>
+                <w:b w:val="false"/>
+                <w:bCs w:val="false"/>
+                <w:sz w:val="22"/>
+                <w:szCs w:val="22"/>
+              </w:rPr>
+              <w:t xml:space="preserve">Hướng phát triển</w:t>
             </w:r>
           </w:p>
         </w:tc>
@@ -2240,7 +2240,7 @@
                 <w:sz w:val="22"/>
                 <w:szCs w:val="22"/>
               </w:rPr>
-              <w:t xml:space="preserve">Hiển thị nhắc hạn trong app; thông báo cục bộ nếu đủ thời gian.</w:t>
+              <w:t xml:space="preserve">Chưa triển khai; cần Firebase Authentication và Firestore.</w:t>
             </w:r>
           </w:p>
         </w:tc>
@@ -2261,7 +2261,7 @@
         <w:spacing w:before="240"/>
       </w:pPr>
       <w:r>
-        <w:t xml:space="preserve">UC03 – Thêm gói đăng ký</w:t>
+        <w:t xml:space="preserve">UC02 – Thêm gói đăng ký</w:t>
       </w:r>
     </w:p>
     <w:tbl>
@@ -2416,7 +2416,7 @@
                 <w:sz w:val="22"/>
                 <w:szCs w:val="22"/>
               </w:rPr>
-              <w:t xml:space="preserve">Ứng dụng đã mở; người dùng đã đăng nhập (nếu có chức năng tài khoản).</w:t>
+              <w:t xml:space="preserve">Ứng dụng đã mở, đã qua màn hình giới thiệu lần đầu.</w:t>
             </w:r>
           </w:p>
         </w:tc>
@@ -2463,29 +2463,29 @@
                 <w:sz w:val="22"/>
                 <w:szCs w:val="22"/>
               </w:rPr>
-              <w:t xml:space="preserve">1. Người dùng chọn “Thêm gói đăng ký”.</w:t>
-            </w:r>
-          </w:p>
-          <w:p>
-            <w:r>
-              <w:rPr>
-                <w:b w:val="false"/>
-                <w:bCs w:val="false"/>
-                <w:sz w:val="22"/>
-                <w:szCs w:val="22"/>
-              </w:rPr>
-              <w:t xml:space="preserve">2. Hệ thống hiển thị form nhập thông tin.</w:t>
-            </w:r>
-          </w:p>
-          <w:p>
-            <w:r>
-              <w:rPr>
-                <w:b w:val="false"/>
-                <w:bCs w:val="false"/>
-                <w:sz w:val="22"/>
-                <w:szCs w:val="22"/>
-              </w:rPr>
-              <w:t xml:space="preserve">3. Người dùng nhập tên dịch vụ, giá, đơn vị tiền, chu kỳ, ngày thanh toán tiếp theo, danh mục, ghi chú, URL quản lý.</w:t>
+              <w:t xml:space="preserve">1. Người dùng nhấn nút “Thêm gói đăng ký” trên màn hình Gói đăng ký.</w:t>
+            </w:r>
+          </w:p>
+          <w:p>
+            <w:r>
+              <w:rPr>
+                <w:b w:val="false"/>
+                <w:bCs w:val="false"/>
+                <w:sz w:val="22"/>
+                <w:szCs w:val="22"/>
+              </w:rPr>
+              <w:t xml:space="preserve">2. Hệ thống hiển thị form; tiền tệ mặc định lấy từ Cài đặt, ngày thanh toán gợi ý là một tháng sau.</w:t>
+            </w:r>
+          </w:p>
+          <w:p>
+            <w:r>
+              <w:rPr>
+                <w:b w:val="false"/>
+                <w:bCs w:val="false"/>
+                <w:sz w:val="22"/>
+                <w:szCs w:val="22"/>
+              </w:rPr>
+              <w:t xml:space="preserve">3. Người dùng nhập tên dịch vụ, số tiền, chọn tiền tệ, chu kỳ (tuần/tháng/quý/năm), ngày thanh toán tiếp theo, danh mục, trạng thái; có thể chọn nhắc trước, tag, nền tảng, nhập liên kết quản lý và ghi chú.</w:t>
             </w:r>
           </w:p>
           <w:p>
@@ -2507,29 +2507,29 @@
                 <w:sz w:val="22"/>
                 <w:szCs w:val="22"/>
               </w:rPr>
-              <w:t xml:space="preserve">5. Hệ thống kiểm tra dữ liệu hợp lệ (UC13).</w:t>
-            </w:r>
-          </w:p>
-          <w:p>
-            <w:r>
-              <w:rPr>
-                <w:b w:val="false"/>
-                <w:bCs w:val="false"/>
-                <w:sz w:val="22"/>
-                <w:szCs w:val="22"/>
-              </w:rPr>
-              <w:t xml:space="preserve">6. Hệ thống lưu bản ghi vào database và quay về danh sách.</w:t>
-            </w:r>
-          </w:p>
-          <w:p>
-            <w:r>
-              <w:rPr>
-                <w:b w:val="false"/>
-                <w:bCs w:val="false"/>
-                <w:sz w:val="22"/>
-                <w:szCs w:val="22"/>
-              </w:rPr>
-              <w:t xml:space="preserve">7. Danh sách và Dashboard được cập nhật.</w:t>
+              <w:t xml:space="preserve">5. Hệ thống kiểm tra dữ liệu hợp lệ (UC12).</w:t>
+            </w:r>
+          </w:p>
+          <w:p>
+            <w:r>
+              <w:rPr>
+                <w:b w:val="false"/>
+                <w:bCs w:val="false"/>
+                <w:sz w:val="22"/>
+                <w:szCs w:val="22"/>
+              </w:rPr>
+              <w:t xml:space="preserve">6. Hệ thống lưu bản ghi vào SQLite, kiểm tra nhắc hạn ngay (UC14), báo “Đã lưu gói đăng ký” và quay về danh sách.</w:t>
+            </w:r>
+          </w:p>
+          <w:p>
+            <w:r>
+              <w:rPr>
+                <w:b w:val="false"/>
+                <w:bCs w:val="false"/>
+                <w:sz w:val="22"/>
+                <w:szCs w:val="22"/>
+              </w:rPr>
+              <w:t xml:space="preserve">7. Danh sách và thẻ tổng quan được cập nhật.</w:t>
             </w:r>
           </w:p>
         </w:tc>
@@ -2576,18 +2576,29 @@
                 <w:sz w:val="22"/>
                 <w:szCs w:val="22"/>
               </w:rPr>
-              <w:t xml:space="preserve">5a. Dữ liệu không hợp lệ: hệ thống báo lỗi tại trường tương ứng, người dùng sửa và lưu lại.</w:t>
-            </w:r>
-          </w:p>
-          <w:p>
-            <w:r>
-              <w:rPr>
-                <w:b w:val="false"/>
-                <w:bCs w:val="false"/>
-                <w:sz w:val="22"/>
-                <w:szCs w:val="22"/>
-              </w:rPr>
-              <w:t xml:space="preserve">6a. Lỗi kết nối database: hệ thống thông báo lỗi và giữ nguyên dữ liệu trên form.</w:t>
+              <w:t xml:space="preserve">3a. Người dùng nhấn “Tag mới”: hộp thoại tạo tag mở ra; tag vừa tạo được chọn luôn.</w:t>
+            </w:r>
+          </w:p>
+          <w:p>
+            <w:r>
+              <w:rPr>
+                <w:b w:val="false"/>
+                <w:bCs w:val="false"/>
+                <w:sz w:val="22"/>
+                <w:szCs w:val="22"/>
+              </w:rPr>
+              <w:t xml:space="preserve">5a. Dữ liệu không hợp lệ: hệ thống báo lỗi dưới từng trường và hiện “Vui lòng sửa các trường bị lỗi”; người dùng sửa rồi lưu lại.</w:t>
+            </w:r>
+          </w:p>
+          <w:p>
+            <w:r>
+              <w:rPr>
+                <w:b w:val="false"/>
+                <w:bCs w:val="false"/>
+                <w:sz w:val="22"/>
+                <w:szCs w:val="22"/>
+              </w:rPr>
+              <w:t xml:space="preserve">6a. Lỗi ghi database: hệ thống báo “Không lưu được. Vui lòng thử lại.” và giữ nguyên dữ liệu trên form.</w:t>
             </w:r>
           </w:p>
         </w:tc>
@@ -2634,7 +2645,7 @@
                 <w:sz w:val="22"/>
                 <w:szCs w:val="22"/>
               </w:rPr>
-              <w:t xml:space="preserve">Gói mới được lưu và hiển thị trong danh sách.</w:t>
+              <w:t xml:space="preserve">Gói mới được lưu và hiển thị trong danh sách, báo cáo.</w:t>
             </w:r>
           </w:p>
         </w:tc>
@@ -2646,7 +2657,7 @@
         <w:spacing w:before="240"/>
       </w:pPr>
       <w:r>
-        <w:t xml:space="preserve">UC05 – Sửa gói đăng ký</w:t>
+        <w:t xml:space="preserve">UC03 – Xem và sửa gói đăng ký</w:t>
       </w:r>
     </w:p>
     <w:tbl>
@@ -2801,51 +2812,51 @@
                 <w:sz w:val="22"/>
                 <w:szCs w:val="22"/>
               </w:rPr>
-              <w:t xml:space="preserve">1. Người dùng mở chi tiết gói (UC04) và chọn “Sửa”.</w:t>
-            </w:r>
-          </w:p>
-          <w:p>
-            <w:r>
-              <w:rPr>
-                <w:b w:val="false"/>
-                <w:bCs w:val="false"/>
-                <w:sz w:val="22"/>
-                <w:szCs w:val="22"/>
-              </w:rPr>
-              <w:t xml:space="preserve">2. Hệ thống hiển thị form với dữ liệu hiện tại.</w:t>
-            </w:r>
-          </w:p>
-          <w:p>
-            <w:r>
-              <w:rPr>
-                <w:b w:val="false"/>
-                <w:bCs w:val="false"/>
-                <w:sz w:val="22"/>
-                <w:szCs w:val="22"/>
-              </w:rPr>
-              <w:t xml:space="preserve">3. Người dùng chỉnh sửa và nhấn “Lưu”.</w:t>
-            </w:r>
-          </w:p>
-          <w:p>
-            <w:r>
-              <w:rPr>
-                <w:b w:val="false"/>
-                <w:bCs w:val="false"/>
-                <w:sz w:val="22"/>
-                <w:szCs w:val="22"/>
-              </w:rPr>
-              <w:t xml:space="preserve">4. Hệ thống kiểm tra dữ liệu (UC13) và cập nhật database.</w:t>
-            </w:r>
-          </w:p>
-          <w:p>
-            <w:r>
-              <w:rPr>
-                <w:b w:val="false"/>
-                <w:bCs w:val="false"/>
-                <w:sz w:val="22"/>
-                <w:szCs w:val="22"/>
-              </w:rPr>
-              <w:t xml:space="preserve">5. Màn hình chi tiết, danh sách và Dashboard được cập nhật.</w:t>
+              <w:t xml:space="preserve">1. Người dùng chạm vào một gói trong danh sách.</w:t>
+            </w:r>
+          </w:p>
+          <w:p>
+            <w:r>
+              <w:rPr>
+                <w:b w:val="false"/>
+                <w:bCs w:val="false"/>
+                <w:sz w:val="22"/>
+                <w:szCs w:val="22"/>
+              </w:rPr>
+              <w:t xml:space="preserve">2. Hệ thống mở màn hình “Sửa gói đăng ký” với toàn bộ thông tin hiện tại.</w:t>
+            </w:r>
+          </w:p>
+          <w:p>
+            <w:r>
+              <w:rPr>
+                <w:b w:val="false"/>
+                <w:bCs w:val="false"/>
+                <w:sz w:val="22"/>
+                <w:szCs w:val="22"/>
+              </w:rPr>
+              <w:t xml:space="preserve">3. Người dùng chỉnh sửa (có thể đổi trạng thái – UC13) và nhấn “Lưu”.</w:t>
+            </w:r>
+          </w:p>
+          <w:p>
+            <w:r>
+              <w:rPr>
+                <w:b w:val="false"/>
+                <w:bCs w:val="false"/>
+                <w:sz w:val="22"/>
+                <w:szCs w:val="22"/>
+              </w:rPr>
+              <w:t xml:space="preserve">4. Hệ thống kiểm tra dữ liệu (UC12) và cập nhật database.</w:t>
+            </w:r>
+          </w:p>
+          <w:p>
+            <w:r>
+              <w:rPr>
+                <w:b w:val="false"/>
+                <w:bCs w:val="false"/>
+                <w:sz w:val="22"/>
+                <w:szCs w:val="22"/>
+              </w:rPr>
+              <w:t xml:space="preserve">5. Danh sách, tổng quan và báo cáo được cập nhật.</w:t>
             </w:r>
           </w:p>
         </w:tc>
@@ -2892,18 +2903,29 @@
                 <w:sz w:val="22"/>
                 <w:szCs w:val="22"/>
               </w:rPr>
-              <w:t xml:space="preserve">3a. Người dùng nhấn “Hủy”: không thay đổi dữ liệu.</w:t>
-            </w:r>
-          </w:p>
-          <w:p>
-            <w:r>
-              <w:rPr>
-                <w:b w:val="false"/>
-                <w:bCs w:val="false"/>
-                <w:sz w:val="22"/>
-                <w:szCs w:val="22"/>
-              </w:rPr>
-              <w:t xml:space="preserve">4a. Dữ liệu không hợp lệ: báo lỗi như UC03.</w:t>
+              <w:t xml:space="preserve">2a. Gói không còn tồn tại: hiển thị “Không tìm thấy gói đăng ký này”.</w:t>
+            </w:r>
+          </w:p>
+          <w:p>
+            <w:r>
+              <w:rPr>
+                <w:b w:val="false"/>
+                <w:bCs w:val="false"/>
+                <w:sz w:val="22"/>
+                <w:szCs w:val="22"/>
+              </w:rPr>
+              <w:t xml:space="preserve">3a. Người dùng nhấn nút quay lại: không thay đổi dữ liệu.</w:t>
+            </w:r>
+          </w:p>
+          <w:p>
+            <w:r>
+              <w:rPr>
+                <w:b w:val="false"/>
+                <w:bCs w:val="false"/>
+                <w:sz w:val="22"/>
+                <w:szCs w:val="22"/>
+              </w:rPr>
+              <w:t xml:space="preserve">4a. Dữ liệu không hợp lệ: báo lỗi như UC02.</w:t>
             </w:r>
           </w:p>
         </w:tc>
@@ -2962,7 +2984,7 @@
         <w:spacing w:before="240"/>
       </w:pPr>
       <w:r>
-        <w:t xml:space="preserve">UC06 – Xóa gói đăng ký</w:t>
+        <w:t xml:space="preserve">UC04 – Xóa gói đăng ký</w:t>
       </w:r>
     </w:p>
     <w:tbl>
@@ -3070,7 +3092,7 @@
                 <w:sz w:val="22"/>
                 <w:szCs w:val="22"/>
               </w:rPr>
-              <w:t xml:space="preserve">Đã có ít nhất một gói đăng ký.</w:t>
+              <w:t xml:space="preserve">Người dùng đang ở màn hình sửa một gói (UC03).</w:t>
             </w:r>
           </w:p>
         </w:tc>
@@ -3117,40 +3139,40 @@
                 <w:sz w:val="22"/>
                 <w:szCs w:val="22"/>
               </w:rPr>
-              <w:t xml:space="preserve">1. Người dùng chọn “Xóa” tại màn hình chi tiết hoặc vuốt trên danh sách.</w:t>
-            </w:r>
-          </w:p>
-          <w:p>
-            <w:r>
-              <w:rPr>
-                <w:b w:val="false"/>
-                <w:bCs w:val="false"/>
-                <w:sz w:val="22"/>
-                <w:szCs w:val="22"/>
-              </w:rPr>
-              <w:t xml:space="preserve">2. Hệ thống hiển thị hộp thoại xác nhận.</w:t>
-            </w:r>
-          </w:p>
-          <w:p>
-            <w:r>
-              <w:rPr>
-                <w:b w:val="false"/>
-                <w:bCs w:val="false"/>
-                <w:sz w:val="22"/>
-                <w:szCs w:val="22"/>
-              </w:rPr>
-              <w:t xml:space="preserve">3. Người dùng xác nhận xóa.</w:t>
-            </w:r>
-          </w:p>
-          <w:p>
-            <w:r>
-              <w:rPr>
-                <w:b w:val="false"/>
-                <w:bCs w:val="false"/>
-                <w:sz w:val="22"/>
-                <w:szCs w:val="22"/>
-              </w:rPr>
-              <w:t xml:space="preserve">4. Hệ thống xóa bản ghi khỏi database và cập nhật danh sách, Dashboard.</w:t>
+              <w:t xml:space="preserve">1. Người dùng nhấn biểu tượng thùng rác trên thanh tiêu đề.</w:t>
+            </w:r>
+          </w:p>
+          <w:p>
+            <w:r>
+              <w:rPr>
+                <w:b w:val="false"/>
+                <w:bCs w:val="false"/>
+                <w:sz w:val="22"/>
+                <w:szCs w:val="22"/>
+              </w:rPr>
+              <w:t xml:space="preserve">2. Hệ thống hiển thị hộp thoại “Xóa gói đăng ký?”.</w:t>
+            </w:r>
+          </w:p>
+          <w:p>
+            <w:r>
+              <w:rPr>
+                <w:b w:val="false"/>
+                <w:bCs w:val="false"/>
+                <w:sz w:val="22"/>
+                <w:szCs w:val="22"/>
+              </w:rPr>
+              <w:t xml:space="preserve">3. Người dùng nhấn “Xóa”.</w:t>
+            </w:r>
+          </w:p>
+          <w:p>
+            <w:r>
+              <w:rPr>
+                <w:b w:val="false"/>
+                <w:bCs w:val="false"/>
+                <w:sz w:val="22"/>
+                <w:szCs w:val="22"/>
+              </w:rPr>
+              <w:t xml:space="preserve">4. Hệ thống xóa bản ghi (kèm liên kết tag), báo “Đã xóa gói đăng ký” và quay về danh sách.</w:t>
             </w:r>
           </w:p>
         </w:tc>
@@ -3197,7 +3219,7 @@
                 <w:sz w:val="22"/>
                 <w:szCs w:val="22"/>
               </w:rPr>
-              <w:t xml:space="preserve">3a. Người dùng chọn “Hủy”: không xóa.</w:t>
+              <w:t xml:space="preserve">3a. Người dùng nhấn “Hủy”: không xóa.</w:t>
             </w:r>
           </w:p>
         </w:tc>
@@ -3244,7 +3266,7 @@
                 <w:sz w:val="22"/>
                 <w:szCs w:val="22"/>
               </w:rPr>
-              <w:t xml:space="preserve">Gói không còn trong danh sách và không được tính vào thống kê.</w:t>
+              <w:t xml:space="preserve">Gói không còn trong danh sách và không được tính vào báo cáo.</w:t>
             </w:r>
           </w:p>
         </w:tc>
@@ -3256,7 +3278,7 @@
         <w:spacing w:before="240"/>
       </w:pPr>
       <w:r>
-        <w:t xml:space="preserve">UC07 – Tìm kiếm, lọc, sắp xếp</w:t>
+        <w:t xml:space="preserve">UC05 – Tìm kiếm, lọc, sắp xếp</w:t>
       </w:r>
     </w:p>
     <w:tbl>
@@ -3364,40 +3386,40 @@
                 <w:sz w:val="22"/>
                 <w:szCs w:val="22"/>
               </w:rPr>
-              <w:t xml:space="preserve">1. Người dùng mở màn hình danh sách gói.</w:t>
-            </w:r>
-          </w:p>
-          <w:p>
-            <w:r>
-              <w:rPr>
-                <w:b w:val="false"/>
-                <w:bCs w:val="false"/>
-                <w:sz w:val="22"/>
-                <w:szCs w:val="22"/>
-              </w:rPr>
-              <w:t xml:space="preserve">2. Người dùng nhập từ khóa vào ô tìm kiếm và/hoặc chọn bộ lọc danh mục, trạng thái.</w:t>
-            </w:r>
-          </w:p>
-          <w:p>
-            <w:r>
-              <w:rPr>
-                <w:b w:val="false"/>
-                <w:bCs w:val="false"/>
-                <w:sz w:val="22"/>
-                <w:szCs w:val="22"/>
-              </w:rPr>
-              <w:t xml:space="preserve">3. Người dùng chọn tiêu chí sắp xếp (ngày thanh toán gần nhất hoặc chi phí).</w:t>
-            </w:r>
-          </w:p>
-          <w:p>
-            <w:r>
-              <w:rPr>
-                <w:b w:val="false"/>
-                <w:bCs w:val="false"/>
-                <w:sz w:val="22"/>
-                <w:szCs w:val="22"/>
-              </w:rPr>
-              <w:t xml:space="preserve">4. Hệ thống hiển thị danh sách kết quả phù hợp.</w:t>
+              <w:t xml:space="preserve">1. Người dùng mở màn hình Gói đăng ký.</w:t>
+            </w:r>
+          </w:p>
+          <w:p>
+            <w:r>
+              <w:rPr>
+                <w:b w:val="false"/>
+                <w:bCs w:val="false"/>
+                <w:sz w:val="22"/>
+                <w:szCs w:val="22"/>
+              </w:rPr>
+              <w:t xml:space="preserve">2. Người dùng nhập từ khóa (tên, tag, nền tảng hoặc danh mục) và/hoặc chọn bộ lọc trạng thái, danh mục.</w:t>
+            </w:r>
+          </w:p>
+          <w:p>
+            <w:r>
+              <w:rPr>
+                <w:b w:val="false"/>
+                <w:bCs w:val="false"/>
+                <w:sz w:val="22"/>
+                <w:szCs w:val="22"/>
+              </w:rPr>
+              <w:t xml:space="preserve">3. Người dùng chọn cách sắp xếp: ngày thanh toán gần nhất, chi phí tháng cao nhất, tên (A–Z).</w:t>
+            </w:r>
+          </w:p>
+          <w:p>
+            <w:r>
+              <w:rPr>
+                <w:b w:val="false"/>
+                <w:bCs w:val="false"/>
+                <w:sz w:val="22"/>
+                <w:szCs w:val="22"/>
+              </w:rPr>
+              <w:t xml:space="preserve">4. Hệ thống hiển thị ngay danh sách phù hợp.</w:t>
             </w:r>
           </w:p>
         </w:tc>
@@ -3444,7 +3466,7 @@
                 <w:sz w:val="22"/>
                 <w:szCs w:val="22"/>
               </w:rPr>
-              <w:t xml:space="preserve">4a. Không có kết quả: hiển thị trạng thái rỗng kèm gợi ý xóa bộ lọc.</w:t>
+              <w:t xml:space="preserve">4a. Không có kết quả: hiển thị “Không tìm thấy gói phù hợp” kèm nút “Xóa bộ lọc”.</w:t>
             </w:r>
           </w:p>
         </w:tc>
@@ -3456,7 +3478,7 @@
         <w:spacing w:before="240"/>
       </w:pPr>
       <w:r>
-        <w:t xml:space="preserve">UC08 – Xem thống kê chi phí</w:t>
+        <w:t xml:space="preserve">UC06 – Xem báo cáo chi phí</w:t>
       </w:r>
     </w:p>
     <w:tbl>
@@ -3564,40 +3586,29 @@
                 <w:sz w:val="22"/>
                 <w:szCs w:val="22"/>
               </w:rPr>
-              <w:t xml:space="preserve">1. Người dùng mở màn hình Thống kê.</w:t>
-            </w:r>
-          </w:p>
-          <w:p>
-            <w:r>
-              <w:rPr>
-                <w:b w:val="false"/>
-                <w:bCs w:val="false"/>
-                <w:sz w:val="22"/>
-                <w:szCs w:val="22"/>
-              </w:rPr>
-              <w:t xml:space="preserve">2. Hệ thống quy đổi chi phí từng gói về tháng (tuần × 52/12, năm ÷ 12).</w:t>
-            </w:r>
-          </w:p>
-          <w:p>
-            <w:r>
-              <w:rPr>
-                <w:b w:val="false"/>
-                <w:bCs w:val="false"/>
-                <w:sz w:val="22"/>
-                <w:szCs w:val="22"/>
-              </w:rPr>
-              <w:t xml:space="preserve">3. Hệ thống hiển thị tổng chi phí tháng, chi phí theo danh mục và danh sách gói chi phí cao.</w:t>
-            </w:r>
-          </w:p>
-          <w:p>
-            <w:r>
-              <w:rPr>
-                <w:b w:val="false"/>
-                <w:bCs w:val="false"/>
-                <w:sz w:val="22"/>
-                <w:szCs w:val="22"/>
-              </w:rPr>
-              <w:t xml:space="preserve">4. (Mở rộng – UC14) Người dùng xem biểu đồ chi phí theo tháng/danh mục.</w:t>
+              <w:t xml:space="preserve">1. Người dùng mở tab Báo cáo và có thể chọn tiền tệ báo cáo.</w:t>
+            </w:r>
+          </w:p>
+          <w:p>
+            <w:r>
+              <w:rPr>
+                <w:b w:val="false"/>
+                <w:bCs w:val="false"/>
+                <w:sz w:val="22"/>
+                <w:szCs w:val="22"/>
+              </w:rPr>
+              <w:t xml:space="preserve">2. Hệ thống quy đổi chi phí từng gói đang hoạt động về tháng (tuần × 52 ÷ 12, quý ÷ 3, năm ÷ 12).</w:t>
+            </w:r>
+          </w:p>
+          <w:p>
+            <w:r>
+              <w:rPr>
+                <w:b w:val="false"/>
+                <w:bCs w:val="false"/>
+                <w:sz w:val="22"/>
+                <w:szCs w:val="22"/>
+              </w:rPr>
+              <w:t xml:space="preserve">3. Hệ thống hiển thị chi phí mỗi tuần, tháng, quý, năm; biểu đồ tròn cơ cấu theo gói (gộp “Các gói khác” khi quá 6 gói); chi phí theo danh mục; 3 gói tốn kém nhất.</w:t>
             </w:r>
           </w:p>
         </w:tc>
@@ -3644,7 +3655,18 @@
                 <w:sz w:val="22"/>
                 <w:szCs w:val="22"/>
               </w:rPr>
-              <w:t xml:space="preserve">2a. Chưa có gói nào: hiển thị trạng thái rỗng.</w:t>
+              <w:t xml:space="preserve">2a. Chưa có gói đang hoạt động: hiển thị “Chưa có gói đang hoạt động để thống kê”.</w:t>
+            </w:r>
+          </w:p>
+          <w:p>
+            <w:r>
+              <w:rPr>
+                <w:b w:val="false"/>
+                <w:bCs w:val="false"/>
+                <w:sz w:val="22"/>
+                <w:szCs w:val="22"/>
+              </w:rPr>
+              <w:t xml:space="preserve">2b. Có gói dùng tiền tệ khác: không quy đổi tỷ giá, hiển thị ghi chú số gói không được cộng vào.</w:t>
             </w:r>
           </w:p>
         </w:tc>
@@ -3656,7 +3678,7 @@
         <w:spacing w:before="240"/>
       </w:pPr>
       <w:r>
-        <w:t xml:space="preserve">UC09 – Xem khoản sắp đến hạn</w:t>
+        <w:t xml:space="preserve">UC08 / UC14 – Nhắc hạn thanh toán</w:t>
       </w:r>
     </w:p>
     <w:tbl>
@@ -3717,7 +3739,7 @@
                 <w:sz w:val="22"/>
                 <w:szCs w:val="22"/>
               </w:rPr>
-              <w:t xml:space="preserve">Người dùng; Hệ thống thông báo (qua UC15)</w:t>
+              <w:t xml:space="preserve">Người dùng; Hệ thống thông báo</w:t>
             </w:r>
           </w:p>
         </w:tc>
@@ -3742,7 +3764,7 @@
                 <w:sz w:val="22"/>
                 <w:szCs w:val="22"/>
               </w:rPr>
-              <w:t xml:space="preserve">Luồng chính</w:t>
+              <w:t xml:space="preserve">Tiền điều kiện</w:t>
             </w:r>
           </w:p>
         </w:tc>
@@ -3764,29 +3786,7 @@
                 <w:sz w:val="22"/>
                 <w:szCs w:val="22"/>
               </w:rPr>
-              <w:t xml:space="preserve">1. Hệ thống so sánh ngày thanh toán tiếp theo của các gói với ngày hiện tại.</w:t>
-            </w:r>
-          </w:p>
-          <w:p>
-            <w:r>
-              <w:rPr>
-                <w:b w:val="false"/>
-                <w:bCs w:val="false"/>
-                <w:sz w:val="22"/>
-                <w:szCs w:val="22"/>
-              </w:rPr>
-              <w:t xml:space="preserve">2. Hệ thống hiển thị các gói đến hạn trong khoảng nhắc (mặc định 7 ngày) trên Dashboard.</w:t>
-            </w:r>
-          </w:p>
-          <w:p>
-            <w:r>
-              <w:rPr>
-                <w:b w:val="false"/>
-                <w:bCs w:val="false"/>
-                <w:sz w:val="22"/>
-                <w:szCs w:val="22"/>
-              </w:rPr>
-              <w:t xml:space="preserve">3. Hệ thống gửi thông báo nhắc hạn (UC15) nếu đã triển khai thông báo cục bộ.</w:t>
+              <w:t xml:space="preserve">Nhắc hạn đang bật trong Cài đặt; trên Android 13+ người dùng đã cấp quyền thông báo.</w:t>
             </w:r>
           </w:p>
         </w:tc>
@@ -3811,6 +3811,144 @@
                 <w:sz w:val="22"/>
                 <w:szCs w:val="22"/>
               </w:rPr>
+              <w:t xml:space="preserve">Luồng chính</w:t>
+            </w:r>
+          </w:p>
+        </w:tc>
+        <w:tc>
+          <w:tcPr>
+            <w:tcW w:type="pct" w:w="3700"/>
+            <w:tcMar>
+              <w:top w:type="dxa" w:w="60"/>
+              <w:left w:type="dxa" w:w="100"/>
+              <w:bottom w:type="dxa" w:w="60"/>
+              <w:right w:type="dxa" w:w="100"/>
+            </w:tcMar>
+          </w:tcPr>
+          <w:p>
+            <w:r>
+              <w:rPr>
+                <w:b w:val="false"/>
+                <w:bCs w:val="false"/>
+                <w:sz w:val="22"/>
+                <w:szCs w:val="22"/>
+              </w:rPr>
+              <w:t xml:space="preserve">1. Người dùng chọn “Nhắc trước” cho từng gói (mặc định 3 ngày) và lưu.</w:t>
+            </w:r>
+          </w:p>
+          <w:p>
+            <w:r>
+              <w:rPr>
+                <w:b w:val="false"/>
+                <w:bCs w:val="false"/>
+                <w:sz w:val="22"/>
+                <w:szCs w:val="22"/>
+              </w:rPr>
+              <w:t xml:space="preserve">2. Hệ thống thông báo (WorkManager) chạy kiểm tra hằng ngày và ngay sau mỗi lần lưu.</w:t>
+            </w:r>
+          </w:p>
+          <w:p>
+            <w:r>
+              <w:rPr>
+                <w:b w:val="false"/>
+                <w:bCs w:val="false"/>
+                <w:sz w:val="22"/>
+                <w:szCs w:val="22"/>
+              </w:rPr>
+              <w:t xml:space="preserve">3. Với mỗi gói đang hoạt động có số ngày còn lại nằm trong khoảng nhắc, hệ thống hiển thị thông báo “&lt;tên&gt; sắp đến hạn”.</w:t>
+            </w:r>
+          </w:p>
+          <w:p>
+            <w:r>
+              <w:rPr>
+                <w:b w:val="false"/>
+                <w:bCs w:val="false"/>
+                <w:sz w:val="22"/>
+                <w:szCs w:val="22"/>
+              </w:rPr>
+              <w:t xml:space="preserve">4. Người dùng chạm thông báo để mở ứng dụng.</w:t>
+            </w:r>
+          </w:p>
+        </w:tc>
+      </w:tr>
+      <w:tr>
+        <w:tc>
+          <w:tcPr>
+            <w:tcW w:type="pct" w:w="1300"/>
+            <w:shd w:fill="E6E1F7" w:color="auto" w:val="clear"/>
+            <w:tcMar>
+              <w:top w:type="dxa" w:w="60"/>
+              <w:left w:type="dxa" w:w="100"/>
+              <w:bottom w:type="dxa" w:w="60"/>
+              <w:right w:type="dxa" w:w="100"/>
+            </w:tcMar>
+          </w:tcPr>
+          <w:p>
+            <w:r>
+              <w:rPr>
+                <w:b/>
+                <w:bCs/>
+                <w:sz w:val="22"/>
+                <w:szCs w:val="22"/>
+              </w:rPr>
+              <w:t xml:space="preserve">Luồng thay thế</w:t>
+            </w:r>
+          </w:p>
+        </w:tc>
+        <w:tc>
+          <w:tcPr>
+            <w:tcW w:type="pct" w:w="3700"/>
+            <w:tcMar>
+              <w:top w:type="dxa" w:w="60"/>
+              <w:left w:type="dxa" w:w="100"/>
+              <w:bottom w:type="dxa" w:w="60"/>
+              <w:right w:type="dxa" w:w="100"/>
+            </w:tcMar>
+          </w:tcPr>
+          <w:p>
+            <w:r>
+              <w:rPr>
+                <w:b w:val="false"/>
+                <w:bCs w:val="false"/>
+                <w:sz w:val="22"/>
+                <w:szCs w:val="22"/>
+              </w:rPr>
+              <w:t xml:space="preserve">1a. Người dùng từ chối quyền thông báo: hiển thị hướng dẫn bật quyền trong Cài đặt Android.</w:t>
+            </w:r>
+          </w:p>
+          <w:p>
+            <w:r>
+              <w:rPr>
+                <w:b w:val="false"/>
+                <w:bCs w:val="false"/>
+                <w:sz w:val="22"/>
+                <w:szCs w:val="22"/>
+              </w:rPr>
+              <w:t xml:space="preserve">3a. Đã nhắc cho kỳ thanh toán này: không nhắc lại.</w:t>
+            </w:r>
+          </w:p>
+        </w:tc>
+      </w:tr>
+      <w:tr>
+        <w:tc>
+          <w:tcPr>
+            <w:tcW w:type="pct" w:w="1300"/>
+            <w:shd w:fill="E6E1F7" w:color="auto" w:val="clear"/>
+            <w:tcMar>
+              <w:top w:type="dxa" w:w="60"/>
+              <w:left w:type="dxa" w:w="100"/>
+              <w:bottom w:type="dxa" w:w="60"/>
+              <w:right w:type="dxa" w:w="100"/>
+            </w:tcMar>
+          </w:tcPr>
+          <w:p>
+            <w:r>
+              <w:rPr>
+                <w:b/>
+                <w:bCs/>
+                <w:sz w:val="22"/>
+                <w:szCs w:val="22"/>
+              </w:rPr>
               <w:t xml:space="preserve">Hậu điều kiện</w:t>
             </w:r>
           </w:p>
@@ -3833,7 +3971,7 @@
                 <w:sz w:val="22"/>
                 <w:szCs w:val="22"/>
               </w:rPr>
-              <w:t xml:space="preserve">Người dùng biết các khoản sắp phải thanh toán.</w:t>
+              <w:t xml:space="preserve">Người dùng biết khoản sắp phải thanh toán. Ngày đã qua tự chuyển sang kỳ kế tiếp khi mở ứng dụng.</w:t>
             </w:r>
           </w:p>
         </w:tc>

--- a/docs/UseCase_SubTrack.docx
+++ b/docs/UseCase_SubTrack.docx
@@ -34,6 +34,20 @@
     </w:p>
     <w:p>
       <w:pPr>
+        <w:spacing w:after="80"/>
+      </w:pPr>
+      <w:r>
+        <w:rPr>
+          <w:i/>
+          <w:iCs/>
+          <w:sz w:val="22"/>
+          <w:szCs w:val="22"/>
+        </w:rPr>
+        <w:t xml:space="preserve">Mức xác minh: “Có mã triển khai” nghĩa là đã có luồng xử lý tương ứng trong mã nguồn; chưa đồng nghĩa đã vận hành đúng trên thiết bị. Build, unit test (12 phương thức trong BillingMathTest) và lint đã qua; ứng dụng chưa được chạy thử trên máy ảo hoặc điện thoại (xem mục 6).</w:t>
+      </w:r>
+    </w:p>
+    <w:p>
+      <w:pPr>
         <w:pStyle w:val="Heading1"/>
       </w:pPr>
       <w:r>
@@ -194,7 +208,7 @@
                 <w:sz w:val="22"/>
                 <w:szCs w:val="22"/>
               </w:rPr>
-              <w:t xml:space="preserve">Người quản lý các gói đăng ký của mình trên điện thoại: thêm, sửa, xóa, tìm kiếm, xem báo cáo, đặt nhắc hạn, xuất dữ liệu.</w:t>
+              <w:t xml:space="preserve">Người quản lý các gói đăng ký của mình trên điện thoại: thêm, sửa, xóa, tìm kiếm, xem báo cáo, đặt nhắc hạn, xuất dữ liệu, nhận thông báo nhắc hạn.</w:t>
             </w:r>
           </w:p>
         </w:tc>
@@ -218,7 +232,7 @@
                 <w:sz w:val="22"/>
                 <w:szCs w:val="22"/>
               </w:rPr>
-              <w:t xml:space="preserve">Hệ thống thông báo</w:t>
+              <w:t xml:space="preserve">Dịch vụ thông báo Android</w:t>
             </w:r>
           </w:p>
         </w:tc>
@@ -262,7 +276,7 @@
                 <w:sz w:val="22"/>
                 <w:szCs w:val="22"/>
               </w:rPr>
-              <w:t xml:space="preserve">WorkManager và dịch vụ thông báo của Android: chạy kiểm tra hằng ngày và hiển thị thông báo nhắc hạn.</w:t>
+              <w:t xml:space="preserve">Dịch vụ thông báo của hệ điều hành, hiển thị thông báo nhắc hạn do SubTrack gửi; phụ thuộc quyền thông báo và cài đặt thiết bị. WorkManager (tác vụ kiểm tra định kỳ) là thành phần triển khai bên trong SubTrack, không phải tác nhân.</w:t>
             </w:r>
           </w:p>
         </w:tc>
@@ -330,7 +344,7 @@
                 <w:sz w:val="22"/>
                 <w:szCs w:val="22"/>
               </w:rPr>
-              <w:t xml:space="preserve">Ứng dụng Lịch có sẵn trên điện thoại, nhận sự kiện thanh toán lặp lại do SubTrack gửi sang.</w:t>
+              <w:t xml:space="preserve">Ứng dụng Lịch có sẵn trên điện thoại; nhận form sự kiện thanh toán lặp lại do SubTrack mở, người dùng tự quyết định lưu.</w:t>
             </w:r>
           </w:p>
         </w:tc>
@@ -352,7 +366,7 @@
       <w:r>
         <w:drawing>
           <wp:inline distT="0" distB="0" distL="0" distR="0">
-            <wp:extent cx="5905500" cy="4410075"/>
+            <wp:extent cx="5905500" cy="4505325"/>
             <wp:effectExtent t="0" r="0" b="0" l="0"/>
             <wp:docPr id="1" name="usecase" descr="Sơ đồ Use Case tổng quát của ứng dụng SubTrack" title="Sơ đồ Use Case"/>
             <wp:cNvGraphicFramePr>
@@ -377,7 +391,7 @@
                   <pic:spPr bwMode="auto">
                     <a:xfrm>
                       <a:off x="0" y="0"/>
-                      <a:ext cx="5905500" cy="4410075"/>
+                      <a:ext cx="5905500" cy="4505325"/>
                     </a:xfrm>
                     <a:prstGeom prst="rect">
                       <a:avLst/>
@@ -402,7 +416,7 @@
           <w:sz w:val="22"/>
           <w:szCs w:val="22"/>
         </w:rPr>
-        <w:t xml:space="preserve">Hình 1. Sơ đồ Use Case tổng quát của ứng dụng SubTrack</w:t>
+        <w:t xml:space="preserve">Hình 1. Sơ đồ Use Case của SubTrack – phiên bản hiện tại</w:t>
       </w:r>
     </w:p>
     <w:p>
@@ -414,7 +428,7 @@
           <w:sz w:val="22"/>
           <w:szCs w:val="22"/>
         </w:rPr>
-        <w:t xml:space="preserve">Ghi chú: Use Case viền liền là chức năng đã triển khai trong ứng dụng; viền nét đứt là hướng phát triển chưa làm. «include» là chức năng luôn được gọi kèm; «extend» là chức năng bổ sung tùy chọn. Ứng dụng lưu dữ liệu trên máy (SQLite), không cần tài khoản.</w:t>
+        <w:t xml:space="preserve">Ghi chú: Sơ đồ thể hiện phiên bản hiện tại. «include» là phần luôn thực hiện kèm (UC03 chỉ kiểm tra dữ liệu khi lưu chỉnh sửa, không phải khi mở xem); «extend» là phần bổ sung có điều kiện (UC13 khi người dùng đổi trường trạng thái). UC08 không include UC14: đặt nhắc hạn chỉ lưu cấu hình, thông báo chỉ phát sinh khi gói thỏa điều kiện. “14 mục UC có mã xử lý tương ứng” không có nghĩa là 14 chức năng độc lập cùng cấp: UC03, UC05, UC10, UC11 gộp nhiều mục tiêu, còn UC12 là kiểm tra dùng chung.</w:t>
       </w:r>
     </w:p>
     <w:p>
@@ -439,11 +453,11 @@
         </w:tblBorders>
       </w:tblPr>
       <w:tblGrid>
-        <w:gridCol w:w="867"/>
-        <w:gridCol w:w="2217"/>
-        <w:gridCol w:w="1831"/>
-        <w:gridCol w:w="1253"/>
-        <w:gridCol w:w="3470"/>
+        <w:gridCol w:w="771"/>
+        <w:gridCol w:w="2024"/>
+        <w:gridCol w:w="1928"/>
+        <w:gridCol w:w="1349"/>
+        <w:gridCol w:w="3566"/>
       </w:tblGrid>
       <w:tr>
         <w:trPr>
@@ -451,7 +465,7 @@
         </w:trPr>
         <w:tc>
           <w:tcPr>
-            <w:tcW w:type="pct" w:w="450"/>
+            <w:tcW w:type="pct" w:w="400"/>
             <w:shd w:fill="E6E1F7" w:color="auto" w:val="clear"/>
             <w:tcMar>
               <w:top w:type="dxa" w:w="60"/>
@@ -474,7 +488,7 @@
         </w:tc>
         <w:tc>
           <w:tcPr>
-            <w:tcW w:type="pct" w:w="1150"/>
+            <w:tcW w:type="pct" w:w="1050"/>
             <w:shd w:fill="E6E1F7" w:color="auto" w:val="clear"/>
             <w:tcMar>
               <w:top w:type="dxa" w:w="60"/>
@@ -497,7 +511,7 @@
         </w:tc>
         <w:tc>
           <w:tcPr>
-            <w:tcW w:type="pct" w:w="950"/>
+            <w:tcW w:type="pct" w:w="1000"/>
             <w:shd w:fill="E6E1F7" w:color="auto" w:val="clear"/>
             <w:tcMar>
               <w:top w:type="dxa" w:w="60"/>
@@ -520,7 +534,7 @@
         </w:tc>
         <w:tc>
           <w:tcPr>
-            <w:tcW w:type="pct" w:w="650"/>
+            <w:tcW w:type="pct" w:w="700"/>
             <w:shd w:fill="E6E1F7" w:color="auto" w:val="clear"/>
             <w:tcMar>
               <w:top w:type="dxa" w:w="60"/>
@@ -543,7 +557,7 @@
         </w:tc>
         <w:tc>
           <w:tcPr>
-            <w:tcW w:type="pct" w:w="1800"/>
+            <w:tcW w:type="pct" w:w="1850"/>
             <w:shd w:fill="E6E1F7" w:color="auto" w:val="clear"/>
             <w:tcMar>
               <w:top w:type="dxa" w:w="60"/>
@@ -568,7 +582,7 @@
       <w:tr>
         <w:tc>
           <w:tcPr>
-            <w:tcW w:type="pct" w:w="450"/>
+            <w:tcW w:type="pct" w:w="400"/>
             <w:tcMar>
               <w:top w:type="dxa" w:w="60"/>
               <w:left w:type="dxa" w:w="100"/>
@@ -590,7 +604,7 @@
         </w:tc>
         <w:tc>
           <w:tcPr>
-            <w:tcW w:type="pct" w:w="1150"/>
+            <w:tcW w:type="pct" w:w="1050"/>
             <w:tcMar>
               <w:top w:type="dxa" w:w="60"/>
               <w:left w:type="dxa" w:w="100"/>
@@ -612,7 +626,7 @@
         </w:tc>
         <w:tc>
           <w:tcPr>
-            <w:tcW w:type="pct" w:w="950"/>
+            <w:tcW w:type="pct" w:w="1000"/>
             <w:tcMar>
               <w:top w:type="dxa" w:w="60"/>
               <w:left w:type="dxa" w:w="100"/>
@@ -634,53 +648,53 @@
         </w:tc>
         <w:tc>
           <w:tcPr>
-            <w:tcW w:type="pct" w:w="650"/>
-            <w:tcMar>
-              <w:top w:type="dxa" w:w="60"/>
-              <w:left w:type="dxa" w:w="100"/>
-              <w:bottom w:type="dxa" w:w="60"/>
-              <w:right w:type="dxa" w:w="100"/>
-            </w:tcMar>
-          </w:tcPr>
-          <w:p>
-            <w:r>
-              <w:rPr>
-                <w:b w:val="false"/>
-                <w:bCs w:val="false"/>
-                <w:sz w:val="22"/>
-                <w:szCs w:val="22"/>
-              </w:rPr>
-              <w:t xml:space="preserve">Đã làm</w:t>
-            </w:r>
-          </w:p>
-        </w:tc>
-        <w:tc>
-          <w:tcPr>
-            <w:tcW w:type="pct" w:w="1800"/>
-            <w:tcMar>
-              <w:top w:type="dxa" w:w="60"/>
-              <w:left w:type="dxa" w:w="100"/>
-              <w:bottom w:type="dxa" w:w="60"/>
-              <w:right w:type="dxa" w:w="100"/>
-            </w:tcMar>
-          </w:tcPr>
-          <w:p>
-            <w:r>
-              <w:rPr>
-                <w:b w:val="false"/>
-                <w:bCs w:val="false"/>
-                <w:sz w:val="22"/>
-                <w:szCs w:val="22"/>
-              </w:rPr>
-              <w:t xml:space="preserve">Thẻ đầu màn hình Gói đăng ký: chi phí tháng ước tính, số gói đang hoạt động, số gói đến hạn trong 7 ngày.</w:t>
-            </w:r>
-          </w:p>
-        </w:tc>
-      </w:tr>
-      <w:tr>
-        <w:tc>
-          <w:tcPr>
-            <w:tcW w:type="pct" w:w="450"/>
+            <w:tcW w:type="pct" w:w="700"/>
+            <w:tcMar>
+              <w:top w:type="dxa" w:w="60"/>
+              <w:left w:type="dxa" w:w="100"/>
+              <w:bottom w:type="dxa" w:w="60"/>
+              <w:right w:type="dxa" w:w="100"/>
+            </w:tcMar>
+          </w:tcPr>
+          <w:p>
+            <w:r>
+              <w:rPr>
+                <w:b w:val="false"/>
+                <w:bCs w:val="false"/>
+                <w:sz w:val="22"/>
+                <w:szCs w:val="22"/>
+              </w:rPr>
+              <w:t xml:space="preserve">Có mã triển khai</w:t>
+            </w:r>
+          </w:p>
+        </w:tc>
+        <w:tc>
+          <w:tcPr>
+            <w:tcW w:type="pct" w:w="1850"/>
+            <w:tcMar>
+              <w:top w:type="dxa" w:w="60"/>
+              <w:left w:type="dxa" w:w="100"/>
+              <w:bottom w:type="dxa" w:w="60"/>
+              <w:right w:type="dxa" w:w="100"/>
+            </w:tcMar>
+          </w:tcPr>
+          <w:p>
+            <w:r>
+              <w:rPr>
+                <w:b w:val="false"/>
+                <w:bCs w:val="false"/>
+                <w:sz w:val="22"/>
+                <w:szCs w:val="22"/>
+              </w:rPr>
+              <w:t xml:space="preserve">Thẻ đầu màn hình Gói đăng ký: chi phí tháng ước tính (tiền tệ mặc định), số gói đang hoạt động, số gói đến hạn trong 0–7 ngày.</w:t>
+            </w:r>
+          </w:p>
+        </w:tc>
+      </w:tr>
+      <w:tr>
+        <w:tc>
+          <w:tcPr>
+            <w:tcW w:type="pct" w:w="400"/>
             <w:tcMar>
               <w:top w:type="dxa" w:w="60"/>
               <w:left w:type="dxa" w:w="100"/>
@@ -702,7 +716,7 @@
         </w:tc>
         <w:tc>
           <w:tcPr>
-            <w:tcW w:type="pct" w:w="1150"/>
+            <w:tcW w:type="pct" w:w="1050"/>
             <w:tcMar>
               <w:top w:type="dxa" w:w="60"/>
               <w:left w:type="dxa" w:w="100"/>
@@ -724,7 +738,7 @@
         </w:tc>
         <w:tc>
           <w:tcPr>
-            <w:tcW w:type="pct" w:w="950"/>
+            <w:tcW w:type="pct" w:w="1000"/>
             <w:tcMar>
               <w:top w:type="dxa" w:w="60"/>
               <w:left w:type="dxa" w:w="100"/>
@@ -746,53 +760,53 @@
         </w:tc>
         <w:tc>
           <w:tcPr>
-            <w:tcW w:type="pct" w:w="650"/>
-            <w:tcMar>
-              <w:top w:type="dxa" w:w="60"/>
-              <w:left w:type="dxa" w:w="100"/>
-              <w:bottom w:type="dxa" w:w="60"/>
-              <w:right w:type="dxa" w:w="100"/>
-            </w:tcMar>
-          </w:tcPr>
-          <w:p>
-            <w:r>
-              <w:rPr>
-                <w:b w:val="false"/>
-                <w:bCs w:val="false"/>
-                <w:sz w:val="22"/>
-                <w:szCs w:val="22"/>
-              </w:rPr>
-              <w:t xml:space="preserve">Đã làm</w:t>
-            </w:r>
-          </w:p>
-        </w:tc>
-        <w:tc>
-          <w:tcPr>
-            <w:tcW w:type="pct" w:w="1800"/>
-            <w:tcMar>
-              <w:top w:type="dxa" w:w="60"/>
-              <w:left w:type="dxa" w:w="100"/>
-              <w:bottom w:type="dxa" w:w="60"/>
-              <w:right w:type="dxa" w:w="100"/>
-            </w:tcMar>
-          </w:tcPr>
-          <w:p>
-            <w:r>
-              <w:rPr>
-                <w:b w:val="false"/>
-                <w:bCs w:val="false"/>
-                <w:sz w:val="22"/>
-                <w:szCs w:val="22"/>
-              </w:rPr>
-              <w:t xml:space="preserve">Nhập thông tin gói mới và lưu vào SQLite.</w:t>
-            </w:r>
-          </w:p>
-        </w:tc>
-      </w:tr>
-      <w:tr>
-        <w:tc>
-          <w:tcPr>
-            <w:tcW w:type="pct" w:w="450"/>
+            <w:tcW w:type="pct" w:w="700"/>
+            <w:tcMar>
+              <w:top w:type="dxa" w:w="60"/>
+              <w:left w:type="dxa" w:w="100"/>
+              <w:bottom w:type="dxa" w:w="60"/>
+              <w:right w:type="dxa" w:w="100"/>
+            </w:tcMar>
+          </w:tcPr>
+          <w:p>
+            <w:r>
+              <w:rPr>
+                <w:b w:val="false"/>
+                <w:bCs w:val="false"/>
+                <w:sz w:val="22"/>
+                <w:szCs w:val="22"/>
+              </w:rPr>
+              <w:t xml:space="preserve">Có mã triển khai</w:t>
+            </w:r>
+          </w:p>
+        </w:tc>
+        <w:tc>
+          <w:tcPr>
+            <w:tcW w:type="pct" w:w="1850"/>
+            <w:tcMar>
+              <w:top w:type="dxa" w:w="60"/>
+              <w:left w:type="dxa" w:w="100"/>
+              <w:bottom w:type="dxa" w:w="60"/>
+              <w:right w:type="dxa" w:w="100"/>
+            </w:tcMar>
+          </w:tcPr>
+          <w:p>
+            <w:r>
+              <w:rPr>
+                <w:b w:val="false"/>
+                <w:bCs w:val="false"/>
+                <w:sz w:val="22"/>
+                <w:szCs w:val="22"/>
+              </w:rPr>
+              <w:t xml:space="preserve">Nhập thông tin gói mới và lưu vào SQLite; include UC12.</w:t>
+            </w:r>
+          </w:p>
+        </w:tc>
+      </w:tr>
+      <w:tr>
+        <w:tc>
+          <w:tcPr>
+            <w:tcW w:type="pct" w:w="400"/>
             <w:tcMar>
               <w:top w:type="dxa" w:w="60"/>
               <w:left w:type="dxa" w:w="100"/>
@@ -814,7 +828,7 @@
         </w:tc>
         <w:tc>
           <w:tcPr>
-            <w:tcW w:type="pct" w:w="1150"/>
+            <w:tcW w:type="pct" w:w="1050"/>
             <w:tcMar>
               <w:top w:type="dxa" w:w="60"/>
               <w:left w:type="dxa" w:w="100"/>
@@ -836,7 +850,7 @@
         </w:tc>
         <w:tc>
           <w:tcPr>
-            <w:tcW w:type="pct" w:w="950"/>
+            <w:tcW w:type="pct" w:w="1000"/>
             <w:tcMar>
               <w:top w:type="dxa" w:w="60"/>
               <w:left w:type="dxa" w:w="100"/>
@@ -858,53 +872,53 @@
         </w:tc>
         <w:tc>
           <w:tcPr>
-            <w:tcW w:type="pct" w:w="650"/>
-            <w:tcMar>
-              <w:top w:type="dxa" w:w="60"/>
-              <w:left w:type="dxa" w:w="100"/>
-              <w:bottom w:type="dxa" w:w="60"/>
-              <w:right w:type="dxa" w:w="100"/>
-            </w:tcMar>
-          </w:tcPr>
-          <w:p>
-            <w:r>
-              <w:rPr>
-                <w:b w:val="false"/>
-                <w:bCs w:val="false"/>
-                <w:sz w:val="22"/>
-                <w:szCs w:val="22"/>
-              </w:rPr>
-              <w:t xml:space="preserve">Đã làm</w:t>
-            </w:r>
-          </w:p>
-        </w:tc>
-        <w:tc>
-          <w:tcPr>
-            <w:tcW w:type="pct" w:w="1800"/>
-            <w:tcMar>
-              <w:top w:type="dxa" w:w="60"/>
-              <w:left w:type="dxa" w:w="100"/>
-              <w:bottom w:type="dxa" w:w="60"/>
-              <w:right w:type="dxa" w:w="100"/>
-            </w:tcMar>
-          </w:tcPr>
-          <w:p>
-            <w:r>
-              <w:rPr>
-                <w:b w:val="false"/>
-                <w:bCs w:val="false"/>
-                <w:sz w:val="22"/>
-                <w:szCs w:val="22"/>
-              </w:rPr>
-              <w:t xml:space="preserve">Chạm vào một gói để mở form chứa toàn bộ thông tin, sửa rồi lưu.</w:t>
-            </w:r>
-          </w:p>
-        </w:tc>
-      </w:tr>
-      <w:tr>
-        <w:tc>
-          <w:tcPr>
-            <w:tcW w:type="pct" w:w="450"/>
+            <w:tcW w:type="pct" w:w="700"/>
+            <w:tcMar>
+              <w:top w:type="dxa" w:w="60"/>
+              <w:left w:type="dxa" w:w="100"/>
+              <w:bottom w:type="dxa" w:w="60"/>
+              <w:right w:type="dxa" w:w="100"/>
+            </w:tcMar>
+          </w:tcPr>
+          <w:p>
+            <w:r>
+              <w:rPr>
+                <w:b w:val="false"/>
+                <w:bCs w:val="false"/>
+                <w:sz w:val="22"/>
+                <w:szCs w:val="22"/>
+              </w:rPr>
+              <w:t xml:space="preserve">Có mã triển khai</w:t>
+            </w:r>
+          </w:p>
+        </w:tc>
+        <w:tc>
+          <w:tcPr>
+            <w:tcW w:type="pct" w:w="1850"/>
+            <w:tcMar>
+              <w:top w:type="dxa" w:w="60"/>
+              <w:left w:type="dxa" w:w="100"/>
+              <w:bottom w:type="dxa" w:w="60"/>
+              <w:right w:type="dxa" w:w="100"/>
+            </w:tcMar>
+          </w:tcPr>
+          <w:p>
+            <w:r>
+              <w:rPr>
+                <w:b w:val="false"/>
+                <w:bCs w:val="false"/>
+                <w:sz w:val="22"/>
+                <w:szCs w:val="22"/>
+              </w:rPr>
+              <w:t xml:space="preserve">Chạm vào gói để mở form; khi lưu chỉnh sửa thì include UC12.</w:t>
+            </w:r>
+          </w:p>
+        </w:tc>
+      </w:tr>
+      <w:tr>
+        <w:tc>
+          <w:tcPr>
+            <w:tcW w:type="pct" w:w="400"/>
             <w:tcMar>
               <w:top w:type="dxa" w:w="60"/>
               <w:left w:type="dxa" w:w="100"/>
@@ -926,7 +940,7 @@
         </w:tc>
         <w:tc>
           <w:tcPr>
-            <w:tcW w:type="pct" w:w="1150"/>
+            <w:tcW w:type="pct" w:w="1050"/>
             <w:tcMar>
               <w:top w:type="dxa" w:w="60"/>
               <w:left w:type="dxa" w:w="100"/>
@@ -948,7 +962,7 @@
         </w:tc>
         <w:tc>
           <w:tcPr>
-            <w:tcW w:type="pct" w:w="950"/>
+            <w:tcW w:type="pct" w:w="1000"/>
             <w:tcMar>
               <w:top w:type="dxa" w:w="60"/>
               <w:left w:type="dxa" w:w="100"/>
@@ -970,29 +984,29 @@
         </w:tc>
         <w:tc>
           <w:tcPr>
-            <w:tcW w:type="pct" w:w="650"/>
-            <w:tcMar>
-              <w:top w:type="dxa" w:w="60"/>
-              <w:left w:type="dxa" w:w="100"/>
-              <w:bottom w:type="dxa" w:w="60"/>
-              <w:right w:type="dxa" w:w="100"/>
-            </w:tcMar>
-          </w:tcPr>
-          <w:p>
-            <w:r>
-              <w:rPr>
-                <w:b w:val="false"/>
-                <w:bCs w:val="false"/>
-                <w:sz w:val="22"/>
-                <w:szCs w:val="22"/>
-              </w:rPr>
-              <w:t xml:space="preserve">Đã làm</w:t>
-            </w:r>
-          </w:p>
-        </w:tc>
-        <w:tc>
-          <w:tcPr>
-            <w:tcW w:type="pct" w:w="1800"/>
+            <w:tcW w:type="pct" w:w="700"/>
+            <w:tcMar>
+              <w:top w:type="dxa" w:w="60"/>
+              <w:left w:type="dxa" w:w="100"/>
+              <w:bottom w:type="dxa" w:w="60"/>
+              <w:right w:type="dxa" w:w="100"/>
+            </w:tcMar>
+          </w:tcPr>
+          <w:p>
+            <w:r>
+              <w:rPr>
+                <w:b w:val="false"/>
+                <w:bCs w:val="false"/>
+                <w:sz w:val="22"/>
+                <w:szCs w:val="22"/>
+              </w:rPr>
+              <w:t xml:space="preserve">Có mã triển khai</w:t>
+            </w:r>
+          </w:p>
+        </w:tc>
+        <w:tc>
+          <w:tcPr>
+            <w:tcW w:type="pct" w:w="1850"/>
             <w:tcMar>
               <w:top w:type="dxa" w:w="60"/>
               <w:left w:type="dxa" w:w="100"/>
@@ -1016,7 +1030,7 @@
       <w:tr>
         <w:tc>
           <w:tcPr>
-            <w:tcW w:type="pct" w:w="450"/>
+            <w:tcW w:type="pct" w:w="400"/>
             <w:tcMar>
               <w:top w:type="dxa" w:w="60"/>
               <w:left w:type="dxa" w:w="100"/>
@@ -1038,7 +1052,7 @@
         </w:tc>
         <w:tc>
           <w:tcPr>
-            <w:tcW w:type="pct" w:w="1150"/>
+            <w:tcW w:type="pct" w:w="1050"/>
             <w:tcMar>
               <w:top w:type="dxa" w:w="60"/>
               <w:left w:type="dxa" w:w="100"/>
@@ -1060,7 +1074,7 @@
         </w:tc>
         <w:tc>
           <w:tcPr>
-            <w:tcW w:type="pct" w:w="950"/>
+            <w:tcW w:type="pct" w:w="1000"/>
             <w:tcMar>
               <w:top w:type="dxa" w:w="60"/>
               <w:left w:type="dxa" w:w="100"/>
@@ -1082,29 +1096,29 @@
         </w:tc>
         <w:tc>
           <w:tcPr>
-            <w:tcW w:type="pct" w:w="650"/>
-            <w:tcMar>
-              <w:top w:type="dxa" w:w="60"/>
-              <w:left w:type="dxa" w:w="100"/>
-              <w:bottom w:type="dxa" w:w="60"/>
-              <w:right w:type="dxa" w:w="100"/>
-            </w:tcMar>
-          </w:tcPr>
-          <w:p>
-            <w:r>
-              <w:rPr>
-                <w:b w:val="false"/>
-                <w:bCs w:val="false"/>
-                <w:sz w:val="22"/>
-                <w:szCs w:val="22"/>
-              </w:rPr>
-              <w:t xml:space="preserve">Đã làm</w:t>
-            </w:r>
-          </w:p>
-        </w:tc>
-        <w:tc>
-          <w:tcPr>
-            <w:tcW w:type="pct" w:w="1800"/>
+            <w:tcW w:type="pct" w:w="700"/>
+            <w:tcMar>
+              <w:top w:type="dxa" w:w="60"/>
+              <w:left w:type="dxa" w:w="100"/>
+              <w:bottom w:type="dxa" w:w="60"/>
+              <w:right w:type="dxa" w:w="100"/>
+            </w:tcMar>
+          </w:tcPr>
+          <w:p>
+            <w:r>
+              <w:rPr>
+                <w:b w:val="false"/>
+                <w:bCs w:val="false"/>
+                <w:sz w:val="22"/>
+                <w:szCs w:val="22"/>
+              </w:rPr>
+              <w:t xml:space="preserve">Có mã triển khai</w:t>
+            </w:r>
+          </w:p>
+        </w:tc>
+        <w:tc>
+          <w:tcPr>
+            <w:tcW w:type="pct" w:w="1850"/>
             <w:tcMar>
               <w:top w:type="dxa" w:w="60"/>
               <w:left w:type="dxa" w:w="100"/>
@@ -1128,7 +1142,7 @@
       <w:tr>
         <w:tc>
           <w:tcPr>
-            <w:tcW w:type="pct" w:w="450"/>
+            <w:tcW w:type="pct" w:w="400"/>
             <w:tcMar>
               <w:top w:type="dxa" w:w="60"/>
               <w:left w:type="dxa" w:w="100"/>
@@ -1150,7 +1164,7 @@
         </w:tc>
         <w:tc>
           <w:tcPr>
-            <w:tcW w:type="pct" w:w="1150"/>
+            <w:tcW w:type="pct" w:w="1050"/>
             <w:tcMar>
               <w:top w:type="dxa" w:w="60"/>
               <w:left w:type="dxa" w:w="100"/>
@@ -1172,7 +1186,7 @@
         </w:tc>
         <w:tc>
           <w:tcPr>
-            <w:tcW w:type="pct" w:w="950"/>
+            <w:tcW w:type="pct" w:w="1000"/>
             <w:tcMar>
               <w:top w:type="dxa" w:w="60"/>
               <w:left w:type="dxa" w:w="100"/>
@@ -1194,53 +1208,53 @@
         </w:tc>
         <w:tc>
           <w:tcPr>
-            <w:tcW w:type="pct" w:w="650"/>
-            <w:tcMar>
-              <w:top w:type="dxa" w:w="60"/>
-              <w:left w:type="dxa" w:w="100"/>
-              <w:bottom w:type="dxa" w:w="60"/>
-              <w:right w:type="dxa" w:w="100"/>
-            </w:tcMar>
-          </w:tcPr>
-          <w:p>
-            <w:r>
-              <w:rPr>
-                <w:b w:val="false"/>
-                <w:bCs w:val="false"/>
-                <w:sz w:val="22"/>
-                <w:szCs w:val="22"/>
-              </w:rPr>
-              <w:t xml:space="preserve">Đã làm</w:t>
-            </w:r>
-          </w:p>
-        </w:tc>
-        <w:tc>
-          <w:tcPr>
-            <w:tcW w:type="pct" w:w="1800"/>
-            <w:tcMar>
-              <w:top w:type="dxa" w:w="60"/>
-              <w:left w:type="dxa" w:w="100"/>
-              <w:bottom w:type="dxa" w:w="60"/>
-              <w:right w:type="dxa" w:w="100"/>
-            </w:tcMar>
-          </w:tcPr>
-          <w:p>
-            <w:r>
-              <w:rPr>
-                <w:b w:val="false"/>
-                <w:bCs w:val="false"/>
-                <w:sz w:val="22"/>
-                <w:szCs w:val="22"/>
-              </w:rPr>
-              <w:t xml:space="preserve">Chi phí tuần/tháng/quý/năm, biểu đồ tròn theo gói, chi phí theo danh mục, 3 gói tốn kém nhất.</w:t>
-            </w:r>
-          </w:p>
-        </w:tc>
-      </w:tr>
-      <w:tr>
-        <w:tc>
-          <w:tcPr>
-            <w:tcW w:type="pct" w:w="450"/>
+            <w:tcW w:type="pct" w:w="700"/>
+            <w:tcMar>
+              <w:top w:type="dxa" w:w="60"/>
+              <w:left w:type="dxa" w:w="100"/>
+              <w:bottom w:type="dxa" w:w="60"/>
+              <w:right w:type="dxa" w:w="100"/>
+            </w:tcMar>
+          </w:tcPr>
+          <w:p>
+            <w:r>
+              <w:rPr>
+                <w:b w:val="false"/>
+                <w:bCs w:val="false"/>
+                <w:sz w:val="22"/>
+                <w:szCs w:val="22"/>
+              </w:rPr>
+              <w:t xml:space="preserve">Có mã triển khai</w:t>
+            </w:r>
+          </w:p>
+        </w:tc>
+        <w:tc>
+          <w:tcPr>
+            <w:tcW w:type="pct" w:w="1850"/>
+            <w:tcMar>
+              <w:top w:type="dxa" w:w="60"/>
+              <w:left w:type="dxa" w:w="100"/>
+              <w:bottom w:type="dxa" w:w="60"/>
+              <w:right w:type="dxa" w:w="100"/>
+            </w:tcMar>
+          </w:tcPr>
+          <w:p>
+            <w:r>
+              <w:rPr>
+                <w:b w:val="false"/>
+                <w:bCs w:val="false"/>
+                <w:sz w:val="22"/>
+                <w:szCs w:val="22"/>
+              </w:rPr>
+              <w:t xml:space="preserve">Chi phí ước tính tuần/tháng/quý/năm theo từng tiền tệ, biểu đồ tròn theo gói, tỷ trọng theo danh mục, 3 gói tốn kém nhất.</w:t>
+            </w:r>
+          </w:p>
+        </w:tc>
+      </w:tr>
+      <w:tr>
+        <w:tc>
+          <w:tcPr>
+            <w:tcW w:type="pct" w:w="400"/>
             <w:tcMar>
               <w:top w:type="dxa" w:w="60"/>
               <w:left w:type="dxa" w:w="100"/>
@@ -1262,7 +1276,7 @@
         </w:tc>
         <w:tc>
           <w:tcPr>
-            <w:tcW w:type="pct" w:w="1150"/>
+            <w:tcW w:type="pct" w:w="1050"/>
             <w:tcMar>
               <w:top w:type="dxa" w:w="60"/>
               <w:left w:type="dxa" w:w="100"/>
@@ -1284,7 +1298,7 @@
         </w:tc>
         <w:tc>
           <w:tcPr>
-            <w:tcW w:type="pct" w:w="950"/>
+            <w:tcW w:type="pct" w:w="1000"/>
             <w:tcMar>
               <w:top w:type="dxa" w:w="60"/>
               <w:left w:type="dxa" w:w="100"/>
@@ -1306,29 +1320,29 @@
         </w:tc>
         <w:tc>
           <w:tcPr>
-            <w:tcW w:type="pct" w:w="650"/>
-            <w:tcMar>
-              <w:top w:type="dxa" w:w="60"/>
-              <w:left w:type="dxa" w:w="100"/>
-              <w:bottom w:type="dxa" w:w="60"/>
-              <w:right w:type="dxa" w:w="100"/>
-            </w:tcMar>
-          </w:tcPr>
-          <w:p>
-            <w:r>
-              <w:rPr>
-                <w:b w:val="false"/>
-                <w:bCs w:val="false"/>
-                <w:sz w:val="22"/>
-                <w:szCs w:val="22"/>
-              </w:rPr>
-              <w:t xml:space="preserve">Đã làm</w:t>
-            </w:r>
-          </w:p>
-        </w:tc>
-        <w:tc>
-          <w:tcPr>
-            <w:tcW w:type="pct" w:w="1800"/>
+            <w:tcW w:type="pct" w:w="700"/>
+            <w:tcMar>
+              <w:top w:type="dxa" w:w="60"/>
+              <w:left w:type="dxa" w:w="100"/>
+              <w:bottom w:type="dxa" w:w="60"/>
+              <w:right w:type="dxa" w:w="100"/>
+            </w:tcMar>
+          </w:tcPr>
+          <w:p>
+            <w:r>
+              <w:rPr>
+                <w:b w:val="false"/>
+                <w:bCs w:val="false"/>
+                <w:sz w:val="22"/>
+                <w:szCs w:val="22"/>
+              </w:rPr>
+              <w:t xml:space="preserve">Có mã triển khai</w:t>
+            </w:r>
+          </w:p>
+        </w:tc>
+        <w:tc>
+          <w:tcPr>
+            <w:tcW w:type="pct" w:w="1850"/>
             <w:tcMar>
               <w:top w:type="dxa" w:w="60"/>
               <w:left w:type="dxa" w:w="100"/>
@@ -1352,7 +1366,7 @@
       <w:tr>
         <w:tc>
           <w:tcPr>
-            <w:tcW w:type="pct" w:w="450"/>
+            <w:tcW w:type="pct" w:w="400"/>
             <w:tcMar>
               <w:top w:type="dxa" w:w="60"/>
               <w:left w:type="dxa" w:w="100"/>
@@ -1374,7 +1388,7 @@
         </w:tc>
         <w:tc>
           <w:tcPr>
-            <w:tcW w:type="pct" w:w="1150"/>
+            <w:tcW w:type="pct" w:w="1050"/>
             <w:tcMar>
               <w:top w:type="dxa" w:w="60"/>
               <w:left w:type="dxa" w:w="100"/>
@@ -1396,7 +1410,7 @@
         </w:tc>
         <w:tc>
           <w:tcPr>
-            <w:tcW w:type="pct" w:w="950"/>
+            <w:tcW w:type="pct" w:w="1000"/>
             <w:tcMar>
               <w:top w:type="dxa" w:w="60"/>
               <w:left w:type="dxa" w:w="100"/>
@@ -1418,53 +1432,53 @@
         </w:tc>
         <w:tc>
           <w:tcPr>
-            <w:tcW w:type="pct" w:w="650"/>
-            <w:tcMar>
-              <w:top w:type="dxa" w:w="60"/>
-              <w:left w:type="dxa" w:w="100"/>
-              <w:bottom w:type="dxa" w:w="60"/>
-              <w:right w:type="dxa" w:w="100"/>
-            </w:tcMar>
-          </w:tcPr>
-          <w:p>
-            <w:r>
-              <w:rPr>
-                <w:b w:val="false"/>
-                <w:bCs w:val="false"/>
-                <w:sz w:val="22"/>
-                <w:szCs w:val="22"/>
-              </w:rPr>
-              <w:t xml:space="preserve">Đã làm</w:t>
-            </w:r>
-          </w:p>
-        </w:tc>
-        <w:tc>
-          <w:tcPr>
-            <w:tcW w:type="pct" w:w="1800"/>
-            <w:tcMar>
-              <w:top w:type="dxa" w:w="60"/>
-              <w:left w:type="dxa" w:w="100"/>
-              <w:bottom w:type="dxa" w:w="60"/>
-              <w:right w:type="dxa" w:w="100"/>
-            </w:tcMar>
-          </w:tcPr>
-          <w:p>
-            <w:r>
-              <w:rPr>
-                <w:b w:val="false"/>
-                <w:bCs w:val="false"/>
-                <w:sz w:val="22"/>
-                <w:szCs w:val="22"/>
-              </w:rPr>
-              <w:t xml:space="preserve">Chọn nhắc đúng ngày hoặc trước 1, 3, 7, 30 ngày; bật/tắt nhắc hạn trong Cài đặt.</w:t>
-            </w:r>
-          </w:p>
-        </w:tc>
-      </w:tr>
-      <w:tr>
-        <w:tc>
-          <w:tcPr>
-            <w:tcW w:type="pct" w:w="450"/>
+            <w:tcW w:type="pct" w:w="700"/>
+            <w:tcMar>
+              <w:top w:type="dxa" w:w="60"/>
+              <w:left w:type="dxa" w:w="100"/>
+              <w:bottom w:type="dxa" w:w="60"/>
+              <w:right w:type="dxa" w:w="100"/>
+            </w:tcMar>
+          </w:tcPr>
+          <w:p>
+            <w:r>
+              <w:rPr>
+                <w:b w:val="false"/>
+                <w:bCs w:val="false"/>
+                <w:sz w:val="22"/>
+                <w:szCs w:val="22"/>
+              </w:rPr>
+              <w:t xml:space="preserve">Có mã triển khai</w:t>
+            </w:r>
+          </w:p>
+        </w:tc>
+        <w:tc>
+          <w:tcPr>
+            <w:tcW w:type="pct" w:w="1850"/>
+            <w:tcMar>
+              <w:top w:type="dxa" w:w="60"/>
+              <w:left w:type="dxa" w:w="100"/>
+              <w:bottom w:type="dxa" w:w="60"/>
+              <w:right w:type="dxa" w:w="100"/>
+            </w:tcMar>
+          </w:tcPr>
+          <w:p>
+            <w:r>
+              <w:rPr>
+                <w:b w:val="false"/>
+                <w:bCs w:val="false"/>
+                <w:sz w:val="22"/>
+                <w:szCs w:val="22"/>
+              </w:rPr>
+              <w:t xml:space="preserve">Chọn không nhắc, nhắc đúng ngày hoặc trước 1, 3, 7, 30 ngày; chỉ lưu cấu hình.</w:t>
+            </w:r>
+          </w:p>
+        </w:tc>
+      </w:tr>
+      <w:tr>
+        <w:tc>
+          <w:tcPr>
+            <w:tcW w:type="pct" w:w="400"/>
             <w:tcMar>
               <w:top w:type="dxa" w:w="60"/>
               <w:left w:type="dxa" w:w="100"/>
@@ -1486,7 +1500,7 @@
         </w:tc>
         <w:tc>
           <w:tcPr>
-            <w:tcW w:type="pct" w:w="1150"/>
+            <w:tcW w:type="pct" w:w="1050"/>
             <w:tcMar>
               <w:top w:type="dxa" w:w="60"/>
               <w:left w:type="dxa" w:w="100"/>
@@ -1508,7 +1522,7 @@
         </w:tc>
         <w:tc>
           <w:tcPr>
-            <w:tcW w:type="pct" w:w="950"/>
+            <w:tcW w:type="pct" w:w="1000"/>
             <w:tcMar>
               <w:top w:type="dxa" w:w="60"/>
               <w:left w:type="dxa" w:w="100"/>
@@ -1530,53 +1544,53 @@
         </w:tc>
         <w:tc>
           <w:tcPr>
-            <w:tcW w:type="pct" w:w="650"/>
-            <w:tcMar>
-              <w:top w:type="dxa" w:w="60"/>
-              <w:left w:type="dxa" w:w="100"/>
-              <w:bottom w:type="dxa" w:w="60"/>
-              <w:right w:type="dxa" w:w="100"/>
-            </w:tcMar>
-          </w:tcPr>
-          <w:p>
-            <w:r>
-              <w:rPr>
-                <w:b w:val="false"/>
-                <w:bCs w:val="false"/>
-                <w:sz w:val="22"/>
-                <w:szCs w:val="22"/>
-              </w:rPr>
-              <w:t xml:space="preserve">Đã làm</w:t>
-            </w:r>
-          </w:p>
-        </w:tc>
-        <w:tc>
-          <w:tcPr>
-            <w:tcW w:type="pct" w:w="1800"/>
-            <w:tcMar>
-              <w:top w:type="dxa" w:w="60"/>
-              <w:left w:type="dxa" w:w="100"/>
-              <w:bottom w:type="dxa" w:w="60"/>
-              <w:right w:type="dxa" w:w="100"/>
-            </w:tcMar>
-          </w:tcPr>
-          <w:p>
-            <w:r>
-              <w:rPr>
-                <w:b w:val="false"/>
-                <w:bCs w:val="false"/>
-                <w:sz w:val="22"/>
-                <w:szCs w:val="22"/>
-              </w:rPr>
-              <w:t xml:space="preserve">Mở ứng dụng Lịch với sự kiện lặp lại theo chu kỳ thanh toán.</w:t>
-            </w:r>
-          </w:p>
-        </w:tc>
-      </w:tr>
-      <w:tr>
-        <w:tc>
-          <w:tcPr>
-            <w:tcW w:type="pct" w:w="450"/>
+            <w:tcW w:type="pct" w:w="700"/>
+            <w:tcMar>
+              <w:top w:type="dxa" w:w="60"/>
+              <w:left w:type="dxa" w:w="100"/>
+              <w:bottom w:type="dxa" w:w="60"/>
+              <w:right w:type="dxa" w:w="100"/>
+            </w:tcMar>
+          </w:tcPr>
+          <w:p>
+            <w:r>
+              <w:rPr>
+                <w:b w:val="false"/>
+                <w:bCs w:val="false"/>
+                <w:sz w:val="22"/>
+                <w:szCs w:val="22"/>
+              </w:rPr>
+              <w:t xml:space="preserve">Có mã triển khai</w:t>
+            </w:r>
+          </w:p>
+        </w:tc>
+        <w:tc>
+          <w:tcPr>
+            <w:tcW w:type="pct" w:w="1850"/>
+            <w:tcMar>
+              <w:top w:type="dxa" w:w="60"/>
+              <w:left w:type="dxa" w:w="100"/>
+              <w:bottom w:type="dxa" w:w="60"/>
+              <w:right w:type="dxa" w:w="100"/>
+            </w:tcMar>
+          </w:tcPr>
+          <w:p>
+            <w:r>
+              <w:rPr>
+                <w:b w:val="false"/>
+                <w:bCs w:val="false"/>
+                <w:sz w:val="22"/>
+                <w:szCs w:val="22"/>
+              </w:rPr>
+              <w:t xml:space="preserve">Mở form sự kiện lặp lại theo chu kỳ trong ứng dụng Lịch; người dùng hoàn tất việc lưu.</w:t>
+            </w:r>
+          </w:p>
+        </w:tc>
+      </w:tr>
+      <w:tr>
+        <w:tc>
+          <w:tcPr>
+            <w:tcW w:type="pct" w:w="400"/>
             <w:tcMar>
               <w:top w:type="dxa" w:w="60"/>
               <w:left w:type="dxa" w:w="100"/>
@@ -1598,7 +1612,7 @@
         </w:tc>
         <w:tc>
           <w:tcPr>
-            <w:tcW w:type="pct" w:w="1150"/>
+            <w:tcW w:type="pct" w:w="1050"/>
             <w:tcMar>
               <w:top w:type="dxa" w:w="60"/>
               <w:left w:type="dxa" w:w="100"/>
@@ -1620,7 +1634,7 @@
         </w:tc>
         <w:tc>
           <w:tcPr>
-            <w:tcW w:type="pct" w:w="950"/>
+            <w:tcW w:type="pct" w:w="1000"/>
             <w:tcMar>
               <w:top w:type="dxa" w:w="60"/>
               <w:left w:type="dxa" w:w="100"/>
@@ -1642,53 +1656,53 @@
         </w:tc>
         <w:tc>
           <w:tcPr>
-            <w:tcW w:type="pct" w:w="650"/>
-            <w:tcMar>
-              <w:top w:type="dxa" w:w="60"/>
-              <w:left w:type="dxa" w:w="100"/>
-              <w:bottom w:type="dxa" w:w="60"/>
-              <w:right w:type="dxa" w:w="100"/>
-            </w:tcMar>
-          </w:tcPr>
-          <w:p>
-            <w:r>
-              <w:rPr>
-                <w:b w:val="false"/>
-                <w:bCs w:val="false"/>
-                <w:sz w:val="22"/>
-                <w:szCs w:val="22"/>
-              </w:rPr>
-              <w:t xml:space="preserve">Đã làm</w:t>
-            </w:r>
-          </w:p>
-        </w:tc>
-        <w:tc>
-          <w:tcPr>
-            <w:tcW w:type="pct" w:w="1800"/>
-            <w:tcMar>
-              <w:top w:type="dxa" w:w="60"/>
-              <w:left w:type="dxa" w:w="100"/>
-              <w:bottom w:type="dxa" w:w="60"/>
-              <w:right w:type="dxa" w:w="100"/>
-            </w:tcMar>
-          </w:tcPr>
-          <w:p>
-            <w:r>
-              <w:rPr>
-                <w:b w:val="false"/>
-                <w:bCs w:val="false"/>
-                <w:sz w:val="22"/>
-                <w:szCs w:val="22"/>
-              </w:rPr>
-              <w:t xml:space="preserve">Lưu danh sách gói ra file CSV hoặc gửi tóm tắt chi phí qua ứng dụng khác.</w:t>
-            </w:r>
-          </w:p>
-        </w:tc>
-      </w:tr>
-      <w:tr>
-        <w:tc>
-          <w:tcPr>
-            <w:tcW w:type="pct" w:w="450"/>
+            <w:tcW w:type="pct" w:w="700"/>
+            <w:tcMar>
+              <w:top w:type="dxa" w:w="60"/>
+              <w:left w:type="dxa" w:w="100"/>
+              <w:bottom w:type="dxa" w:w="60"/>
+              <w:right w:type="dxa" w:w="100"/>
+            </w:tcMar>
+          </w:tcPr>
+          <w:p>
+            <w:r>
+              <w:rPr>
+                <w:b w:val="false"/>
+                <w:bCs w:val="false"/>
+                <w:sz w:val="22"/>
+                <w:szCs w:val="22"/>
+              </w:rPr>
+              <w:t xml:space="preserve">Có mã triển khai</w:t>
+            </w:r>
+          </w:p>
+        </w:tc>
+        <w:tc>
+          <w:tcPr>
+            <w:tcW w:type="pct" w:w="1850"/>
+            <w:tcMar>
+              <w:top w:type="dxa" w:w="60"/>
+              <w:left w:type="dxa" w:w="100"/>
+              <w:bottom w:type="dxa" w:w="60"/>
+              <w:right w:type="dxa" w:w="100"/>
+            </w:tcMar>
+          </w:tcPr>
+          <w:p>
+            <w:r>
+              <w:rPr>
+                <w:b w:val="false"/>
+                <w:bCs w:val="false"/>
+                <w:sz w:val="22"/>
+                <w:szCs w:val="22"/>
+              </w:rPr>
+              <w:t xml:space="preserve">Xuất danh sách ra file CSV hoặc chia sẻ tóm tắt chi phí dạng văn bản. Chưa hỗ trợ nhập lại CSV.</w:t>
+            </w:r>
+          </w:p>
+        </w:tc>
+      </w:tr>
+      <w:tr>
+        <w:tc>
+          <w:tcPr>
+            <w:tcW w:type="pct" w:w="400"/>
             <w:tcMar>
               <w:top w:type="dxa" w:w="60"/>
               <w:left w:type="dxa" w:w="100"/>
@@ -1710,7 +1724,7 @@
         </w:tc>
         <w:tc>
           <w:tcPr>
-            <w:tcW w:type="pct" w:w="1150"/>
+            <w:tcW w:type="pct" w:w="1050"/>
             <w:tcMar>
               <w:top w:type="dxa" w:w="60"/>
               <w:left w:type="dxa" w:w="100"/>
@@ -1732,7 +1746,7 @@
         </w:tc>
         <w:tc>
           <w:tcPr>
-            <w:tcW w:type="pct" w:w="950"/>
+            <w:tcW w:type="pct" w:w="1000"/>
             <w:tcMar>
               <w:top w:type="dxa" w:w="60"/>
               <w:left w:type="dxa" w:w="100"/>
@@ -1754,53 +1768,53 @@
         </w:tc>
         <w:tc>
           <w:tcPr>
-            <w:tcW w:type="pct" w:w="650"/>
-            <w:tcMar>
-              <w:top w:type="dxa" w:w="60"/>
-              <w:left w:type="dxa" w:w="100"/>
-              <w:bottom w:type="dxa" w:w="60"/>
-              <w:right w:type="dxa" w:w="100"/>
-            </w:tcMar>
-          </w:tcPr>
-          <w:p>
-            <w:r>
-              <w:rPr>
-                <w:b w:val="false"/>
-                <w:bCs w:val="false"/>
-                <w:sz w:val="22"/>
-                <w:szCs w:val="22"/>
-              </w:rPr>
-              <w:t xml:space="preserve">Đã làm</w:t>
-            </w:r>
-          </w:p>
-        </w:tc>
-        <w:tc>
-          <w:tcPr>
-            <w:tcW w:type="pct" w:w="1800"/>
-            <w:tcMar>
-              <w:top w:type="dxa" w:w="60"/>
-              <w:left w:type="dxa" w:w="100"/>
-              <w:bottom w:type="dxa" w:w="60"/>
-              <w:right w:type="dxa" w:w="100"/>
-            </w:tcMar>
-          </w:tcPr>
-          <w:p>
-            <w:r>
-              <w:rPr>
-                <w:b w:val="false"/>
-                <w:bCs w:val="false"/>
-                <w:sz w:val="22"/>
-                <w:szCs w:val="22"/>
-              </w:rPr>
-              <w:t xml:space="preserve">Tiền tệ mặc định, gửi thông báo thử, thêm 5 gói mẫu, xóa toàn bộ dữ liệu.</w:t>
-            </w:r>
-          </w:p>
-        </w:tc>
-      </w:tr>
-      <w:tr>
-        <w:tc>
-          <w:tcPr>
-            <w:tcW w:type="pct" w:w="450"/>
+            <w:tcW w:type="pct" w:w="700"/>
+            <w:tcMar>
+              <w:top w:type="dxa" w:w="60"/>
+              <w:left w:type="dxa" w:w="100"/>
+              <w:bottom w:type="dxa" w:w="60"/>
+              <w:right w:type="dxa" w:w="100"/>
+            </w:tcMar>
+          </w:tcPr>
+          <w:p>
+            <w:r>
+              <w:rPr>
+                <w:b w:val="false"/>
+                <w:bCs w:val="false"/>
+                <w:sz w:val="22"/>
+                <w:szCs w:val="22"/>
+              </w:rPr>
+              <w:t xml:space="preserve">Có mã triển khai</w:t>
+            </w:r>
+          </w:p>
+        </w:tc>
+        <w:tc>
+          <w:tcPr>
+            <w:tcW w:type="pct" w:w="1850"/>
+            <w:tcMar>
+              <w:top w:type="dxa" w:w="60"/>
+              <w:left w:type="dxa" w:w="100"/>
+              <w:bottom w:type="dxa" w:w="60"/>
+              <w:right w:type="dxa" w:w="100"/>
+            </w:tcMar>
+          </w:tcPr>
+          <w:p>
+            <w:r>
+              <w:rPr>
+                <w:b w:val="false"/>
+                <w:bCs w:val="false"/>
+                <w:sz w:val="22"/>
+                <w:szCs w:val="22"/>
+              </w:rPr>
+              <w:t xml:space="preserve">Tiền tệ mặc định, bật/tắt nhắc hạn, gửi thông báo thử, thêm 5 gói mẫu, xóa toàn bộ dữ liệu.</w:t>
+            </w:r>
+          </w:p>
+        </w:tc>
+      </w:tr>
+      <w:tr>
+        <w:tc>
+          <w:tcPr>
+            <w:tcW w:type="pct" w:w="400"/>
             <w:tcMar>
               <w:top w:type="dxa" w:w="60"/>
               <w:left w:type="dxa" w:w="100"/>
@@ -1822,7 +1836,7 @@
         </w:tc>
         <w:tc>
           <w:tcPr>
-            <w:tcW w:type="pct" w:w="1150"/>
+            <w:tcW w:type="pct" w:w="1050"/>
             <w:tcMar>
               <w:top w:type="dxa" w:w="60"/>
               <w:left w:type="dxa" w:w="100"/>
@@ -1844,75 +1858,75 @@
         </w:tc>
         <w:tc>
           <w:tcPr>
-            <w:tcW w:type="pct" w:w="950"/>
-            <w:tcMar>
-              <w:top w:type="dxa" w:w="60"/>
-              <w:left w:type="dxa" w:w="100"/>
-              <w:bottom w:type="dxa" w:w="60"/>
-              <w:right w:type="dxa" w:w="100"/>
-            </w:tcMar>
-          </w:tcPr>
-          <w:p>
-            <w:r>
-              <w:rPr>
-                <w:b w:val="false"/>
-                <w:bCs w:val="false"/>
-                <w:sz w:val="22"/>
-                <w:szCs w:val="22"/>
-              </w:rPr>
-              <w:t xml:space="preserve">(được gọi bởi UC02, UC03)</w:t>
-            </w:r>
-          </w:p>
-        </w:tc>
-        <w:tc>
-          <w:tcPr>
-            <w:tcW w:type="pct" w:w="650"/>
-            <w:tcMar>
-              <w:top w:type="dxa" w:w="60"/>
-              <w:left w:type="dxa" w:w="100"/>
-              <w:bottom w:type="dxa" w:w="60"/>
-              <w:right w:type="dxa" w:w="100"/>
-            </w:tcMar>
-          </w:tcPr>
-          <w:p>
-            <w:r>
-              <w:rPr>
-                <w:b w:val="false"/>
-                <w:bCs w:val="false"/>
-                <w:sz w:val="22"/>
-                <w:szCs w:val="22"/>
-              </w:rPr>
-              <w:t xml:space="preserve">Đã làm</w:t>
-            </w:r>
-          </w:p>
-        </w:tc>
-        <w:tc>
-          <w:tcPr>
-            <w:tcW w:type="pct" w:w="1800"/>
-            <w:tcMar>
-              <w:top w:type="dxa" w:w="60"/>
-              <w:left w:type="dxa" w:w="100"/>
-              <w:bottom w:type="dxa" w:w="60"/>
-              <w:right w:type="dxa" w:w="100"/>
-            </w:tcMar>
-          </w:tcPr>
-          <w:p>
-            <w:r>
-              <w:rPr>
-                <w:b w:val="false"/>
-                <w:bCs w:val="false"/>
-                <w:sz w:val="22"/>
-                <w:szCs w:val="22"/>
-              </w:rPr>
-              <w:t xml:space="preserve">Tên bắt buộc, tối đa 60 ký tự; số tiền hợp lệ, không âm; liên kết phải là http/https.</w:t>
-            </w:r>
-          </w:p>
-        </w:tc>
-      </w:tr>
-      <w:tr>
-        <w:tc>
-          <w:tcPr>
-            <w:tcW w:type="pct" w:w="450"/>
+            <w:tcW w:type="pct" w:w="1000"/>
+            <w:tcMar>
+              <w:top w:type="dxa" w:w="60"/>
+              <w:left w:type="dxa" w:w="100"/>
+              <w:bottom w:type="dxa" w:w="60"/>
+              <w:right w:type="dxa" w:w="100"/>
+            </w:tcMar>
+          </w:tcPr>
+          <w:p>
+            <w:r>
+              <w:rPr>
+                <w:b w:val="false"/>
+                <w:bCs w:val="false"/>
+                <w:sz w:val="22"/>
+                <w:szCs w:val="22"/>
+              </w:rPr>
+              <w:t xml:space="preserve">(được include bởi UC02, UC03)</w:t>
+            </w:r>
+          </w:p>
+        </w:tc>
+        <w:tc>
+          <w:tcPr>
+            <w:tcW w:type="pct" w:w="700"/>
+            <w:tcMar>
+              <w:top w:type="dxa" w:w="60"/>
+              <w:left w:type="dxa" w:w="100"/>
+              <w:bottom w:type="dxa" w:w="60"/>
+              <w:right w:type="dxa" w:w="100"/>
+            </w:tcMar>
+          </w:tcPr>
+          <w:p>
+            <w:r>
+              <w:rPr>
+                <w:b w:val="false"/>
+                <w:bCs w:val="false"/>
+                <w:sz w:val="22"/>
+                <w:szCs w:val="22"/>
+              </w:rPr>
+              <w:t xml:space="preserve">Có mã triển khai</w:t>
+            </w:r>
+          </w:p>
+        </w:tc>
+        <w:tc>
+          <w:tcPr>
+            <w:tcW w:type="pct" w:w="1850"/>
+            <w:tcMar>
+              <w:top w:type="dxa" w:w="60"/>
+              <w:left w:type="dxa" w:w="100"/>
+              <w:bottom w:type="dxa" w:w="60"/>
+              <w:right w:type="dxa" w:w="100"/>
+            </w:tcMar>
+          </w:tcPr>
+          <w:p>
+            <w:r>
+              <w:rPr>
+                <w:b w:val="false"/>
+                <w:bCs w:val="false"/>
+                <w:sz w:val="22"/>
+                <w:szCs w:val="22"/>
+              </w:rPr>
+              <w:t xml:space="preserve">Kiểm tra dùng chung khi lưu: tên, số tiền, liên kết quản lý.</w:t>
+            </w:r>
+          </w:p>
+        </w:tc>
+      </w:tr>
+      <w:tr>
+        <w:tc>
+          <w:tcPr>
+            <w:tcW w:type="pct" w:w="400"/>
             <w:tcMar>
               <w:top w:type="dxa" w:w="60"/>
               <w:left w:type="dxa" w:w="100"/>
@@ -1934,7 +1948,7 @@
         </w:tc>
         <w:tc>
           <w:tcPr>
-            <w:tcW w:type="pct" w:w="1150"/>
+            <w:tcW w:type="pct" w:w="1050"/>
             <w:tcMar>
               <w:top w:type="dxa" w:w="60"/>
               <w:left w:type="dxa" w:w="100"/>
@@ -1956,75 +1970,75 @@
         </w:tc>
         <w:tc>
           <w:tcPr>
-            <w:tcW w:type="pct" w:w="950"/>
-            <w:tcMar>
-              <w:top w:type="dxa" w:w="60"/>
-              <w:left w:type="dxa" w:w="100"/>
-              <w:bottom w:type="dxa" w:w="60"/>
-              <w:right w:type="dxa" w:w="100"/>
-            </w:tcMar>
-          </w:tcPr>
-          <w:p>
-            <w:r>
-              <w:rPr>
-                <w:b w:val="false"/>
-                <w:bCs w:val="false"/>
-                <w:sz w:val="22"/>
-                <w:szCs w:val="22"/>
-              </w:rPr>
-              <w:t xml:space="preserve">Người dùng (mở rộng UC03)</w:t>
-            </w:r>
-          </w:p>
-        </w:tc>
-        <w:tc>
-          <w:tcPr>
-            <w:tcW w:type="pct" w:w="650"/>
-            <w:tcMar>
-              <w:top w:type="dxa" w:w="60"/>
-              <w:left w:type="dxa" w:w="100"/>
-              <w:bottom w:type="dxa" w:w="60"/>
-              <w:right w:type="dxa" w:w="100"/>
-            </w:tcMar>
-          </w:tcPr>
-          <w:p>
-            <w:r>
-              <w:rPr>
-                <w:b w:val="false"/>
-                <w:bCs w:val="false"/>
-                <w:sz w:val="22"/>
-                <w:szCs w:val="22"/>
-              </w:rPr>
-              <w:t xml:space="preserve">Đã làm</w:t>
-            </w:r>
-          </w:p>
-        </w:tc>
-        <w:tc>
-          <w:tcPr>
-            <w:tcW w:type="pct" w:w="1800"/>
-            <w:tcMar>
-              <w:top w:type="dxa" w:w="60"/>
-              <w:left w:type="dxa" w:w="100"/>
-              <w:bottom w:type="dxa" w:w="60"/>
-              <w:right w:type="dxa" w:w="100"/>
-            </w:tcMar>
-          </w:tcPr>
-          <w:p>
-            <w:r>
-              <w:rPr>
-                <w:b w:val="false"/>
-                <w:bCs w:val="false"/>
-                <w:sz w:val="22"/>
-                <w:szCs w:val="22"/>
-              </w:rPr>
-              <w:t xml:space="preserve">Đang hoạt động, tạm dừng hoặc đã hủy; gói không hoạt động không tính vào chi phí.</w:t>
-            </w:r>
-          </w:p>
-        </w:tc>
-      </w:tr>
-      <w:tr>
-        <w:tc>
-          <w:tcPr>
-            <w:tcW w:type="pct" w:w="450"/>
+            <w:tcW w:type="pct" w:w="1000"/>
+            <w:tcMar>
+              <w:top w:type="dxa" w:w="60"/>
+              <w:left w:type="dxa" w:w="100"/>
+              <w:bottom w:type="dxa" w:w="60"/>
+              <w:right w:type="dxa" w:w="100"/>
+            </w:tcMar>
+          </w:tcPr>
+          <w:p>
+            <w:r>
+              <w:rPr>
+                <w:b w:val="false"/>
+                <w:bCs w:val="false"/>
+                <w:sz w:val="22"/>
+                <w:szCs w:val="22"/>
+              </w:rPr>
+              <w:t xml:space="preserve">Người dùng (extend UC03)</w:t>
+            </w:r>
+          </w:p>
+        </w:tc>
+        <w:tc>
+          <w:tcPr>
+            <w:tcW w:type="pct" w:w="700"/>
+            <w:tcMar>
+              <w:top w:type="dxa" w:w="60"/>
+              <w:left w:type="dxa" w:w="100"/>
+              <w:bottom w:type="dxa" w:w="60"/>
+              <w:right w:type="dxa" w:w="100"/>
+            </w:tcMar>
+          </w:tcPr>
+          <w:p>
+            <w:r>
+              <w:rPr>
+                <w:b w:val="false"/>
+                <w:bCs w:val="false"/>
+                <w:sz w:val="22"/>
+                <w:szCs w:val="22"/>
+              </w:rPr>
+              <w:t xml:space="preserve">Có mã triển khai</w:t>
+            </w:r>
+          </w:p>
+        </w:tc>
+        <w:tc>
+          <w:tcPr>
+            <w:tcW w:type="pct" w:w="1850"/>
+            <w:tcMar>
+              <w:top w:type="dxa" w:w="60"/>
+              <w:left w:type="dxa" w:w="100"/>
+              <w:bottom w:type="dxa" w:w="60"/>
+              <w:right w:type="dxa" w:w="100"/>
+            </w:tcMar>
+          </w:tcPr>
+          <w:p>
+            <w:r>
+              <w:rPr>
+                <w:b w:val="false"/>
+                <w:bCs w:val="false"/>
+                <w:sz w:val="22"/>
+                <w:szCs w:val="22"/>
+              </w:rPr>
+              <w:t xml:space="preserve">Đang hoạt động, tạm dừng, đã hủy; không tác động tài khoản tại nhà cung cấp.</w:t>
+            </w:r>
+          </w:p>
+        </w:tc>
+      </w:tr>
+      <w:tr>
+        <w:tc>
+          <w:tcPr>
+            <w:tcW w:type="pct" w:w="400"/>
             <w:tcMar>
               <w:top w:type="dxa" w:w="60"/>
               <w:left w:type="dxa" w:w="100"/>
@@ -2046,7 +2060,7 @@
         </w:tc>
         <w:tc>
           <w:tcPr>
-            <w:tcW w:type="pct" w:w="1150"/>
+            <w:tcW w:type="pct" w:w="1050"/>
             <w:tcMar>
               <w:top w:type="dxa" w:w="60"/>
               <w:left w:type="dxa" w:w="100"/>
@@ -2068,75 +2082,75 @@
         </w:tc>
         <w:tc>
           <w:tcPr>
-            <w:tcW w:type="pct" w:w="950"/>
-            <w:tcMar>
-              <w:top w:type="dxa" w:w="60"/>
-              <w:left w:type="dxa" w:w="100"/>
-              <w:bottom w:type="dxa" w:w="60"/>
-              <w:right w:type="dxa" w:w="100"/>
-            </w:tcMar>
-          </w:tcPr>
-          <w:p>
-            <w:r>
-              <w:rPr>
-                <w:b w:val="false"/>
-                <w:bCs w:val="false"/>
-                <w:sz w:val="22"/>
-                <w:szCs w:val="22"/>
-              </w:rPr>
-              <w:t xml:space="preserve">Hệ thống thông báo</w:t>
-            </w:r>
-          </w:p>
-        </w:tc>
-        <w:tc>
-          <w:tcPr>
-            <w:tcW w:type="pct" w:w="650"/>
-            <w:tcMar>
-              <w:top w:type="dxa" w:w="60"/>
-              <w:left w:type="dxa" w:w="100"/>
-              <w:bottom w:type="dxa" w:w="60"/>
-              <w:right w:type="dxa" w:w="100"/>
-            </w:tcMar>
-          </w:tcPr>
-          <w:p>
-            <w:r>
-              <w:rPr>
-                <w:b w:val="false"/>
-                <w:bCs w:val="false"/>
-                <w:sz w:val="22"/>
-                <w:szCs w:val="22"/>
-              </w:rPr>
-              <w:t xml:space="preserve">Đã làm</w:t>
-            </w:r>
-          </w:p>
-        </w:tc>
-        <w:tc>
-          <w:tcPr>
-            <w:tcW w:type="pct" w:w="1800"/>
-            <w:tcMar>
-              <w:top w:type="dxa" w:w="60"/>
-              <w:left w:type="dxa" w:w="100"/>
-              <w:bottom w:type="dxa" w:w="60"/>
-              <w:right w:type="dxa" w:w="100"/>
-            </w:tcMar>
-          </w:tcPr>
-          <w:p>
-            <w:r>
-              <w:rPr>
-                <w:b w:val="false"/>
-                <w:bCs w:val="false"/>
-                <w:sz w:val="22"/>
-                <w:szCs w:val="22"/>
-              </w:rPr>
-              <w:t xml:space="preserve">Kiểm tra hằng ngày và ngay sau khi lưu gói; mỗi kỳ thanh toán chỉ nhắc một lần.</w:t>
-            </w:r>
-          </w:p>
-        </w:tc>
-      </w:tr>
-      <w:tr>
-        <w:tc>
-          <w:tcPr>
-            <w:tcW w:type="pct" w:w="450"/>
+            <w:tcW w:type="pct" w:w="1000"/>
+            <w:tcMar>
+              <w:top w:type="dxa" w:w="60"/>
+              <w:left w:type="dxa" w:w="100"/>
+              <w:bottom w:type="dxa" w:w="60"/>
+              <w:right w:type="dxa" w:w="100"/>
+            </w:tcMar>
+          </w:tcPr>
+          <w:p>
+            <w:r>
+              <w:rPr>
+                <w:b w:val="false"/>
+                <w:bCs w:val="false"/>
+                <w:sz w:val="22"/>
+                <w:szCs w:val="22"/>
+              </w:rPr>
+              <w:t xml:space="preserve">Người dùng (nhận), Dịch vụ thông báo Android</w:t>
+            </w:r>
+          </w:p>
+        </w:tc>
+        <w:tc>
+          <w:tcPr>
+            <w:tcW w:type="pct" w:w="700"/>
+            <w:tcMar>
+              <w:top w:type="dxa" w:w="60"/>
+              <w:left w:type="dxa" w:w="100"/>
+              <w:bottom w:type="dxa" w:w="60"/>
+              <w:right w:type="dxa" w:w="100"/>
+            </w:tcMar>
+          </w:tcPr>
+          <w:p>
+            <w:r>
+              <w:rPr>
+                <w:b w:val="false"/>
+                <w:bCs w:val="false"/>
+                <w:sz w:val="22"/>
+                <w:szCs w:val="22"/>
+              </w:rPr>
+              <w:t xml:space="preserve">Có mã triển khai</w:t>
+            </w:r>
+          </w:p>
+        </w:tc>
+        <w:tc>
+          <w:tcPr>
+            <w:tcW w:type="pct" w:w="1850"/>
+            <w:tcMar>
+              <w:top w:type="dxa" w:w="60"/>
+              <w:left w:type="dxa" w:w="100"/>
+              <w:bottom w:type="dxa" w:w="60"/>
+              <w:right w:type="dxa" w:w="100"/>
+            </w:tcMar>
+          </w:tcPr>
+          <w:p>
+            <w:r>
+              <w:rPr>
+                <w:b w:val="false"/>
+                <w:bCs w:val="false"/>
+                <w:sz w:val="22"/>
+                <w:szCs w:val="22"/>
+              </w:rPr>
+              <w:t xml:space="preserve">Do tác vụ kiểm tra của SubTrack kích hoạt; chỉ gói đủ điều kiện, mỗi kỳ một lần.</w:t>
+            </w:r>
+          </w:p>
+        </w:tc>
+      </w:tr>
+      <w:tr>
+        <w:tc>
+          <w:tcPr>
+            <w:tcW w:type="pct" w:w="400"/>
             <w:tcMar>
               <w:top w:type="dxa" w:w="60"/>
               <w:left w:type="dxa" w:w="100"/>
@@ -2158,7 +2172,7 @@
         </w:tc>
         <w:tc>
           <w:tcPr>
-            <w:tcW w:type="pct" w:w="1150"/>
+            <w:tcW w:type="pct" w:w="1050"/>
             <w:tcMar>
               <w:top w:type="dxa" w:w="60"/>
               <w:left w:type="dxa" w:w="100"/>
@@ -2180,7 +2194,7 @@
         </w:tc>
         <w:tc>
           <w:tcPr>
-            <w:tcW w:type="pct" w:w="950"/>
+            <w:tcW w:type="pct" w:w="1000"/>
             <w:tcMar>
               <w:top w:type="dxa" w:w="60"/>
               <w:left w:type="dxa" w:w="100"/>
@@ -2202,7 +2216,7 @@
         </w:tc>
         <w:tc>
           <w:tcPr>
-            <w:tcW w:type="pct" w:w="650"/>
+            <w:tcW w:type="pct" w:w="700"/>
             <w:tcMar>
               <w:top w:type="dxa" w:w="60"/>
               <w:left w:type="dxa" w:w="100"/>
@@ -2224,23 +2238,23 @@
         </w:tc>
         <w:tc>
           <w:tcPr>
-            <w:tcW w:type="pct" w:w="1800"/>
-            <w:tcMar>
-              <w:top w:type="dxa" w:w="60"/>
-              <w:left w:type="dxa" w:w="100"/>
-              <w:bottom w:type="dxa" w:w="60"/>
-              <w:right w:type="dxa" w:w="100"/>
-            </w:tcMar>
-          </w:tcPr>
-          <w:p>
-            <w:r>
-              <w:rPr>
-                <w:b w:val="false"/>
-                <w:bCs w:val="false"/>
-                <w:sz w:val="22"/>
-                <w:szCs w:val="22"/>
-              </w:rPr>
-              <w:t xml:space="preserve">Chưa triển khai; cần Firebase Authentication và Firestore.</w:t>
+            <w:tcW w:type="pct" w:w="1850"/>
+            <w:tcMar>
+              <w:top w:type="dxa" w:w="60"/>
+              <w:left w:type="dxa" w:w="100"/>
+              <w:bottom w:type="dxa" w:w="60"/>
+              <w:right w:type="dxa" w:w="100"/>
+            </w:tcMar>
+          </w:tcPr>
+          <w:p>
+            <w:r>
+              <w:rPr>
+                <w:b w:val="false"/>
+                <w:bCs w:val="false"/>
+                <w:sz w:val="22"/>
+                <w:szCs w:val="22"/>
+              </w:rPr>
+              <w:t xml:space="preserve">Không nằm trong sơ đồ phiên bản hiện tại; có thể xem xét Firebase.</w:t>
             </w:r>
           </w:p>
         </w:tc>
@@ -2252,9 +2266,314 @@
         <w:spacing w:before="360"/>
       </w:pPr>
       <w:r>
-        <w:t xml:space="preserve">4. Đặc tả các Use Case chính</w:t>
+        <w:t xml:space="preserve">4. Đặc tả Use Case</w:t>
       </w:r>
     </w:p>
+    <w:p>
+      <w:pPr>
+        <w:pStyle w:val="Heading2"/>
+        <w:spacing w:before="240"/>
+      </w:pPr>
+      <w:r>
+        <w:t xml:space="preserve">UC01 – Xem tổng quan chi phí</w:t>
+      </w:r>
+    </w:p>
+    <w:tbl>
+      <w:tblPr>
+        <w:tblW w:type="pct" w:w="5000"/>
+        <w:tblBorders>
+          <w:top w:val="single" w:color="6B6491" w:sz="4"/>
+          <w:left w:val="single" w:color="6B6491" w:sz="4"/>
+          <w:bottom w:val="single" w:color="6B6491" w:sz="4"/>
+          <w:right w:val="single" w:color="6B6491" w:sz="4"/>
+          <w:insideH w:val="single" w:color="6B6491" w:sz="4"/>
+          <w:insideV w:val="single" w:color="6B6491" w:sz="4"/>
+        </w:tblBorders>
+      </w:tblPr>
+      <w:tblGrid>
+        <w:gridCol w:w="2506"/>
+        <w:gridCol w:w="7132"/>
+      </w:tblGrid>
+      <w:tr>
+        <w:tc>
+          <w:tcPr>
+            <w:tcW w:type="pct" w:w="1300"/>
+            <w:shd w:fill="E6E1F7" w:color="auto" w:val="clear"/>
+            <w:tcMar>
+              <w:top w:type="dxa" w:w="60"/>
+              <w:left w:type="dxa" w:w="100"/>
+              <w:bottom w:type="dxa" w:w="60"/>
+              <w:right w:type="dxa" w:w="100"/>
+            </w:tcMar>
+          </w:tcPr>
+          <w:p>
+            <w:r>
+              <w:rPr>
+                <w:b/>
+                <w:bCs/>
+                <w:sz w:val="22"/>
+                <w:szCs w:val="22"/>
+              </w:rPr>
+              <w:t xml:space="preserve">Tác nhân</w:t>
+            </w:r>
+          </w:p>
+        </w:tc>
+        <w:tc>
+          <w:tcPr>
+            <w:tcW w:type="pct" w:w="3700"/>
+            <w:tcMar>
+              <w:top w:type="dxa" w:w="60"/>
+              <w:left w:type="dxa" w:w="100"/>
+              <w:bottom w:type="dxa" w:w="60"/>
+              <w:right w:type="dxa" w:w="100"/>
+            </w:tcMar>
+          </w:tcPr>
+          <w:p>
+            <w:r>
+              <w:rPr>
+                <w:b w:val="false"/>
+                <w:bCs w:val="false"/>
+                <w:sz w:val="22"/>
+                <w:szCs w:val="22"/>
+              </w:rPr>
+              <w:t xml:space="preserve">Người dùng</w:t>
+            </w:r>
+          </w:p>
+        </w:tc>
+      </w:tr>
+      <w:tr>
+        <w:tc>
+          <w:tcPr>
+            <w:tcW w:type="pct" w:w="1300"/>
+            <w:shd w:fill="E6E1F7" w:color="auto" w:val="clear"/>
+            <w:tcMar>
+              <w:top w:type="dxa" w:w="60"/>
+              <w:left w:type="dxa" w:w="100"/>
+              <w:bottom w:type="dxa" w:w="60"/>
+              <w:right w:type="dxa" w:w="100"/>
+            </w:tcMar>
+          </w:tcPr>
+          <w:p>
+            <w:r>
+              <w:rPr>
+                <w:b/>
+                <w:bCs/>
+                <w:sz w:val="22"/>
+                <w:szCs w:val="22"/>
+              </w:rPr>
+              <w:t xml:space="preserve">Tiền điều kiện</w:t>
+            </w:r>
+          </w:p>
+        </w:tc>
+        <w:tc>
+          <w:tcPr>
+            <w:tcW w:type="pct" w:w="3700"/>
+            <w:tcMar>
+              <w:top w:type="dxa" w:w="60"/>
+              <w:left w:type="dxa" w:w="100"/>
+              <w:bottom w:type="dxa" w:w="60"/>
+              <w:right w:type="dxa" w:w="100"/>
+            </w:tcMar>
+          </w:tcPr>
+          <w:p>
+            <w:r>
+              <w:rPr>
+                <w:b w:val="false"/>
+                <w:bCs w:val="false"/>
+                <w:sz w:val="22"/>
+                <w:szCs w:val="22"/>
+              </w:rPr>
+              <w:t xml:space="preserve">Người dùng vào màn hình Gói đăng ký.</w:t>
+            </w:r>
+          </w:p>
+        </w:tc>
+      </w:tr>
+      <w:tr>
+        <w:tc>
+          <w:tcPr>
+            <w:tcW w:type="pct" w:w="1300"/>
+            <w:shd w:fill="E6E1F7" w:color="auto" w:val="clear"/>
+            <w:tcMar>
+              <w:top w:type="dxa" w:w="60"/>
+              <w:left w:type="dxa" w:w="100"/>
+              <w:bottom w:type="dxa" w:w="60"/>
+              <w:right w:type="dxa" w:w="100"/>
+            </w:tcMar>
+          </w:tcPr>
+          <w:p>
+            <w:r>
+              <w:rPr>
+                <w:b/>
+                <w:bCs/>
+                <w:sz w:val="22"/>
+                <w:szCs w:val="22"/>
+              </w:rPr>
+              <w:t xml:space="preserve">Luồng chính</w:t>
+            </w:r>
+          </w:p>
+        </w:tc>
+        <w:tc>
+          <w:tcPr>
+            <w:tcW w:type="pct" w:w="3700"/>
+            <w:tcMar>
+              <w:top w:type="dxa" w:w="60"/>
+              <w:left w:type="dxa" w:w="100"/>
+              <w:bottom w:type="dxa" w:w="60"/>
+              <w:right w:type="dxa" w:w="100"/>
+            </w:tcMar>
+          </w:tcPr>
+          <w:p>
+            <w:r>
+              <w:rPr>
+                <w:b w:val="false"/>
+                <w:bCs w:val="false"/>
+                <w:sz w:val="22"/>
+                <w:szCs w:val="22"/>
+              </w:rPr>
+              <w:t xml:space="preserve">1. Hệ thống tải dữ liệu từ SQLite.</w:t>
+            </w:r>
+          </w:p>
+          <w:p>
+            <w:r>
+              <w:rPr>
+                <w:b w:val="false"/>
+                <w:bCs w:val="false"/>
+                <w:sz w:val="22"/>
+                <w:szCs w:val="22"/>
+              </w:rPr>
+              <w:t xml:space="preserve">2. Hệ thống tính tổng chi phí tháng ước tính của các gói đang hoạt động dùng tiền tệ mặc định.</w:t>
+            </w:r>
+          </w:p>
+          <w:p>
+            <w:r>
+              <w:rPr>
+                <w:b w:val="false"/>
+                <w:bCs w:val="false"/>
+                <w:sz w:val="22"/>
+                <w:szCs w:val="22"/>
+              </w:rPr>
+              <w:t xml:space="preserve">3. Hệ thống đếm số gói đang hoạt động và số gói đang hoạt động đến hạn trong 0–7 ngày.</w:t>
+            </w:r>
+          </w:p>
+          <w:p>
+            <w:r>
+              <w:rPr>
+                <w:b w:val="false"/>
+                <w:bCs w:val="false"/>
+                <w:sz w:val="22"/>
+                <w:szCs w:val="22"/>
+              </w:rPr>
+              <w:t xml:space="preserve">4. Thẻ tổng quan hiển thị ở đầu danh sách.</w:t>
+            </w:r>
+          </w:p>
+        </w:tc>
+      </w:tr>
+      <w:tr>
+        <w:tc>
+          <w:tcPr>
+            <w:tcW w:type="pct" w:w="1300"/>
+            <w:shd w:fill="E6E1F7" w:color="auto" w:val="clear"/>
+            <w:tcMar>
+              <w:top w:type="dxa" w:w="60"/>
+              <w:left w:type="dxa" w:w="100"/>
+              <w:bottom w:type="dxa" w:w="60"/>
+              <w:right w:type="dxa" w:w="100"/>
+            </w:tcMar>
+          </w:tcPr>
+          <w:p>
+            <w:r>
+              <w:rPr>
+                <w:b/>
+                <w:bCs/>
+                <w:sz w:val="22"/>
+                <w:szCs w:val="22"/>
+              </w:rPr>
+              <w:t xml:space="preserve">Ngoại lệ</w:t>
+            </w:r>
+          </w:p>
+        </w:tc>
+        <w:tc>
+          <w:tcPr>
+            <w:tcW w:type="pct" w:w="3700"/>
+            <w:tcMar>
+              <w:top w:type="dxa" w:w="60"/>
+              <w:left w:type="dxa" w:w="100"/>
+              <w:bottom w:type="dxa" w:w="60"/>
+              <w:right w:type="dxa" w:w="100"/>
+            </w:tcMar>
+          </w:tcPr>
+          <w:p>
+            <w:r>
+              <w:rPr>
+                <w:b w:val="false"/>
+                <w:bCs w:val="false"/>
+                <w:sz w:val="22"/>
+                <w:szCs w:val="22"/>
+              </w:rPr>
+              <w:t xml:space="preserve">1a. Tải lỗi: hiển thị thông báo lỗi và nút “Thử lại”.</w:t>
+            </w:r>
+          </w:p>
+          <w:p>
+            <w:r>
+              <w:rPr>
+                <w:b w:val="false"/>
+                <w:bCs w:val="false"/>
+                <w:sz w:val="22"/>
+                <w:szCs w:val="22"/>
+              </w:rPr>
+              <w:t xml:space="preserve">2a. Có gói dùng tiền tệ khác: không cộng vào tổng, ghi chú số gói chưa tính.</w:t>
+            </w:r>
+          </w:p>
+        </w:tc>
+      </w:tr>
+      <w:tr>
+        <w:tc>
+          <w:tcPr>
+            <w:tcW w:type="pct" w:w="1300"/>
+            <w:shd w:fill="E6E1F7" w:color="auto" w:val="clear"/>
+            <w:tcMar>
+              <w:top w:type="dxa" w:w="60"/>
+              <w:left w:type="dxa" w:w="100"/>
+              <w:bottom w:type="dxa" w:w="60"/>
+              <w:right w:type="dxa" w:w="100"/>
+            </w:tcMar>
+          </w:tcPr>
+          <w:p>
+            <w:r>
+              <w:rPr>
+                <w:b/>
+                <w:bCs/>
+                <w:sz w:val="22"/>
+                <w:szCs w:val="22"/>
+              </w:rPr>
+              <w:t xml:space="preserve">Hậu điều kiện</w:t>
+            </w:r>
+          </w:p>
+        </w:tc>
+        <w:tc>
+          <w:tcPr>
+            <w:tcW w:type="pct" w:w="3700"/>
+            <w:tcMar>
+              <w:top w:type="dxa" w:w="60"/>
+              <w:left w:type="dxa" w:w="100"/>
+              <w:bottom w:type="dxa" w:w="60"/>
+              <w:right w:type="dxa" w:w="100"/>
+            </w:tcMar>
+          </w:tcPr>
+          <w:p>
+            <w:r>
+              <w:rPr>
+                <w:b w:val="false"/>
+                <w:bCs w:val="false"/>
+                <w:sz w:val="22"/>
+                <w:szCs w:val="22"/>
+              </w:rPr>
+              <w:t xml:space="preserve">Bộ lọc danh sách không làm thay đổi thẻ tổng quan.</w:t>
+            </w:r>
+          </w:p>
+        </w:tc>
+      </w:tr>
+    </w:tbl>
     <w:p>
       <w:pPr>
         <w:pStyle w:val="Heading2"/>
@@ -2347,7 +2666,7 @@
                 <w:sz w:val="22"/>
                 <w:szCs w:val="22"/>
               </w:rPr>
-              <w:t xml:space="preserve">Mô tả</w:t>
+              <w:t xml:space="preserve">Tiền điều kiện</w:t>
             </w:r>
           </w:p>
         </w:tc>
@@ -2369,7 +2688,7 @@
                 <w:sz w:val="22"/>
                 <w:szCs w:val="22"/>
               </w:rPr>
-              <w:t xml:space="preserve">Người dùng thêm một gói đăng ký định kỳ mới vào ứng dụng.</w:t>
+              <w:t xml:space="preserve">Ứng dụng đã mở, đã qua màn hình giới thiệu lần đầu.</w:t>
             </w:r>
           </w:p>
         </w:tc>
@@ -2394,7 +2713,7 @@
                 <w:sz w:val="22"/>
                 <w:szCs w:val="22"/>
               </w:rPr>
-              <w:t xml:space="preserve">Tiền điều kiện</w:t>
+              <w:t xml:space="preserve">Luồng chính</w:t>
             </w:r>
           </w:p>
         </w:tc>
@@ -2416,7 +2735,51 @@
                 <w:sz w:val="22"/>
                 <w:szCs w:val="22"/>
               </w:rPr>
-              <w:t xml:space="preserve">Ứng dụng đã mở, đã qua màn hình giới thiệu lần đầu.</w:t>
+              <w:t xml:space="preserve">1. Người dùng nhấn nút “Thêm gói đăng ký”.</w:t>
+            </w:r>
+          </w:p>
+          <w:p>
+            <w:r>
+              <w:rPr>
+                <w:b w:val="false"/>
+                <w:bCs w:val="false"/>
+                <w:sz w:val="22"/>
+                <w:szCs w:val="22"/>
+              </w:rPr>
+              <w:t xml:space="preserve">2. Hệ thống hiển thị form; tiền tệ mặc định lấy từ Cài đặt, ngày thanh toán gợi ý là một tháng sau.</w:t>
+            </w:r>
+          </w:p>
+          <w:p>
+            <w:r>
+              <w:rPr>
+                <w:b w:val="false"/>
+                <w:bCs w:val="false"/>
+                <w:sz w:val="22"/>
+                <w:szCs w:val="22"/>
+              </w:rPr>
+              <w:t xml:space="preserve">3. Người dùng nhập tên dịch vụ, số tiền, tiền tệ, chu kỳ (tuần/tháng/quý/năm), ngày thanh toán tiếp theo, danh mục, trạng thái; có thể chọn nhắc trước, tag, nền tảng, liên kết quản lý, ghi chú.</w:t>
+            </w:r>
+          </w:p>
+          <w:p>
+            <w:r>
+              <w:rPr>
+                <w:b w:val="false"/>
+                <w:bCs w:val="false"/>
+                <w:sz w:val="22"/>
+                <w:szCs w:val="22"/>
+              </w:rPr>
+              <w:t xml:space="preserve">4. Người dùng nhấn “Lưu”; hệ thống kiểm tra dữ liệu (UC12).</w:t>
+            </w:r>
+          </w:p>
+          <w:p>
+            <w:r>
+              <w:rPr>
+                <w:b w:val="false"/>
+                <w:bCs w:val="false"/>
+                <w:sz w:val="22"/>
+                <w:szCs w:val="22"/>
+              </w:rPr>
+              <w:t xml:space="preserve">5. Hệ thống lưu bản ghi, xếp yêu cầu kiểm tra nhắc hạn (nếu nhắc hạn đang bật), báo “Đã lưu gói đăng ký” và quay về danh sách.</w:t>
             </w:r>
           </w:p>
         </w:tc>
@@ -2441,7 +2804,7 @@
                 <w:sz w:val="22"/>
                 <w:szCs w:val="22"/>
               </w:rPr>
-              <w:t xml:space="preserve">Luồng chính</w:t>
+              <w:t xml:space="preserve">Ngoại lệ</w:t>
             </w:r>
           </w:p>
         </w:tc>
@@ -2463,73 +2826,29 @@
                 <w:sz w:val="22"/>
                 <w:szCs w:val="22"/>
               </w:rPr>
-              <w:t xml:space="preserve">1. Người dùng nhấn nút “Thêm gói đăng ký” trên màn hình Gói đăng ký.</w:t>
-            </w:r>
-          </w:p>
-          <w:p>
-            <w:r>
-              <w:rPr>
-                <w:b w:val="false"/>
-                <w:bCs w:val="false"/>
-                <w:sz w:val="22"/>
-                <w:szCs w:val="22"/>
-              </w:rPr>
-              <w:t xml:space="preserve">2. Hệ thống hiển thị form; tiền tệ mặc định lấy từ Cài đặt, ngày thanh toán gợi ý là một tháng sau.</w:t>
-            </w:r>
-          </w:p>
-          <w:p>
-            <w:r>
-              <w:rPr>
-                <w:b w:val="false"/>
-                <w:bCs w:val="false"/>
-                <w:sz w:val="22"/>
-                <w:szCs w:val="22"/>
-              </w:rPr>
-              <w:t xml:space="preserve">3. Người dùng nhập tên dịch vụ, số tiền, chọn tiền tệ, chu kỳ (tuần/tháng/quý/năm), ngày thanh toán tiếp theo, danh mục, trạng thái; có thể chọn nhắc trước, tag, nền tảng, nhập liên kết quản lý và ghi chú.</w:t>
-            </w:r>
-          </w:p>
-          <w:p>
-            <w:r>
-              <w:rPr>
-                <w:b w:val="false"/>
-                <w:bCs w:val="false"/>
-                <w:sz w:val="22"/>
-                <w:szCs w:val="22"/>
-              </w:rPr>
-              <w:t xml:space="preserve">4. Người dùng nhấn “Lưu”.</w:t>
-            </w:r>
-          </w:p>
-          <w:p>
-            <w:r>
-              <w:rPr>
-                <w:b w:val="false"/>
-                <w:bCs w:val="false"/>
-                <w:sz w:val="22"/>
-                <w:szCs w:val="22"/>
-              </w:rPr>
-              <w:t xml:space="preserve">5. Hệ thống kiểm tra dữ liệu hợp lệ (UC12).</w:t>
-            </w:r>
-          </w:p>
-          <w:p>
-            <w:r>
-              <w:rPr>
-                <w:b w:val="false"/>
-                <w:bCs w:val="false"/>
-                <w:sz w:val="22"/>
-                <w:szCs w:val="22"/>
-              </w:rPr>
-              <w:t xml:space="preserve">6. Hệ thống lưu bản ghi vào SQLite, kiểm tra nhắc hạn ngay (UC14), báo “Đã lưu gói đăng ký” và quay về danh sách.</w:t>
-            </w:r>
-          </w:p>
-          <w:p>
-            <w:r>
-              <w:rPr>
-                <w:b w:val="false"/>
-                <w:bCs w:val="false"/>
-                <w:sz w:val="22"/>
-                <w:szCs w:val="22"/>
-              </w:rPr>
-              <w:t xml:space="preserve">7. Danh sách và thẻ tổng quan được cập nhật.</w:t>
+              <w:t xml:space="preserve">3a. Nhấn “Tag mới”: hộp thoại tạo tag mở ra; tag vừa tạo được chọn luôn.</w:t>
+            </w:r>
+          </w:p>
+          <w:p>
+            <w:r>
+              <w:rPr>
+                <w:b w:val="false"/>
+                <w:bCs w:val="false"/>
+                <w:sz w:val="22"/>
+                <w:szCs w:val="22"/>
+              </w:rPr>
+              <w:t xml:space="preserve">4a. Dữ liệu không hợp lệ: giữ form, báo lỗi dưới từng trường, không lưu.</w:t>
+            </w:r>
+          </w:p>
+          <w:p>
+            <w:r>
+              <w:rPr>
+                <w:b w:val="false"/>
+                <w:bCs w:val="false"/>
+                <w:sz w:val="22"/>
+                <w:szCs w:val="22"/>
+              </w:rPr>
+              <w:t xml:space="preserve">5a. Lỗi ghi database: báo “Không lưu được. Vui lòng thử lại.” và giữ dữ liệu trên form.</w:t>
             </w:r>
           </w:p>
         </w:tc>
@@ -2554,7 +2873,7 @@
                 <w:sz w:val="22"/>
                 <w:szCs w:val="22"/>
               </w:rPr>
-              <w:t xml:space="preserve">Luồng thay thế</w:t>
+              <w:t xml:space="preserve">Hậu điều kiện</w:t>
             </w:r>
           </w:p>
         </w:tc>
@@ -2576,76 +2895,7 @@
                 <w:sz w:val="22"/>
                 <w:szCs w:val="22"/>
               </w:rPr>
-              <w:t xml:space="preserve">3a. Người dùng nhấn “Tag mới”: hộp thoại tạo tag mở ra; tag vừa tạo được chọn luôn.</w:t>
-            </w:r>
-          </w:p>
-          <w:p>
-            <w:r>
-              <w:rPr>
-                <w:b w:val="false"/>
-                <w:bCs w:val="false"/>
-                <w:sz w:val="22"/>
-                <w:szCs w:val="22"/>
-              </w:rPr>
-              <w:t xml:space="preserve">5a. Dữ liệu không hợp lệ: hệ thống báo lỗi dưới từng trường và hiện “Vui lòng sửa các trường bị lỗi”; người dùng sửa rồi lưu lại.</w:t>
-            </w:r>
-          </w:p>
-          <w:p>
-            <w:r>
-              <w:rPr>
-                <w:b w:val="false"/>
-                <w:bCs w:val="false"/>
-                <w:sz w:val="22"/>
-                <w:szCs w:val="22"/>
-              </w:rPr>
-              <w:t xml:space="preserve">6a. Lỗi ghi database: hệ thống báo “Không lưu được. Vui lòng thử lại.” và giữ nguyên dữ liệu trên form.</w:t>
-            </w:r>
-          </w:p>
-        </w:tc>
-      </w:tr>
-      <w:tr>
-        <w:tc>
-          <w:tcPr>
-            <w:tcW w:type="pct" w:w="1300"/>
-            <w:shd w:fill="E6E1F7" w:color="auto" w:val="clear"/>
-            <w:tcMar>
-              <w:top w:type="dxa" w:w="60"/>
-              <w:left w:type="dxa" w:w="100"/>
-              <w:bottom w:type="dxa" w:w="60"/>
-              <w:right w:type="dxa" w:w="100"/>
-            </w:tcMar>
-          </w:tcPr>
-          <w:p>
-            <w:r>
-              <w:rPr>
-                <w:b/>
-                <w:bCs/>
-                <w:sz w:val="22"/>
-                <w:szCs w:val="22"/>
-              </w:rPr>
-              <w:t xml:space="preserve">Hậu điều kiện</w:t>
-            </w:r>
-          </w:p>
-        </w:tc>
-        <w:tc>
-          <w:tcPr>
-            <w:tcW w:type="pct" w:w="3700"/>
-            <w:tcMar>
-              <w:top w:type="dxa" w:w="60"/>
-              <w:left w:type="dxa" w:w="100"/>
-              <w:bottom w:type="dxa" w:w="60"/>
-              <w:right w:type="dxa" w:w="100"/>
-            </w:tcMar>
-          </w:tcPr>
-          <w:p>
-            <w:r>
-              <w:rPr>
-                <w:b w:val="false"/>
-                <w:bCs w:val="false"/>
-                <w:sz w:val="22"/>
-                <w:szCs w:val="22"/>
-              </w:rPr>
-              <w:t xml:space="preserve">Gói mới được lưu và hiển thị trong danh sách, báo cáo.</w:t>
+              <w:t xml:space="preserve">Gói mới hiển thị trong danh sách, tổng quan và báo cáo.</w:t>
             </w:r>
           </w:p>
         </w:tc>
@@ -2823,7 +3073,7 @@
                 <w:sz w:val="22"/>
                 <w:szCs w:val="22"/>
               </w:rPr>
-              <w:t xml:space="preserve">2. Hệ thống mở màn hình “Sửa gói đăng ký” với toàn bộ thông tin hiện tại.</w:t>
+              <w:t xml:space="preserve">2. Hệ thống mở màn hình “Sửa gói đăng ký” với thông tin hiện tại.</w:t>
             </w:r>
           </w:p>
           <w:p>
@@ -2845,18 +3095,7 @@
                 <w:sz w:val="22"/>
                 <w:szCs w:val="22"/>
               </w:rPr>
-              <w:t xml:space="preserve">4. Hệ thống kiểm tra dữ liệu (UC12) và cập nhật database.</w:t>
-            </w:r>
-          </w:p>
-          <w:p>
-            <w:r>
-              <w:rPr>
-                <w:b w:val="false"/>
-                <w:bCs w:val="false"/>
-                <w:sz w:val="22"/>
-                <w:szCs w:val="22"/>
-              </w:rPr>
-              <w:t xml:space="preserve">5. Danh sách, tổng quan và báo cáo được cập nhật.</w:t>
+              <w:t xml:space="preserve">4. Hệ thống kiểm tra dữ liệu (UC12) rồi cập nhật database.</w:t>
             </w:r>
           </w:p>
         </w:tc>
@@ -2881,7 +3120,7 @@
                 <w:sz w:val="22"/>
                 <w:szCs w:val="22"/>
               </w:rPr>
-              <w:t xml:space="preserve">Luồng thay thế</w:t>
+              <w:t xml:space="preserve">Ngoại lệ</w:t>
             </w:r>
           </w:p>
         </w:tc>
@@ -2914,18 +3153,18 @@
                 <w:sz w:val="22"/>
                 <w:szCs w:val="22"/>
               </w:rPr>
-              <w:t xml:space="preserve">3a. Người dùng nhấn nút quay lại: không thay đổi dữ liệu.</w:t>
-            </w:r>
-          </w:p>
-          <w:p>
-            <w:r>
-              <w:rPr>
-                <w:b w:val="false"/>
-                <w:bCs w:val="false"/>
-                <w:sz w:val="22"/>
-                <w:szCs w:val="22"/>
-              </w:rPr>
-              <w:t xml:space="preserve">4a. Dữ liệu không hợp lệ: báo lỗi như UC02.</w:t>
+              <w:t xml:space="preserve">3a. Nhấn quay lại: không thay đổi dữ liệu.</w:t>
+            </w:r>
+          </w:p>
+          <w:p>
+            <w:r>
+              <w:rPr>
+                <w:b w:val="false"/>
+                <w:bCs w:val="false"/>
+                <w:sz w:val="22"/>
+                <w:szCs w:val="22"/>
+              </w:rPr>
+              <w:t xml:space="preserve">4a. Dữ liệu không hợp lệ: xử lý như UC02.</w:t>
             </w:r>
           </w:p>
         </w:tc>
@@ -3161,18 +3400,7 @@
                 <w:sz w:val="22"/>
                 <w:szCs w:val="22"/>
               </w:rPr>
-              <w:t xml:space="preserve">3. Người dùng nhấn “Xóa”.</w:t>
-            </w:r>
-          </w:p>
-          <w:p>
-            <w:r>
-              <w:rPr>
-                <w:b w:val="false"/>
-                <w:bCs w:val="false"/>
-                <w:sz w:val="22"/>
-                <w:szCs w:val="22"/>
-              </w:rPr>
-              <w:t xml:space="preserve">4. Hệ thống xóa bản ghi (kèm liên kết tag), báo “Đã xóa gói đăng ký” và quay về danh sách.</w:t>
+              <w:t xml:space="preserve">3. Người dùng nhấn “Xóa”; hệ thống xóa bản ghi và liên kết tag, báo “Đã xóa gói đăng ký”.</w:t>
             </w:r>
           </w:p>
         </w:tc>
@@ -3197,7 +3425,7 @@
                 <w:sz w:val="22"/>
                 <w:szCs w:val="22"/>
               </w:rPr>
-              <w:t xml:space="preserve">Luồng thay thế</w:t>
+              <w:t xml:space="preserve">Ngoại lệ</w:t>
             </w:r>
           </w:p>
         </w:tc>
@@ -3219,7 +3447,7 @@
                 <w:sz w:val="22"/>
                 <w:szCs w:val="22"/>
               </w:rPr>
-              <w:t xml:space="preserve">3a. Người dùng nhấn “Hủy”: không xóa.</w:t>
+              <w:t xml:space="preserve">3a. Nhấn “Hủy”: không xóa.</w:t>
             </w:r>
           </w:p>
         </w:tc>
@@ -3266,7 +3494,7 @@
                 <w:sz w:val="22"/>
                 <w:szCs w:val="22"/>
               </w:rPr>
-              <w:t xml:space="preserve">Gói không còn trong danh sách và không được tính vào báo cáo.</w:t>
+              <w:t xml:space="preserve">Gói không còn trong danh sách và báo cáo.</w:t>
             </w:r>
           </w:p>
         </w:tc>
@@ -3386,40 +3614,29 @@
                 <w:sz w:val="22"/>
                 <w:szCs w:val="22"/>
               </w:rPr>
-              <w:t xml:space="preserve">1. Người dùng mở màn hình Gói đăng ký.</w:t>
-            </w:r>
-          </w:p>
-          <w:p>
-            <w:r>
-              <w:rPr>
-                <w:b w:val="false"/>
-                <w:bCs w:val="false"/>
-                <w:sz w:val="22"/>
-                <w:szCs w:val="22"/>
-              </w:rPr>
-              <w:t xml:space="preserve">2. Người dùng nhập từ khóa (tên, tag, nền tảng hoặc danh mục) và/hoặc chọn bộ lọc trạng thái, danh mục.</w:t>
-            </w:r>
-          </w:p>
-          <w:p>
-            <w:r>
-              <w:rPr>
-                <w:b w:val="false"/>
-                <w:bCs w:val="false"/>
-                <w:sz w:val="22"/>
-                <w:szCs w:val="22"/>
-              </w:rPr>
-              <w:t xml:space="preserve">3. Người dùng chọn cách sắp xếp: ngày thanh toán gần nhất, chi phí tháng cao nhất, tên (A–Z).</w:t>
-            </w:r>
-          </w:p>
-          <w:p>
-            <w:r>
-              <w:rPr>
-                <w:b w:val="false"/>
-                <w:bCs w:val="false"/>
-                <w:sz w:val="22"/>
-                <w:szCs w:val="22"/>
-              </w:rPr>
-              <w:t xml:space="preserve">4. Hệ thống hiển thị ngay danh sách phù hợp.</w:t>
+              <w:t xml:space="preserve">1. Người dùng nhập từ khóa (tên, tag, nền tảng hoặc danh mục) và/hoặc chọn bộ lọc trạng thái, danh mục.</w:t>
+            </w:r>
+          </w:p>
+          <w:p>
+            <w:r>
+              <w:rPr>
+                <w:b w:val="false"/>
+                <w:bCs w:val="false"/>
+                <w:sz w:val="22"/>
+                <w:szCs w:val="22"/>
+              </w:rPr>
+              <w:t xml:space="preserve">2. Người dùng chọn sắp xếp: ngày thanh toán gần nhất, chi phí tháng cao nhất, tên (A–Z).</w:t>
+            </w:r>
+          </w:p>
+          <w:p>
+            <w:r>
+              <w:rPr>
+                <w:b w:val="false"/>
+                <w:bCs w:val="false"/>
+                <w:sz w:val="22"/>
+                <w:szCs w:val="22"/>
+              </w:rPr>
+              <w:t xml:space="preserve">3. Hệ thống hiển thị ngay danh sách phù hợp.</w:t>
             </w:r>
           </w:p>
         </w:tc>
@@ -3444,7 +3661,7 @@
                 <w:sz w:val="22"/>
                 <w:szCs w:val="22"/>
               </w:rPr>
-              <w:t xml:space="preserve">Luồng thay thế</w:t>
+              <w:t xml:space="preserve">Ngoại lệ</w:t>
             </w:r>
           </w:p>
         </w:tc>
@@ -3466,7 +3683,7 @@
                 <w:sz w:val="22"/>
                 <w:szCs w:val="22"/>
               </w:rPr>
-              <w:t xml:space="preserve">4a. Không có kết quả: hiển thị “Không tìm thấy gói phù hợp” kèm nút “Xóa bộ lọc”.</w:t>
+              <w:t xml:space="preserve">3a. Không có kết quả: hiển thị “Không tìm thấy gói phù hợp” kèm nút “Xóa bộ lọc”.</w:t>
             </w:r>
           </w:p>
         </w:tc>
@@ -3586,29 +3803,29 @@
                 <w:sz w:val="22"/>
                 <w:szCs w:val="22"/>
               </w:rPr>
-              <w:t xml:space="preserve">1. Người dùng mở tab Báo cáo và có thể chọn tiền tệ báo cáo.</w:t>
-            </w:r>
-          </w:p>
-          <w:p>
-            <w:r>
-              <w:rPr>
-                <w:b w:val="false"/>
-                <w:bCs w:val="false"/>
-                <w:sz w:val="22"/>
-                <w:szCs w:val="22"/>
-              </w:rPr>
-              <w:t xml:space="preserve">2. Hệ thống quy đổi chi phí từng gói đang hoạt động về tháng (tuần × 52 ÷ 12, quý ÷ 3, năm ÷ 12).</w:t>
-            </w:r>
-          </w:p>
-          <w:p>
-            <w:r>
-              <w:rPr>
-                <w:b w:val="false"/>
-                <w:bCs w:val="false"/>
-                <w:sz w:val="22"/>
-                <w:szCs w:val="22"/>
-              </w:rPr>
-              <w:t xml:space="preserve">3. Hệ thống hiển thị chi phí mỗi tuần, tháng, quý, năm; biểu đồ tròn cơ cấu theo gói (gộp “Các gói khác” khi quá 6 gói); chi phí theo danh mục; 3 gói tốn kém nhất.</w:t>
+              <w:t xml:space="preserve">1. Người dùng mở tab Báo cáo, có thể chọn tiền tệ báo cáo.</w:t>
+            </w:r>
+          </w:p>
+          <w:p>
+            <w:r>
+              <w:rPr>
+                <w:b w:val="false"/>
+                <w:bCs w:val="false"/>
+                <w:sz w:val="22"/>
+                <w:szCs w:val="22"/>
+              </w:rPr>
+              <w:t xml:space="preserve">2. Hệ thống quy đổi chi phí từng gói đang hoạt động cùng tiền tệ về tháng (tuần × 52 ÷ 12, quý ÷ 3, năm ÷ 12).</w:t>
+            </w:r>
+          </w:p>
+          <w:p>
+            <w:r>
+              <w:rPr>
+                <w:b w:val="false"/>
+                <w:bCs w:val="false"/>
+                <w:sz w:val="22"/>
+                <w:szCs w:val="22"/>
+              </w:rPr>
+              <w:t xml:space="preserve">3. Hệ thống hiển thị chi phí ước tính mỗi tuần, tháng, quý, năm; biểu đồ tròn theo gói (gộp “Các gói khác” khi quá 6 gói); tỷ trọng theo danh mục; 3 gói tốn kém nhất.</w:t>
             </w:r>
           </w:p>
         </w:tc>
@@ -3633,7 +3850,7 @@
                 <w:sz w:val="22"/>
                 <w:szCs w:val="22"/>
               </w:rPr>
-              <w:t xml:space="preserve">Luồng thay thế</w:t>
+              <w:t xml:space="preserve">Ngoại lệ</w:t>
             </w:r>
           </w:p>
         </w:tc>
@@ -3666,7 +3883,54 @@
                 <w:sz w:val="22"/>
                 <w:szCs w:val="22"/>
               </w:rPr>
-              <w:t xml:space="preserve">2b. Có gói dùng tiền tệ khác: không quy đổi tỷ giá, hiển thị ghi chú số gói không được cộng vào.</w:t>
+              <w:t xml:space="preserve">2b. Gói dùng tiền tệ khác: không quy đổi tỷ giá, loại khỏi phép cộng và ghi chú số gói.</w:t>
+            </w:r>
+          </w:p>
+        </w:tc>
+      </w:tr>
+      <w:tr>
+        <w:tc>
+          <w:tcPr>
+            <w:tcW w:type="pct" w:w="1300"/>
+            <w:shd w:fill="E6E1F7" w:color="auto" w:val="clear"/>
+            <w:tcMar>
+              <w:top w:type="dxa" w:w="60"/>
+              <w:left w:type="dxa" w:w="100"/>
+              <w:bottom w:type="dxa" w:w="60"/>
+              <w:right w:type="dxa" w:w="100"/>
+            </w:tcMar>
+          </w:tcPr>
+          <w:p>
+            <w:r>
+              <w:rPr>
+                <w:b/>
+                <w:bCs/>
+                <w:sz w:val="22"/>
+                <w:szCs w:val="22"/>
+              </w:rPr>
+              <w:t xml:space="preserve">Hậu điều kiện</w:t>
+            </w:r>
+          </w:p>
+        </w:tc>
+        <w:tc>
+          <w:tcPr>
+            <w:tcW w:type="pct" w:w="3700"/>
+            <w:tcMar>
+              <w:top w:type="dxa" w:w="60"/>
+              <w:left w:type="dxa" w:w="100"/>
+              <w:bottom w:type="dxa" w:w="60"/>
+              <w:right w:type="dxa" w:w="100"/>
+            </w:tcMar>
+          </w:tcPr>
+          <w:p>
+            <w:r>
+              <w:rPr>
+                <w:b w:val="false"/>
+                <w:bCs w:val="false"/>
+                <w:sz w:val="22"/>
+                <w:szCs w:val="22"/>
+              </w:rPr>
+              <w:t xml:space="preserve">Số liệu là chi phí tương đương theo chu kỳ, không phải lịch sử giao dịch hay số tiền đã bị trừ.</w:t>
             </w:r>
           </w:p>
         </w:tc>
@@ -3678,7 +3942,7 @@
         <w:spacing w:before="240"/>
       </w:pPr>
       <w:r>
-        <w:t xml:space="preserve">UC08 / UC14 – Nhắc hạn thanh toán</w:t>
+        <w:t xml:space="preserve">UC07 – Quản lý tag</w:t>
       </w:r>
     </w:p>
     <w:tbl>
@@ -3739,7 +4003,7 @@
                 <w:sz w:val="22"/>
                 <w:szCs w:val="22"/>
               </w:rPr>
-              <w:t xml:space="preserve">Người dùng; Hệ thống thông báo</w:t>
+              <w:t xml:space="preserve">Người dùng</w:t>
             </w:r>
           </w:p>
         </w:tc>
@@ -3786,7 +4050,7 @@
                 <w:sz w:val="22"/>
                 <w:szCs w:val="22"/>
               </w:rPr>
-              <w:t xml:space="preserve">Nhắc hạn đang bật trong Cài đặt; trên Android 13+ người dùng đã cấp quyền thông báo.</w:t>
+              <w:t xml:space="preserve">Mở tab Tổ chức.</w:t>
             </w:r>
           </w:p>
         </w:tc>
@@ -3833,40 +4097,29 @@
                 <w:sz w:val="22"/>
                 <w:szCs w:val="22"/>
               </w:rPr>
-              <w:t xml:space="preserve">1. Người dùng chọn “Nhắc trước” cho từng gói (mặc định 3 ngày) và lưu.</w:t>
-            </w:r>
-          </w:p>
-          <w:p>
-            <w:r>
-              <w:rPr>
-                <w:b w:val="false"/>
-                <w:bCs w:val="false"/>
-                <w:sz w:val="22"/>
-                <w:szCs w:val="22"/>
-              </w:rPr>
-              <w:t xml:space="preserve">2. Hệ thống thông báo (WorkManager) chạy kiểm tra hằng ngày và ngay sau mỗi lần lưu.</w:t>
-            </w:r>
-          </w:p>
-          <w:p>
-            <w:r>
-              <w:rPr>
-                <w:b w:val="false"/>
-                <w:bCs w:val="false"/>
-                <w:sz w:val="22"/>
-                <w:szCs w:val="22"/>
-              </w:rPr>
-              <w:t xml:space="preserve">3. Với mỗi gói đang hoạt động có số ngày còn lại nằm trong khoảng nhắc, hệ thống hiển thị thông báo “&lt;tên&gt; sắp đến hạn”.</w:t>
-            </w:r>
-          </w:p>
-          <w:p>
-            <w:r>
-              <w:rPr>
-                <w:b w:val="false"/>
-                <w:bCs w:val="false"/>
-                <w:sz w:val="22"/>
-                <w:szCs w:val="22"/>
-              </w:rPr>
-              <w:t xml:space="preserve">4. Người dùng chạm thông báo để mở ứng dụng.</w:t>
+              <w:t xml:space="preserve">1. Người dùng chọn thêm hoặc sửa tag.</w:t>
+            </w:r>
+          </w:p>
+          <w:p>
+            <w:r>
+              <w:rPr>
+                <w:b w:val="false"/>
+                <w:bCs w:val="false"/>
+                <w:sz w:val="22"/>
+                <w:szCs w:val="22"/>
+              </w:rPr>
+              <w:t xml:space="preserve">2. Nhập tên, chọn màu và nhấn “Lưu”.</w:t>
+            </w:r>
+          </w:p>
+          <w:p>
+            <w:r>
+              <w:rPr>
+                <w:b w:val="false"/>
+                <w:bCs w:val="false"/>
+                <w:sz w:val="22"/>
+                <w:szCs w:val="22"/>
+              </w:rPr>
+              <w:t xml:space="preserve">3. Khi xóa, hệ thống hỏi xác nhận trước khi thực hiện.</w:t>
             </w:r>
           </w:p>
         </w:tc>
@@ -3891,7 +4144,7 @@
                 <w:sz w:val="22"/>
                 <w:szCs w:val="22"/>
               </w:rPr>
-              <w:t xml:space="preserve">Luồng thay thế</w:t>
+              <w:t xml:space="preserve">Ngoại lệ</w:t>
             </w:r>
           </w:p>
         </w:tc>
@@ -3913,18 +4166,18 @@
                 <w:sz w:val="22"/>
                 <w:szCs w:val="22"/>
               </w:rPr>
-              <w:t xml:space="preserve">1a. Người dùng từ chối quyền thông báo: hiển thị hướng dẫn bật quyền trong Cài đặt Android.</w:t>
-            </w:r>
-          </w:p>
-          <w:p>
-            <w:r>
-              <w:rPr>
-                <w:b w:val="false"/>
-                <w:bCs w:val="false"/>
-                <w:sz w:val="22"/>
-                <w:szCs w:val="22"/>
-              </w:rPr>
-              <w:t xml:space="preserve">3a. Đã nhắc cho kỳ thanh toán này: không nhắc lại.</w:t>
+              <w:t xml:space="preserve">2a. Tên trống: báo “Vui lòng nhập tên tag”.</w:t>
+            </w:r>
+          </w:p>
+          <w:p>
+            <w:r>
+              <w:rPr>
+                <w:b w:val="false"/>
+                <w:bCs w:val="false"/>
+                <w:sz w:val="22"/>
+                <w:szCs w:val="22"/>
+              </w:rPr>
+              <w:t xml:space="preserve">2b. Trùng tên: báo “Tag này đã tồn tại”.</w:t>
             </w:r>
           </w:p>
         </w:tc>
@@ -3971,7 +4224,2859 @@
                 <w:sz w:val="22"/>
                 <w:szCs w:val="22"/>
               </w:rPr>
-              <w:t xml:space="preserve">Người dùng biết khoản sắp phải thanh toán. Ngày đã qua tự chuyển sang kỳ kế tiếp khi mở ứng dụng.</w:t>
+              <w:t xml:space="preserve">Xóa tag chỉ xóa tag và liên kết với gói, không xóa gói đăng ký.</w:t>
+            </w:r>
+          </w:p>
+        </w:tc>
+      </w:tr>
+    </w:tbl>
+    <w:p>
+      <w:pPr>
+        <w:pStyle w:val="Heading2"/>
+        <w:spacing w:before="240"/>
+      </w:pPr>
+      <w:r>
+        <w:t xml:space="preserve">UC08 / UC14 – Đặt nhắc hạn và gửi thông báo</w:t>
+      </w:r>
+    </w:p>
+    <w:tbl>
+      <w:tblPr>
+        <w:tblW w:type="pct" w:w="5000"/>
+        <w:tblBorders>
+          <w:top w:val="single" w:color="6B6491" w:sz="4"/>
+          <w:left w:val="single" w:color="6B6491" w:sz="4"/>
+          <w:bottom w:val="single" w:color="6B6491" w:sz="4"/>
+          <w:right w:val="single" w:color="6B6491" w:sz="4"/>
+          <w:insideH w:val="single" w:color="6B6491" w:sz="4"/>
+          <w:insideV w:val="single" w:color="6B6491" w:sz="4"/>
+        </w:tblBorders>
+      </w:tblPr>
+      <w:tblGrid>
+        <w:gridCol w:w="2506"/>
+        <w:gridCol w:w="7132"/>
+      </w:tblGrid>
+      <w:tr>
+        <w:tc>
+          <w:tcPr>
+            <w:tcW w:type="pct" w:w="1300"/>
+            <w:shd w:fill="E6E1F7" w:color="auto" w:val="clear"/>
+            <w:tcMar>
+              <w:top w:type="dxa" w:w="60"/>
+              <w:left w:type="dxa" w:w="100"/>
+              <w:bottom w:type="dxa" w:w="60"/>
+              <w:right w:type="dxa" w:w="100"/>
+            </w:tcMar>
+          </w:tcPr>
+          <w:p>
+            <w:r>
+              <w:rPr>
+                <w:b/>
+                <w:bCs/>
+                <w:sz w:val="22"/>
+                <w:szCs w:val="22"/>
+              </w:rPr>
+              <w:t xml:space="preserve">Tác nhân</w:t>
+            </w:r>
+          </w:p>
+        </w:tc>
+        <w:tc>
+          <w:tcPr>
+            <w:tcW w:type="pct" w:w="3700"/>
+            <w:tcMar>
+              <w:top w:type="dxa" w:w="60"/>
+              <w:left w:type="dxa" w:w="100"/>
+              <w:bottom w:type="dxa" w:w="60"/>
+              <w:right w:type="dxa" w:w="100"/>
+            </w:tcMar>
+          </w:tcPr>
+          <w:p>
+            <w:r>
+              <w:rPr>
+                <w:b w:val="false"/>
+                <w:bCs w:val="false"/>
+                <w:sz w:val="22"/>
+                <w:szCs w:val="22"/>
+              </w:rPr>
+              <w:t xml:space="preserve">Người dùng; Dịch vụ thông báo Android</w:t>
+            </w:r>
+          </w:p>
+        </w:tc>
+      </w:tr>
+      <w:tr>
+        <w:tc>
+          <w:tcPr>
+            <w:tcW w:type="pct" w:w="1300"/>
+            <w:shd w:fill="E6E1F7" w:color="auto" w:val="clear"/>
+            <w:tcMar>
+              <w:top w:type="dxa" w:w="60"/>
+              <w:left w:type="dxa" w:w="100"/>
+              <w:bottom w:type="dxa" w:w="60"/>
+              <w:right w:type="dxa" w:w="100"/>
+            </w:tcMar>
+          </w:tcPr>
+          <w:p>
+            <w:r>
+              <w:rPr>
+                <w:b/>
+                <w:bCs/>
+                <w:sz w:val="22"/>
+                <w:szCs w:val="22"/>
+              </w:rPr>
+              <w:t xml:space="preserve">Tiền điều kiện</w:t>
+            </w:r>
+          </w:p>
+        </w:tc>
+        <w:tc>
+          <w:tcPr>
+            <w:tcW w:type="pct" w:w="3700"/>
+            <w:tcMar>
+              <w:top w:type="dxa" w:w="60"/>
+              <w:left w:type="dxa" w:w="100"/>
+              <w:bottom w:type="dxa" w:w="60"/>
+              <w:right w:type="dxa" w:w="100"/>
+            </w:tcMar>
+          </w:tcPr>
+          <w:p>
+            <w:r>
+              <w:rPr>
+                <w:b w:val="false"/>
+                <w:bCs w:val="false"/>
+                <w:sz w:val="22"/>
+                <w:szCs w:val="22"/>
+              </w:rPr>
+              <w:t xml:space="preserve">Nhắc hạn đang bật trong Cài đặt; trên Android 13+ cần quyền thông báo.</w:t>
+            </w:r>
+          </w:p>
+        </w:tc>
+      </w:tr>
+      <w:tr>
+        <w:tc>
+          <w:tcPr>
+            <w:tcW w:type="pct" w:w="1300"/>
+            <w:shd w:fill="E6E1F7" w:color="auto" w:val="clear"/>
+            <w:tcMar>
+              <w:top w:type="dxa" w:w="60"/>
+              <w:left w:type="dxa" w:w="100"/>
+              <w:bottom w:type="dxa" w:w="60"/>
+              <w:right w:type="dxa" w:w="100"/>
+            </w:tcMar>
+          </w:tcPr>
+          <w:p>
+            <w:r>
+              <w:rPr>
+                <w:b/>
+                <w:bCs/>
+                <w:sz w:val="22"/>
+                <w:szCs w:val="22"/>
+              </w:rPr>
+              <w:t xml:space="preserve">Luồng chính</w:t>
+            </w:r>
+          </w:p>
+        </w:tc>
+        <w:tc>
+          <w:tcPr>
+            <w:tcW w:type="pct" w:w="3700"/>
+            <w:tcMar>
+              <w:top w:type="dxa" w:w="60"/>
+              <w:left w:type="dxa" w:w="100"/>
+              <w:bottom w:type="dxa" w:w="60"/>
+              <w:right w:type="dxa" w:w="100"/>
+            </w:tcMar>
+          </w:tcPr>
+          <w:p>
+            <w:r>
+              <w:rPr>
+                <w:b w:val="false"/>
+                <w:bCs w:val="false"/>
+                <w:sz w:val="22"/>
+                <w:szCs w:val="22"/>
+              </w:rPr>
+              <w:t xml:space="preserve">1. Người dùng chọn thời gian nhắc hoặc “Không nhắc” cho từng gói và lưu cấu hình (UC08).</w:t>
+            </w:r>
+          </w:p>
+          <w:p>
+            <w:r>
+              <w:rPr>
+                <w:b w:val="false"/>
+                <w:bCs w:val="false"/>
+                <w:sz w:val="22"/>
+                <w:szCs w:val="22"/>
+              </w:rPr>
+              <w:t xml:space="preserve">2. Khi nhắc hạn toàn cục bật, ứng dụng lập lịch kiểm tra định kỳ một ngày và xếp yêu cầu kiểm tra sau khi lưu gói.</w:t>
+            </w:r>
+          </w:p>
+          <w:p>
+            <w:r>
+              <w:rPr>
+                <w:b w:val="false"/>
+                <w:bCs w:val="false"/>
+                <w:sz w:val="22"/>
+                <w:szCs w:val="22"/>
+              </w:rPr>
+              <w:t xml:space="preserve">3. Tác vụ kiểm tra (WorkManager) làm mới dữ liệu, chọn gói đang hoạt động có ngày thanh toán từ hôm nay đến số ngày nhắc trước đã chọn.</w:t>
+            </w:r>
+          </w:p>
+          <w:p>
+            <w:r>
+              <w:rPr>
+                <w:b w:val="false"/>
+                <w:bCs w:val="false"/>
+                <w:sz w:val="22"/>
+                <w:szCs w:val="22"/>
+              </w:rPr>
+              <w:t xml:space="preserve">4. Với gói chưa được nhắc cho kỳ thanh toán này, hệ thống gửi thông báo qua dịch vụ thông báo Android (UC14).</w:t>
+            </w:r>
+          </w:p>
+          <w:p>
+            <w:r>
+              <w:rPr>
+                <w:b w:val="false"/>
+                <w:bCs w:val="false"/>
+                <w:sz w:val="22"/>
+                <w:szCs w:val="22"/>
+              </w:rPr>
+              <w:t xml:space="preserve">5. Chỉ khi gửi thành công mới đánh dấu đã nhắc cho kỳ đó.</w:t>
+            </w:r>
+          </w:p>
+          <w:p>
+            <w:r>
+              <w:rPr>
+                <w:b w:val="false"/>
+                <w:bCs w:val="false"/>
+                <w:sz w:val="22"/>
+                <w:szCs w:val="22"/>
+              </w:rPr>
+              <w:t xml:space="preserve">6. Người dùng chạm thông báo để mở ứng dụng.</w:t>
+            </w:r>
+          </w:p>
+        </w:tc>
+      </w:tr>
+      <w:tr>
+        <w:tc>
+          <w:tcPr>
+            <w:tcW w:type="pct" w:w="1300"/>
+            <w:shd w:fill="E6E1F7" w:color="auto" w:val="clear"/>
+            <w:tcMar>
+              <w:top w:type="dxa" w:w="60"/>
+              <w:left w:type="dxa" w:w="100"/>
+              <w:bottom w:type="dxa" w:w="60"/>
+              <w:right w:type="dxa" w:w="100"/>
+            </w:tcMar>
+          </w:tcPr>
+          <w:p>
+            <w:r>
+              <w:rPr>
+                <w:b/>
+                <w:bCs/>
+                <w:sz w:val="22"/>
+                <w:szCs w:val="22"/>
+              </w:rPr>
+              <w:t xml:space="preserve">Ngoại lệ</w:t>
+            </w:r>
+          </w:p>
+        </w:tc>
+        <w:tc>
+          <w:tcPr>
+            <w:tcW w:type="pct" w:w="3700"/>
+            <w:tcMar>
+              <w:top w:type="dxa" w:w="60"/>
+              <w:left w:type="dxa" w:w="100"/>
+              <w:bottom w:type="dxa" w:w="60"/>
+              <w:right w:type="dxa" w:w="100"/>
+            </w:tcMar>
+          </w:tcPr>
+          <w:p>
+            <w:r>
+              <w:rPr>
+                <w:b w:val="false"/>
+                <w:bCs w:val="false"/>
+                <w:sz w:val="22"/>
+                <w:szCs w:val="22"/>
+              </w:rPr>
+              <w:t xml:space="preserve">1a. Từ chối quyền thông báo: hiển thị hướng dẫn bật quyền trong Cài đặt Android.</w:t>
+            </w:r>
+          </w:p>
+          <w:p>
+            <w:r>
+              <w:rPr>
+                <w:b w:val="false"/>
+                <w:bCs w:val="false"/>
+                <w:sz w:val="22"/>
+                <w:szCs w:val="22"/>
+              </w:rPr>
+              <w:t xml:space="preserve">4a. Chưa có quyền: không gửi, không đánh dấu; lần kiểm tra sau sẽ thử lại khi đã cấp quyền.</w:t>
+            </w:r>
+          </w:p>
+          <w:p>
+            <w:r>
+              <w:rPr>
+                <w:b w:val="false"/>
+                <w:bCs w:val="false"/>
+                <w:sz w:val="22"/>
+                <w:szCs w:val="22"/>
+              </w:rPr>
+              <w:t xml:space="preserve">4b. Đã nhắc cho kỳ này: không nhắc lại.</w:t>
+            </w:r>
+          </w:p>
+        </w:tc>
+      </w:tr>
+      <w:tr>
+        <w:tc>
+          <w:tcPr>
+            <w:tcW w:type="pct" w:w="1300"/>
+            <w:shd w:fill="E6E1F7" w:color="auto" w:val="clear"/>
+            <w:tcMar>
+              <w:top w:type="dxa" w:w="60"/>
+              <w:left w:type="dxa" w:w="100"/>
+              <w:bottom w:type="dxa" w:w="60"/>
+              <w:right w:type="dxa" w:w="100"/>
+            </w:tcMar>
+          </w:tcPr>
+          <w:p>
+            <w:r>
+              <w:rPr>
+                <w:b/>
+                <w:bCs/>
+                <w:sz w:val="22"/>
+                <w:szCs w:val="22"/>
+              </w:rPr>
+              <w:t xml:space="preserve">Hậu điều kiện</w:t>
+            </w:r>
+          </w:p>
+        </w:tc>
+        <w:tc>
+          <w:tcPr>
+            <w:tcW w:type="pct" w:w="3700"/>
+            <w:tcMar>
+              <w:top w:type="dxa" w:w="60"/>
+              <w:left w:type="dxa" w:w="100"/>
+              <w:bottom w:type="dxa" w:w="60"/>
+              <w:right w:type="dxa" w:w="100"/>
+            </w:tcMar>
+          </w:tcPr>
+          <w:p>
+            <w:r>
+              <w:rPr>
+                <w:b w:val="false"/>
+                <w:bCs w:val="false"/>
+                <w:sz w:val="22"/>
+                <w:szCs w:val="22"/>
+              </w:rPr>
+              <w:t xml:space="preserve">Không cam kết nhắc đúng một giờ cố định. Ngày thanh toán đã qua của gói hoạt động được chuyển sang kỳ không trước ngày hiện tại khi Repository làm mới dữ liệu (kể cả lúc tác vụ kiểm tra chạy); đây là cập nhật lịch dự kiến, không phải xác nhận đã trả tiền.</w:t>
+            </w:r>
+          </w:p>
+        </w:tc>
+      </w:tr>
+    </w:tbl>
+    <w:p>
+      <w:pPr>
+        <w:pStyle w:val="Heading2"/>
+        <w:spacing w:before="240"/>
+      </w:pPr>
+      <w:r>
+        <w:t xml:space="preserve">UC09 – Thêm lịch thanh toán vào Lịch</w:t>
+      </w:r>
+    </w:p>
+    <w:tbl>
+      <w:tblPr>
+        <w:tblW w:type="pct" w:w="5000"/>
+        <w:tblBorders>
+          <w:top w:val="single" w:color="6B6491" w:sz="4"/>
+          <w:left w:val="single" w:color="6B6491" w:sz="4"/>
+          <w:bottom w:val="single" w:color="6B6491" w:sz="4"/>
+          <w:right w:val="single" w:color="6B6491" w:sz="4"/>
+          <w:insideH w:val="single" w:color="6B6491" w:sz="4"/>
+          <w:insideV w:val="single" w:color="6B6491" w:sz="4"/>
+        </w:tblBorders>
+      </w:tblPr>
+      <w:tblGrid>
+        <w:gridCol w:w="2506"/>
+        <w:gridCol w:w="7132"/>
+      </w:tblGrid>
+      <w:tr>
+        <w:tc>
+          <w:tcPr>
+            <w:tcW w:type="pct" w:w="1300"/>
+            <w:shd w:fill="E6E1F7" w:color="auto" w:val="clear"/>
+            <w:tcMar>
+              <w:top w:type="dxa" w:w="60"/>
+              <w:left w:type="dxa" w:w="100"/>
+              <w:bottom w:type="dxa" w:w="60"/>
+              <w:right w:type="dxa" w:w="100"/>
+            </w:tcMar>
+          </w:tcPr>
+          <w:p>
+            <w:r>
+              <w:rPr>
+                <w:b/>
+                <w:bCs/>
+                <w:sz w:val="22"/>
+                <w:szCs w:val="22"/>
+              </w:rPr>
+              <w:t xml:space="preserve">Tác nhân</w:t>
+            </w:r>
+          </w:p>
+        </w:tc>
+        <w:tc>
+          <w:tcPr>
+            <w:tcW w:type="pct" w:w="3700"/>
+            <w:tcMar>
+              <w:top w:type="dxa" w:w="60"/>
+              <w:left w:type="dxa" w:w="100"/>
+              <w:bottom w:type="dxa" w:w="60"/>
+              <w:right w:type="dxa" w:w="100"/>
+            </w:tcMar>
+          </w:tcPr>
+          <w:p>
+            <w:r>
+              <w:rPr>
+                <w:b w:val="false"/>
+                <w:bCs w:val="false"/>
+                <w:sz w:val="22"/>
+                <w:szCs w:val="22"/>
+              </w:rPr>
+              <w:t xml:space="preserve">Người dùng; Ứng dụng Lịch</w:t>
+            </w:r>
+          </w:p>
+        </w:tc>
+      </w:tr>
+      <w:tr>
+        <w:tc>
+          <w:tcPr>
+            <w:tcW w:type="pct" w:w="1300"/>
+            <w:shd w:fill="E6E1F7" w:color="auto" w:val="clear"/>
+            <w:tcMar>
+              <w:top w:type="dxa" w:w="60"/>
+              <w:left w:type="dxa" w:w="100"/>
+              <w:bottom w:type="dxa" w:w="60"/>
+              <w:right w:type="dxa" w:w="100"/>
+            </w:tcMar>
+          </w:tcPr>
+          <w:p>
+            <w:r>
+              <w:rPr>
+                <w:b/>
+                <w:bCs/>
+                <w:sz w:val="22"/>
+                <w:szCs w:val="22"/>
+              </w:rPr>
+              <w:t xml:space="preserve">Tiền điều kiện</w:t>
+            </w:r>
+          </w:p>
+        </w:tc>
+        <w:tc>
+          <w:tcPr>
+            <w:tcW w:type="pct" w:w="3700"/>
+            <w:tcMar>
+              <w:top w:type="dxa" w:w="60"/>
+              <w:left w:type="dxa" w:w="100"/>
+              <w:bottom w:type="dxa" w:w="60"/>
+              <w:right w:type="dxa" w:w="100"/>
+            </w:tcMar>
+          </w:tcPr>
+          <w:p>
+            <w:r>
+              <w:rPr>
+                <w:b w:val="false"/>
+                <w:bCs w:val="false"/>
+                <w:sz w:val="22"/>
+                <w:szCs w:val="22"/>
+              </w:rPr>
+              <w:t xml:space="preserve">Người dùng đang ở form gói và đã nhập tên dịch vụ.</w:t>
+            </w:r>
+          </w:p>
+        </w:tc>
+      </w:tr>
+      <w:tr>
+        <w:tc>
+          <w:tcPr>
+            <w:tcW w:type="pct" w:w="1300"/>
+            <w:shd w:fill="E6E1F7" w:color="auto" w:val="clear"/>
+            <w:tcMar>
+              <w:top w:type="dxa" w:w="60"/>
+              <w:left w:type="dxa" w:w="100"/>
+              <w:bottom w:type="dxa" w:w="60"/>
+              <w:right w:type="dxa" w:w="100"/>
+            </w:tcMar>
+          </w:tcPr>
+          <w:p>
+            <w:r>
+              <w:rPr>
+                <w:b/>
+                <w:bCs/>
+                <w:sz w:val="22"/>
+                <w:szCs w:val="22"/>
+              </w:rPr>
+              <w:t xml:space="preserve">Luồng chính</w:t>
+            </w:r>
+          </w:p>
+        </w:tc>
+        <w:tc>
+          <w:tcPr>
+            <w:tcW w:type="pct" w:w="3700"/>
+            <w:tcMar>
+              <w:top w:type="dxa" w:w="60"/>
+              <w:left w:type="dxa" w:w="100"/>
+              <w:bottom w:type="dxa" w:w="60"/>
+              <w:right w:type="dxa" w:w="100"/>
+            </w:tcMar>
+          </w:tcPr>
+          <w:p>
+            <w:r>
+              <w:rPr>
+                <w:b w:val="false"/>
+                <w:bCs w:val="false"/>
+                <w:sz w:val="22"/>
+                <w:szCs w:val="22"/>
+              </w:rPr>
+              <w:t xml:space="preserve">1. Người dùng nhấn “Thêm vào Lịch”.</w:t>
+            </w:r>
+          </w:p>
+          <w:p>
+            <w:r>
+              <w:rPr>
+                <w:b w:val="false"/>
+                <w:bCs w:val="false"/>
+                <w:sz w:val="22"/>
+                <w:szCs w:val="22"/>
+              </w:rPr>
+              <w:t xml:space="preserve">2. SubTrack mở form sự kiện trong ứng dụng Lịch, điền sẵn tên, ngày và quy tắc lặp theo chu kỳ.</w:t>
+            </w:r>
+          </w:p>
+          <w:p>
+            <w:r>
+              <w:rPr>
+                <w:b w:val="false"/>
+                <w:bCs w:val="false"/>
+                <w:sz w:val="22"/>
+                <w:szCs w:val="22"/>
+              </w:rPr>
+              <w:t xml:space="preserve">3. Người dùng quyết định lưu hoặc hủy trong ứng dụng Lịch.</w:t>
+            </w:r>
+          </w:p>
+        </w:tc>
+      </w:tr>
+      <w:tr>
+        <w:tc>
+          <w:tcPr>
+            <w:tcW w:type="pct" w:w="1300"/>
+            <w:shd w:fill="E6E1F7" w:color="auto" w:val="clear"/>
+            <w:tcMar>
+              <w:top w:type="dxa" w:w="60"/>
+              <w:left w:type="dxa" w:w="100"/>
+              <w:bottom w:type="dxa" w:w="60"/>
+              <w:right w:type="dxa" w:w="100"/>
+            </w:tcMar>
+          </w:tcPr>
+          <w:p>
+            <w:r>
+              <w:rPr>
+                <w:b/>
+                <w:bCs/>
+                <w:sz w:val="22"/>
+                <w:szCs w:val="22"/>
+              </w:rPr>
+              <w:t xml:space="preserve">Ngoại lệ</w:t>
+            </w:r>
+          </w:p>
+        </w:tc>
+        <w:tc>
+          <w:tcPr>
+            <w:tcW w:type="pct" w:w="3700"/>
+            <w:tcMar>
+              <w:top w:type="dxa" w:w="60"/>
+              <w:left w:type="dxa" w:w="100"/>
+              <w:bottom w:type="dxa" w:w="60"/>
+              <w:right w:type="dxa" w:w="100"/>
+            </w:tcMar>
+          </w:tcPr>
+          <w:p>
+            <w:r>
+              <w:rPr>
+                <w:b w:val="false"/>
+                <w:bCs w:val="false"/>
+                <w:sz w:val="22"/>
+                <w:szCs w:val="22"/>
+              </w:rPr>
+              <w:t xml:space="preserve">2a. Không có ứng dụng Lịch: báo “Không tìm thấy ứng dụng Lịch trên máy”.</w:t>
+            </w:r>
+          </w:p>
+        </w:tc>
+      </w:tr>
+      <w:tr>
+        <w:tc>
+          <w:tcPr>
+            <w:tcW w:type="pct" w:w="1300"/>
+            <w:shd w:fill="E6E1F7" w:color="auto" w:val="clear"/>
+            <w:tcMar>
+              <w:top w:type="dxa" w:w="60"/>
+              <w:left w:type="dxa" w:w="100"/>
+              <w:bottom w:type="dxa" w:w="60"/>
+              <w:right w:type="dxa" w:w="100"/>
+            </w:tcMar>
+          </w:tcPr>
+          <w:p>
+            <w:r>
+              <w:rPr>
+                <w:b/>
+                <w:bCs/>
+                <w:sz w:val="22"/>
+                <w:szCs w:val="22"/>
+              </w:rPr>
+              <w:t xml:space="preserve">Hậu điều kiện</w:t>
+            </w:r>
+          </w:p>
+        </w:tc>
+        <w:tc>
+          <w:tcPr>
+            <w:tcW w:type="pct" w:w="3700"/>
+            <w:tcMar>
+              <w:top w:type="dxa" w:w="60"/>
+              <w:left w:type="dxa" w:w="100"/>
+              <w:bottom w:type="dxa" w:w="60"/>
+              <w:right w:type="dxa" w:w="100"/>
+            </w:tcMar>
+          </w:tcPr>
+          <w:p>
+            <w:r>
+              <w:rPr>
+                <w:b w:val="false"/>
+                <w:bCs w:val="false"/>
+                <w:sz w:val="22"/>
+                <w:szCs w:val="22"/>
+              </w:rPr>
+              <w:t xml:space="preserve">SubTrack chỉ xác nhận đã chuyển sang Lịch, không kết luận sự kiện đã được lưu.</w:t>
+            </w:r>
+          </w:p>
+        </w:tc>
+      </w:tr>
+    </w:tbl>
+    <w:p>
+      <w:pPr>
+        <w:pStyle w:val="Heading2"/>
+        <w:spacing w:before="240"/>
+      </w:pPr>
+      <w:r>
+        <w:t xml:space="preserve">UC10 – Xuất CSV / chia sẻ báo cáo</w:t>
+      </w:r>
+    </w:p>
+    <w:tbl>
+      <w:tblPr>
+        <w:tblW w:type="pct" w:w="5000"/>
+        <w:tblBorders>
+          <w:top w:val="single" w:color="6B6491" w:sz="4"/>
+          <w:left w:val="single" w:color="6B6491" w:sz="4"/>
+          <w:bottom w:val="single" w:color="6B6491" w:sz="4"/>
+          <w:right w:val="single" w:color="6B6491" w:sz="4"/>
+          <w:insideH w:val="single" w:color="6B6491" w:sz="4"/>
+          <w:insideV w:val="single" w:color="6B6491" w:sz="4"/>
+        </w:tblBorders>
+      </w:tblPr>
+      <w:tblGrid>
+        <w:gridCol w:w="2506"/>
+        <w:gridCol w:w="7132"/>
+      </w:tblGrid>
+      <w:tr>
+        <w:tc>
+          <w:tcPr>
+            <w:tcW w:type="pct" w:w="1300"/>
+            <w:shd w:fill="E6E1F7" w:color="auto" w:val="clear"/>
+            <w:tcMar>
+              <w:top w:type="dxa" w:w="60"/>
+              <w:left w:type="dxa" w:w="100"/>
+              <w:bottom w:type="dxa" w:w="60"/>
+              <w:right w:type="dxa" w:w="100"/>
+            </w:tcMar>
+          </w:tcPr>
+          <w:p>
+            <w:r>
+              <w:rPr>
+                <w:b/>
+                <w:bCs/>
+                <w:sz w:val="22"/>
+                <w:szCs w:val="22"/>
+              </w:rPr>
+              <w:t xml:space="preserve">Tác nhân</w:t>
+            </w:r>
+          </w:p>
+        </w:tc>
+        <w:tc>
+          <w:tcPr>
+            <w:tcW w:type="pct" w:w="3700"/>
+            <w:tcMar>
+              <w:top w:type="dxa" w:w="60"/>
+              <w:left w:type="dxa" w:w="100"/>
+              <w:bottom w:type="dxa" w:w="60"/>
+              <w:right w:type="dxa" w:w="100"/>
+            </w:tcMar>
+          </w:tcPr>
+          <w:p>
+            <w:r>
+              <w:rPr>
+                <w:b w:val="false"/>
+                <w:bCs w:val="false"/>
+                <w:sz w:val="22"/>
+                <w:szCs w:val="22"/>
+              </w:rPr>
+              <w:t xml:space="preserve">Người dùng</w:t>
+            </w:r>
+          </w:p>
+        </w:tc>
+      </w:tr>
+      <w:tr>
+        <w:tc>
+          <w:tcPr>
+            <w:tcW w:type="pct" w:w="1300"/>
+            <w:shd w:fill="E6E1F7" w:color="auto" w:val="clear"/>
+            <w:tcMar>
+              <w:top w:type="dxa" w:w="60"/>
+              <w:left w:type="dxa" w:w="100"/>
+              <w:bottom w:type="dxa" w:w="60"/>
+              <w:right w:type="dxa" w:w="100"/>
+            </w:tcMar>
+          </w:tcPr>
+          <w:p>
+            <w:r>
+              <w:rPr>
+                <w:b/>
+                <w:bCs/>
+                <w:sz w:val="22"/>
+                <w:szCs w:val="22"/>
+              </w:rPr>
+              <w:t xml:space="preserve">Tiền điều kiện</w:t>
+            </w:r>
+          </w:p>
+        </w:tc>
+        <w:tc>
+          <w:tcPr>
+            <w:tcW w:type="pct" w:w="3700"/>
+            <w:tcMar>
+              <w:top w:type="dxa" w:w="60"/>
+              <w:left w:type="dxa" w:w="100"/>
+              <w:bottom w:type="dxa" w:w="60"/>
+              <w:right w:type="dxa" w:w="100"/>
+            </w:tcMar>
+          </w:tcPr>
+          <w:p>
+            <w:r>
+              <w:rPr>
+                <w:b w:val="false"/>
+                <w:bCs w:val="false"/>
+                <w:sz w:val="22"/>
+                <w:szCs w:val="22"/>
+              </w:rPr>
+              <w:t xml:space="preserve">Dữ liệu đã tải.</w:t>
+            </w:r>
+          </w:p>
+        </w:tc>
+      </w:tr>
+      <w:tr>
+        <w:tc>
+          <w:tcPr>
+            <w:tcW w:type="pct" w:w="1300"/>
+            <w:shd w:fill="E6E1F7" w:color="auto" w:val="clear"/>
+            <w:tcMar>
+              <w:top w:type="dxa" w:w="60"/>
+              <w:left w:type="dxa" w:w="100"/>
+              <w:bottom w:type="dxa" w:w="60"/>
+              <w:right w:type="dxa" w:w="100"/>
+            </w:tcMar>
+          </w:tcPr>
+          <w:p>
+            <w:r>
+              <w:rPr>
+                <w:b/>
+                <w:bCs/>
+                <w:sz w:val="22"/>
+                <w:szCs w:val="22"/>
+              </w:rPr>
+              <w:t xml:space="preserve">Luồng chính</w:t>
+            </w:r>
+          </w:p>
+        </w:tc>
+        <w:tc>
+          <w:tcPr>
+            <w:tcW w:type="pct" w:w="3700"/>
+            <w:tcMar>
+              <w:top w:type="dxa" w:w="60"/>
+              <w:left w:type="dxa" w:w="100"/>
+              <w:bottom w:type="dxa" w:w="60"/>
+              <w:right w:type="dxa" w:w="100"/>
+            </w:tcMar>
+          </w:tcPr>
+          <w:p>
+            <w:r>
+              <w:rPr>
+                <w:b w:val="false"/>
+                <w:bCs w:val="false"/>
+                <w:sz w:val="22"/>
+                <w:szCs w:val="22"/>
+              </w:rPr>
+              <w:t xml:space="preserve">Nhánh CSV: 1. Người dùng chọn “Xuất danh sách ra CSV” và vị trí lưu; 2. Hệ thống ghi file UTF-8 và báo số gói đã xuất.</w:t>
+            </w:r>
+          </w:p>
+          <w:p>
+            <w:r>
+              <w:rPr>
+                <w:b w:val="false"/>
+                <w:bCs w:val="false"/>
+                <w:sz w:val="22"/>
+                <w:szCs w:val="22"/>
+              </w:rPr>
+              <w:t xml:space="preserve">Nhánh chia sẻ: 1. Người dùng chọn “Chia sẻ báo cáo chi phí”; 2. Hệ thống tạo tóm tắt theo tiền tệ mặc định và mở bảng chọn ứng dụng nhận.</w:t>
+            </w:r>
+          </w:p>
+        </w:tc>
+      </w:tr>
+      <w:tr>
+        <w:tc>
+          <w:tcPr>
+            <w:tcW w:type="pct" w:w="1300"/>
+            <w:shd w:fill="E6E1F7" w:color="auto" w:val="clear"/>
+            <w:tcMar>
+              <w:top w:type="dxa" w:w="60"/>
+              <w:left w:type="dxa" w:w="100"/>
+              <w:bottom w:type="dxa" w:w="60"/>
+              <w:right w:type="dxa" w:w="100"/>
+            </w:tcMar>
+          </w:tcPr>
+          <w:p>
+            <w:r>
+              <w:rPr>
+                <w:b/>
+                <w:bCs/>
+                <w:sz w:val="22"/>
+                <w:szCs w:val="22"/>
+              </w:rPr>
+              <w:t xml:space="preserve">Ngoại lệ</w:t>
+            </w:r>
+          </w:p>
+        </w:tc>
+        <w:tc>
+          <w:tcPr>
+            <w:tcW w:type="pct" w:w="3700"/>
+            <w:tcMar>
+              <w:top w:type="dxa" w:w="60"/>
+              <w:left w:type="dxa" w:w="100"/>
+              <w:bottom w:type="dxa" w:w="60"/>
+              <w:right w:type="dxa" w:w="100"/>
+            </w:tcMar>
+          </w:tcPr>
+          <w:p>
+            <w:r>
+              <w:rPr>
+                <w:b w:val="false"/>
+                <w:bCs w:val="false"/>
+                <w:sz w:val="22"/>
+                <w:szCs w:val="22"/>
+              </w:rPr>
+              <w:t xml:space="preserve">Hủy chọn file: không xuất.</w:t>
+            </w:r>
+          </w:p>
+          <w:p>
+            <w:r>
+              <w:rPr>
+                <w:b w:val="false"/>
+                <w:bCs w:val="false"/>
+                <w:sz w:val="22"/>
+                <w:szCs w:val="22"/>
+              </w:rPr>
+              <w:t xml:space="preserve">Ghi lỗi: báo “Xuất file thất bại”.</w:t>
+            </w:r>
+          </w:p>
+          <w:p>
+            <w:r>
+              <w:rPr>
+                <w:b w:val="false"/>
+                <w:bCs w:val="false"/>
+                <w:sz w:val="22"/>
+                <w:szCs w:val="22"/>
+              </w:rPr>
+              <w:t xml:space="preserve">Chưa có gói: báo “Chưa có gói nào để xuất”.</w:t>
+            </w:r>
+          </w:p>
+          <w:p>
+            <w:r>
+              <w:rPr>
+                <w:b w:val="false"/>
+                <w:bCs w:val="false"/>
+                <w:sz w:val="22"/>
+                <w:szCs w:val="22"/>
+              </w:rPr>
+              <w:t xml:space="preserve">Không có gói hoạt động phù hợp: không tạo báo cáo chia sẻ.</w:t>
+            </w:r>
+          </w:p>
+        </w:tc>
+      </w:tr>
+      <w:tr>
+        <w:tc>
+          <w:tcPr>
+            <w:tcW w:type="pct" w:w="1300"/>
+            <w:shd w:fill="E6E1F7" w:color="auto" w:val="clear"/>
+            <w:tcMar>
+              <w:top w:type="dxa" w:w="60"/>
+              <w:left w:type="dxa" w:w="100"/>
+              <w:bottom w:type="dxa" w:w="60"/>
+              <w:right w:type="dxa" w:w="100"/>
+            </w:tcMar>
+          </w:tcPr>
+          <w:p>
+            <w:r>
+              <w:rPr>
+                <w:b/>
+                <w:bCs/>
+                <w:sz w:val="22"/>
+                <w:szCs w:val="22"/>
+              </w:rPr>
+              <w:t xml:space="preserve">Hậu điều kiện</w:t>
+            </w:r>
+          </w:p>
+        </w:tc>
+        <w:tc>
+          <w:tcPr>
+            <w:tcW w:type="pct" w:w="3700"/>
+            <w:tcMar>
+              <w:top w:type="dxa" w:w="60"/>
+              <w:left w:type="dxa" w:w="100"/>
+              <w:bottom w:type="dxa" w:w="60"/>
+              <w:right w:type="dxa" w:w="100"/>
+            </w:tcMar>
+          </w:tcPr>
+          <w:p>
+            <w:r>
+              <w:rPr>
+                <w:b w:val="false"/>
+                <w:bCs w:val="false"/>
+                <w:sz w:val="22"/>
+                <w:szCs w:val="22"/>
+              </w:rPr>
+              <w:t xml:space="preserve">File CSV là bản xuất bên ngoài; chưa hỗ trợ nhập lại để khôi phục.</w:t>
+            </w:r>
+          </w:p>
+        </w:tc>
+      </w:tr>
+    </w:tbl>
+    <w:p>
+      <w:pPr>
+        <w:pStyle w:val="Heading2"/>
+        <w:spacing w:before="240"/>
+      </w:pPr>
+      <w:r>
+        <w:t xml:space="preserve">UC11 – Cài đặt ứng dụng</w:t>
+      </w:r>
+    </w:p>
+    <w:tbl>
+      <w:tblPr>
+        <w:tblW w:type="pct" w:w="5000"/>
+        <w:tblBorders>
+          <w:top w:val="single" w:color="6B6491" w:sz="4"/>
+          <w:left w:val="single" w:color="6B6491" w:sz="4"/>
+          <w:bottom w:val="single" w:color="6B6491" w:sz="4"/>
+          <w:right w:val="single" w:color="6B6491" w:sz="4"/>
+          <w:insideH w:val="single" w:color="6B6491" w:sz="4"/>
+          <w:insideV w:val="single" w:color="6B6491" w:sz="4"/>
+        </w:tblBorders>
+      </w:tblPr>
+      <w:tblGrid>
+        <w:gridCol w:w="2506"/>
+        <w:gridCol w:w="7132"/>
+      </w:tblGrid>
+      <w:tr>
+        <w:tc>
+          <w:tcPr>
+            <w:tcW w:type="pct" w:w="1300"/>
+            <w:shd w:fill="E6E1F7" w:color="auto" w:val="clear"/>
+            <w:tcMar>
+              <w:top w:type="dxa" w:w="60"/>
+              <w:left w:type="dxa" w:w="100"/>
+              <w:bottom w:type="dxa" w:w="60"/>
+              <w:right w:type="dxa" w:w="100"/>
+            </w:tcMar>
+          </w:tcPr>
+          <w:p>
+            <w:r>
+              <w:rPr>
+                <w:b/>
+                <w:bCs/>
+                <w:sz w:val="22"/>
+                <w:szCs w:val="22"/>
+              </w:rPr>
+              <w:t xml:space="preserve">Tác nhân</w:t>
+            </w:r>
+          </w:p>
+        </w:tc>
+        <w:tc>
+          <w:tcPr>
+            <w:tcW w:type="pct" w:w="3700"/>
+            <w:tcMar>
+              <w:top w:type="dxa" w:w="60"/>
+              <w:left w:type="dxa" w:w="100"/>
+              <w:bottom w:type="dxa" w:w="60"/>
+              <w:right w:type="dxa" w:w="100"/>
+            </w:tcMar>
+          </w:tcPr>
+          <w:p>
+            <w:r>
+              <w:rPr>
+                <w:b w:val="false"/>
+                <w:bCs w:val="false"/>
+                <w:sz w:val="22"/>
+                <w:szCs w:val="22"/>
+              </w:rPr>
+              <w:t xml:space="preserve">Người dùng</w:t>
+            </w:r>
+          </w:p>
+        </w:tc>
+      </w:tr>
+      <w:tr>
+        <w:tc>
+          <w:tcPr>
+            <w:tcW w:type="pct" w:w="1300"/>
+            <w:shd w:fill="E6E1F7" w:color="auto" w:val="clear"/>
+            <w:tcMar>
+              <w:top w:type="dxa" w:w="60"/>
+              <w:left w:type="dxa" w:w="100"/>
+              <w:bottom w:type="dxa" w:w="60"/>
+              <w:right w:type="dxa" w:w="100"/>
+            </w:tcMar>
+          </w:tcPr>
+          <w:p>
+            <w:r>
+              <w:rPr>
+                <w:b/>
+                <w:bCs/>
+                <w:sz w:val="22"/>
+                <w:szCs w:val="22"/>
+              </w:rPr>
+              <w:t xml:space="preserve">Tiền điều kiện</w:t>
+            </w:r>
+          </w:p>
+        </w:tc>
+        <w:tc>
+          <w:tcPr>
+            <w:tcW w:type="pct" w:w="3700"/>
+            <w:tcMar>
+              <w:top w:type="dxa" w:w="60"/>
+              <w:left w:type="dxa" w:w="100"/>
+              <w:bottom w:type="dxa" w:w="60"/>
+              <w:right w:type="dxa" w:w="100"/>
+            </w:tcMar>
+          </w:tcPr>
+          <w:p>
+            <w:r>
+              <w:rPr>
+                <w:b w:val="false"/>
+                <w:bCs w:val="false"/>
+                <w:sz w:val="22"/>
+                <w:szCs w:val="22"/>
+              </w:rPr>
+              <w:t xml:space="preserve">Mở tab Cài đặt.</w:t>
+            </w:r>
+          </w:p>
+        </w:tc>
+      </w:tr>
+      <w:tr>
+        <w:tc>
+          <w:tcPr>
+            <w:tcW w:type="pct" w:w="1300"/>
+            <w:shd w:fill="E6E1F7" w:color="auto" w:val="clear"/>
+            <w:tcMar>
+              <w:top w:type="dxa" w:w="60"/>
+              <w:left w:type="dxa" w:w="100"/>
+              <w:bottom w:type="dxa" w:w="60"/>
+              <w:right w:type="dxa" w:w="100"/>
+            </w:tcMar>
+          </w:tcPr>
+          <w:p>
+            <w:r>
+              <w:rPr>
+                <w:b/>
+                <w:bCs/>
+                <w:sz w:val="22"/>
+                <w:szCs w:val="22"/>
+              </w:rPr>
+              <w:t xml:space="preserve">Luồng chính</w:t>
+            </w:r>
+          </w:p>
+        </w:tc>
+        <w:tc>
+          <w:tcPr>
+            <w:tcW w:type="pct" w:w="3700"/>
+            <w:tcMar>
+              <w:top w:type="dxa" w:w="60"/>
+              <w:left w:type="dxa" w:w="100"/>
+              <w:bottom w:type="dxa" w:w="60"/>
+              <w:right w:type="dxa" w:w="100"/>
+            </w:tcMar>
+          </w:tcPr>
+          <w:p>
+            <w:r>
+              <w:rPr>
+                <w:b w:val="false"/>
+                <w:bCs w:val="false"/>
+                <w:sz w:val="22"/>
+                <w:szCs w:val="22"/>
+              </w:rPr>
+              <w:t xml:space="preserve">1. Người dùng chọn tiền tệ mặc định, bật/tắt nhắc hạn.</w:t>
+            </w:r>
+          </w:p>
+          <w:p>
+            <w:r>
+              <w:rPr>
+                <w:b w:val="false"/>
+                <w:bCs w:val="false"/>
+                <w:sz w:val="22"/>
+                <w:szCs w:val="22"/>
+              </w:rPr>
+              <w:t xml:space="preserve">2. Hoặc chọn gửi thông báo thử, thêm 5 gói mẫu, xóa toàn bộ dữ liệu (có xác nhận).</w:t>
+            </w:r>
+          </w:p>
+        </w:tc>
+      </w:tr>
+      <w:tr>
+        <w:tc>
+          <w:tcPr>
+            <w:tcW w:type="pct" w:w="1300"/>
+            <w:shd w:fill="E6E1F7" w:color="auto" w:val="clear"/>
+            <w:tcMar>
+              <w:top w:type="dxa" w:w="60"/>
+              <w:left w:type="dxa" w:w="100"/>
+              <w:bottom w:type="dxa" w:w="60"/>
+              <w:right w:type="dxa" w:w="100"/>
+            </w:tcMar>
+          </w:tcPr>
+          <w:p>
+            <w:r>
+              <w:rPr>
+                <w:b/>
+                <w:bCs/>
+                <w:sz w:val="22"/>
+                <w:szCs w:val="22"/>
+              </w:rPr>
+              <w:t xml:space="preserve">Ngoại lệ</w:t>
+            </w:r>
+          </w:p>
+        </w:tc>
+        <w:tc>
+          <w:tcPr>
+            <w:tcW w:type="pct" w:w="3700"/>
+            <w:tcMar>
+              <w:top w:type="dxa" w:w="60"/>
+              <w:left w:type="dxa" w:w="100"/>
+              <w:bottom w:type="dxa" w:w="60"/>
+              <w:right w:type="dxa" w:w="100"/>
+            </w:tcMar>
+          </w:tcPr>
+          <w:p>
+            <w:r>
+              <w:rPr>
+                <w:b w:val="false"/>
+                <w:bCs w:val="false"/>
+                <w:sz w:val="22"/>
+                <w:szCs w:val="22"/>
+              </w:rPr>
+              <w:t xml:space="preserve">Từ chối quyền thông báo: hiển thị thông báo hướng dẫn.</w:t>
+            </w:r>
+          </w:p>
+        </w:tc>
+      </w:tr>
+      <w:tr>
+        <w:tc>
+          <w:tcPr>
+            <w:tcW w:type="pct" w:w="1300"/>
+            <w:shd w:fill="E6E1F7" w:color="auto" w:val="clear"/>
+            <w:tcMar>
+              <w:top w:type="dxa" w:w="60"/>
+              <w:left w:type="dxa" w:w="100"/>
+              <w:bottom w:type="dxa" w:w="60"/>
+              <w:right w:type="dxa" w:w="100"/>
+            </w:tcMar>
+          </w:tcPr>
+          <w:p>
+            <w:r>
+              <w:rPr>
+                <w:b/>
+                <w:bCs/>
+                <w:sz w:val="22"/>
+                <w:szCs w:val="22"/>
+              </w:rPr>
+              <w:t xml:space="preserve">Hậu điều kiện</w:t>
+            </w:r>
+          </w:p>
+        </w:tc>
+        <w:tc>
+          <w:tcPr>
+            <w:tcW w:type="pct" w:w="3700"/>
+            <w:tcMar>
+              <w:top w:type="dxa" w:w="60"/>
+              <w:left w:type="dxa" w:w="100"/>
+              <w:bottom w:type="dxa" w:w="60"/>
+              <w:right w:type="dxa" w:w="100"/>
+            </w:tcMar>
+          </w:tcPr>
+          <w:p>
+            <w:r>
+              <w:rPr>
+                <w:b w:val="false"/>
+                <w:bCs w:val="false"/>
+                <w:sz w:val="22"/>
+                <w:szCs w:val="22"/>
+              </w:rPr>
+              <w:t xml:space="preserve">Thêm gói mẫu là thao tác ghi thật vào SQLite (ghi chú “Gói mẫu để demo”). Xóa toàn bộ không có luồng khôi phục trong ứng dụng.</w:t>
+            </w:r>
+          </w:p>
+        </w:tc>
+      </w:tr>
+    </w:tbl>
+    <w:p>
+      <w:pPr>
+        <w:pStyle w:val="Heading2"/>
+        <w:spacing w:before="240"/>
+      </w:pPr>
+      <w:r>
+        <w:t xml:space="preserve">UC12 – Kiểm tra dữ liệu hợp lệ</w:t>
+      </w:r>
+    </w:p>
+    <w:tbl>
+      <w:tblPr>
+        <w:tblW w:type="pct" w:w="5000"/>
+        <w:tblBorders>
+          <w:top w:val="single" w:color="6B6491" w:sz="4"/>
+          <w:left w:val="single" w:color="6B6491" w:sz="4"/>
+          <w:bottom w:val="single" w:color="6B6491" w:sz="4"/>
+          <w:right w:val="single" w:color="6B6491" w:sz="4"/>
+          <w:insideH w:val="single" w:color="6B6491" w:sz="4"/>
+          <w:insideV w:val="single" w:color="6B6491" w:sz="4"/>
+        </w:tblBorders>
+      </w:tblPr>
+      <w:tblGrid>
+        <w:gridCol w:w="2506"/>
+        <w:gridCol w:w="7132"/>
+      </w:tblGrid>
+      <w:tr>
+        <w:tc>
+          <w:tcPr>
+            <w:tcW w:type="pct" w:w="1300"/>
+            <w:shd w:fill="E6E1F7" w:color="auto" w:val="clear"/>
+            <w:tcMar>
+              <w:top w:type="dxa" w:w="60"/>
+              <w:left w:type="dxa" w:w="100"/>
+              <w:bottom w:type="dxa" w:w="60"/>
+              <w:right w:type="dxa" w:w="100"/>
+            </w:tcMar>
+          </w:tcPr>
+          <w:p>
+            <w:r>
+              <w:rPr>
+                <w:b/>
+                <w:bCs/>
+                <w:sz w:val="22"/>
+                <w:szCs w:val="22"/>
+              </w:rPr>
+              <w:t xml:space="preserve">Tác nhân</w:t>
+            </w:r>
+          </w:p>
+        </w:tc>
+        <w:tc>
+          <w:tcPr>
+            <w:tcW w:type="pct" w:w="3700"/>
+            <w:tcMar>
+              <w:top w:type="dxa" w:w="60"/>
+              <w:left w:type="dxa" w:w="100"/>
+              <w:bottom w:type="dxa" w:w="60"/>
+              <w:right w:type="dxa" w:w="100"/>
+            </w:tcMar>
+          </w:tcPr>
+          <w:p>
+            <w:r>
+              <w:rPr>
+                <w:b w:val="false"/>
+                <w:bCs w:val="false"/>
+                <w:sz w:val="22"/>
+                <w:szCs w:val="22"/>
+              </w:rPr>
+              <w:t xml:space="preserve">Được include bởi UC02 và UC03 khi lưu</w:t>
+            </w:r>
+          </w:p>
+        </w:tc>
+      </w:tr>
+      <w:tr>
+        <w:tc>
+          <w:tcPr>
+            <w:tcW w:type="pct" w:w="1300"/>
+            <w:shd w:fill="E6E1F7" w:color="auto" w:val="clear"/>
+            <w:tcMar>
+              <w:top w:type="dxa" w:w="60"/>
+              <w:left w:type="dxa" w:w="100"/>
+              <w:bottom w:type="dxa" w:w="60"/>
+              <w:right w:type="dxa" w:w="100"/>
+            </w:tcMar>
+          </w:tcPr>
+          <w:p>
+            <w:r>
+              <w:rPr>
+                <w:b/>
+                <w:bCs/>
+                <w:sz w:val="22"/>
+                <w:szCs w:val="22"/>
+              </w:rPr>
+              <w:t xml:space="preserve">Luồng chính</w:t>
+            </w:r>
+          </w:p>
+        </w:tc>
+        <w:tc>
+          <w:tcPr>
+            <w:tcW w:type="pct" w:w="3700"/>
+            <w:tcMar>
+              <w:top w:type="dxa" w:w="60"/>
+              <w:left w:type="dxa" w:w="100"/>
+              <w:bottom w:type="dxa" w:w="60"/>
+              <w:right w:type="dxa" w:w="100"/>
+            </w:tcMar>
+          </w:tcPr>
+          <w:p>
+            <w:r>
+              <w:rPr>
+                <w:b w:val="false"/>
+                <w:bCs w:val="false"/>
+                <w:sz w:val="22"/>
+                <w:szCs w:val="22"/>
+              </w:rPr>
+              <w:t xml:space="preserve">1. Kiểm tra tên sau khi bỏ khoảng trắng đầu/cuối: bắt buộc, tối đa 60 ký tự.</w:t>
+            </w:r>
+          </w:p>
+          <w:p>
+            <w:r>
+              <w:rPr>
+                <w:b w:val="false"/>
+                <w:bCs w:val="false"/>
+                <w:sz w:val="22"/>
+                <w:szCs w:val="22"/>
+              </w:rPr>
+              <w:t xml:space="preserve">2. Kiểm tra số tiền: bắt buộc, đúng định dạng, không âm (VND không có phần thập phân; USD/EUR tối đa 2 chữ số thập phân).</w:t>
+            </w:r>
+          </w:p>
+          <w:p>
+            <w:r>
+              <w:rPr>
+                <w:b w:val="false"/>
+                <w:bCs w:val="false"/>
+                <w:sz w:val="22"/>
+                <w:szCs w:val="22"/>
+              </w:rPr>
+              <w:t xml:space="preserve">3. Liên kết quản lý (nếu có) phải bắt đầu bằng http:// hoặc https://.</w:t>
+            </w:r>
+          </w:p>
+        </w:tc>
+      </w:tr>
+      <w:tr>
+        <w:tc>
+          <w:tcPr>
+            <w:tcW w:type="pct" w:w="1300"/>
+            <w:shd w:fill="E6E1F7" w:color="auto" w:val="clear"/>
+            <w:tcMar>
+              <w:top w:type="dxa" w:w="60"/>
+              <w:left w:type="dxa" w:w="100"/>
+              <w:bottom w:type="dxa" w:w="60"/>
+              <w:right w:type="dxa" w:w="100"/>
+            </w:tcMar>
+          </w:tcPr>
+          <w:p>
+            <w:r>
+              <w:rPr>
+                <w:b/>
+                <w:bCs/>
+                <w:sz w:val="22"/>
+                <w:szCs w:val="22"/>
+              </w:rPr>
+              <w:t xml:space="preserve">Ngoại lệ</w:t>
+            </w:r>
+          </w:p>
+        </w:tc>
+        <w:tc>
+          <w:tcPr>
+            <w:tcW w:type="pct" w:w="3700"/>
+            <w:tcMar>
+              <w:top w:type="dxa" w:w="60"/>
+              <w:left w:type="dxa" w:w="100"/>
+              <w:bottom w:type="dxa" w:w="60"/>
+              <w:right w:type="dxa" w:w="100"/>
+            </w:tcMar>
+          </w:tcPr>
+          <w:p>
+            <w:r>
+              <w:rPr>
+                <w:b w:val="false"/>
+                <w:bCs w:val="false"/>
+                <w:sz w:val="22"/>
+                <w:szCs w:val="22"/>
+              </w:rPr>
+              <w:t xml:space="preserve">Có lỗi: giữ form, hiển thị lỗi, không lưu.</w:t>
+            </w:r>
+          </w:p>
+        </w:tc>
+      </w:tr>
+      <w:tr>
+        <w:tc>
+          <w:tcPr>
+            <w:tcW w:type="pct" w:w="1300"/>
+            <w:shd w:fill="E6E1F7" w:color="auto" w:val="clear"/>
+            <w:tcMar>
+              <w:top w:type="dxa" w:w="60"/>
+              <w:left w:type="dxa" w:w="100"/>
+              <w:bottom w:type="dxa" w:w="60"/>
+              <w:right w:type="dxa" w:w="100"/>
+            </w:tcMar>
+          </w:tcPr>
+          <w:p>
+            <w:r>
+              <w:rPr>
+                <w:b/>
+                <w:bCs/>
+                <w:sz w:val="22"/>
+                <w:szCs w:val="22"/>
+              </w:rPr>
+              <w:t xml:space="preserve">Hậu điều kiện</w:t>
+            </w:r>
+          </w:p>
+        </w:tc>
+        <w:tc>
+          <w:tcPr>
+            <w:tcW w:type="pct" w:w="3700"/>
+            <w:tcMar>
+              <w:top w:type="dxa" w:w="60"/>
+              <w:left w:type="dxa" w:w="100"/>
+              <w:bottom w:type="dxa" w:w="60"/>
+              <w:right w:type="dxa" w:w="100"/>
+            </w:tcMar>
+          </w:tcPr>
+          <w:p>
+            <w:r>
+              <w:rPr>
+                <w:b w:val="false"/>
+                <w:bCs w:val="false"/>
+                <w:sz w:val="22"/>
+                <w:szCs w:val="22"/>
+              </w:rPr>
+              <w:t xml:space="preserve">Hợp lệ: trả kết quả cho UC02/UC03 để lưu.</w:t>
+            </w:r>
+          </w:p>
+        </w:tc>
+      </w:tr>
+    </w:tbl>
+    <w:p>
+      <w:pPr>
+        <w:pStyle w:val="Heading2"/>
+        <w:spacing w:before="240"/>
+      </w:pPr>
+      <w:r>
+        <w:t xml:space="preserve">UC13 – Đổi trạng thái gói</w:t>
+      </w:r>
+    </w:p>
+    <w:tbl>
+      <w:tblPr>
+        <w:tblW w:type="pct" w:w="5000"/>
+        <w:tblBorders>
+          <w:top w:val="single" w:color="6B6491" w:sz="4"/>
+          <w:left w:val="single" w:color="6B6491" w:sz="4"/>
+          <w:bottom w:val="single" w:color="6B6491" w:sz="4"/>
+          <w:right w:val="single" w:color="6B6491" w:sz="4"/>
+          <w:insideH w:val="single" w:color="6B6491" w:sz="4"/>
+          <w:insideV w:val="single" w:color="6B6491" w:sz="4"/>
+        </w:tblBorders>
+      </w:tblPr>
+      <w:tblGrid>
+        <w:gridCol w:w="2506"/>
+        <w:gridCol w:w="7132"/>
+      </w:tblGrid>
+      <w:tr>
+        <w:tc>
+          <w:tcPr>
+            <w:tcW w:type="pct" w:w="1300"/>
+            <w:shd w:fill="E6E1F7" w:color="auto" w:val="clear"/>
+            <w:tcMar>
+              <w:top w:type="dxa" w:w="60"/>
+              <w:left w:type="dxa" w:w="100"/>
+              <w:bottom w:type="dxa" w:w="60"/>
+              <w:right w:type="dxa" w:w="100"/>
+            </w:tcMar>
+          </w:tcPr>
+          <w:p>
+            <w:r>
+              <w:rPr>
+                <w:b/>
+                <w:bCs/>
+                <w:sz w:val="22"/>
+                <w:szCs w:val="22"/>
+              </w:rPr>
+              <w:t xml:space="preserve">Tác nhân</w:t>
+            </w:r>
+          </w:p>
+        </w:tc>
+        <w:tc>
+          <w:tcPr>
+            <w:tcW w:type="pct" w:w="3700"/>
+            <w:tcMar>
+              <w:top w:type="dxa" w:w="60"/>
+              <w:left w:type="dxa" w:w="100"/>
+              <w:bottom w:type="dxa" w:w="60"/>
+              <w:right w:type="dxa" w:w="100"/>
+            </w:tcMar>
+          </w:tcPr>
+          <w:p>
+            <w:r>
+              <w:rPr>
+                <w:b w:val="false"/>
+                <w:bCs w:val="false"/>
+                <w:sz w:val="22"/>
+                <w:szCs w:val="22"/>
+              </w:rPr>
+              <w:t xml:space="preserve">Người dùng (extend UC03)</w:t>
+            </w:r>
+          </w:p>
+        </w:tc>
+      </w:tr>
+      <w:tr>
+        <w:tc>
+          <w:tcPr>
+            <w:tcW w:type="pct" w:w="1300"/>
+            <w:shd w:fill="E6E1F7" w:color="auto" w:val="clear"/>
+            <w:tcMar>
+              <w:top w:type="dxa" w:w="60"/>
+              <w:left w:type="dxa" w:w="100"/>
+              <w:bottom w:type="dxa" w:w="60"/>
+              <w:right w:type="dxa" w:w="100"/>
+            </w:tcMar>
+          </w:tcPr>
+          <w:p>
+            <w:r>
+              <w:rPr>
+                <w:b/>
+                <w:bCs/>
+                <w:sz w:val="22"/>
+                <w:szCs w:val="22"/>
+              </w:rPr>
+              <w:t xml:space="preserve">Tiền điều kiện</w:t>
+            </w:r>
+          </w:p>
+        </w:tc>
+        <w:tc>
+          <w:tcPr>
+            <w:tcW w:type="pct" w:w="3700"/>
+            <w:tcMar>
+              <w:top w:type="dxa" w:w="60"/>
+              <w:left w:type="dxa" w:w="100"/>
+              <w:bottom w:type="dxa" w:w="60"/>
+              <w:right w:type="dxa" w:w="100"/>
+            </w:tcMar>
+          </w:tcPr>
+          <w:p>
+            <w:r>
+              <w:rPr>
+                <w:b w:val="false"/>
+                <w:bCs w:val="false"/>
+                <w:sz w:val="22"/>
+                <w:szCs w:val="22"/>
+              </w:rPr>
+              <w:t xml:space="preserve">Mở form của gói.</w:t>
+            </w:r>
+          </w:p>
+        </w:tc>
+      </w:tr>
+      <w:tr>
+        <w:tc>
+          <w:tcPr>
+            <w:tcW w:type="pct" w:w="1300"/>
+            <w:shd w:fill="E6E1F7" w:color="auto" w:val="clear"/>
+            <w:tcMar>
+              <w:top w:type="dxa" w:w="60"/>
+              <w:left w:type="dxa" w:w="100"/>
+              <w:bottom w:type="dxa" w:w="60"/>
+              <w:right w:type="dxa" w:w="100"/>
+            </w:tcMar>
+          </w:tcPr>
+          <w:p>
+            <w:r>
+              <w:rPr>
+                <w:b/>
+                <w:bCs/>
+                <w:sz w:val="22"/>
+                <w:szCs w:val="22"/>
+              </w:rPr>
+              <w:t xml:space="preserve">Luồng chính</w:t>
+            </w:r>
+          </w:p>
+        </w:tc>
+        <w:tc>
+          <w:tcPr>
+            <w:tcW w:type="pct" w:w="3700"/>
+            <w:tcMar>
+              <w:top w:type="dxa" w:w="60"/>
+              <w:left w:type="dxa" w:w="100"/>
+              <w:bottom w:type="dxa" w:w="60"/>
+              <w:right w:type="dxa" w:w="100"/>
+            </w:tcMar>
+          </w:tcPr>
+          <w:p>
+            <w:r>
+              <w:rPr>
+                <w:b w:val="false"/>
+                <w:bCs w:val="false"/>
+                <w:sz w:val="22"/>
+                <w:szCs w:val="22"/>
+              </w:rPr>
+              <w:t xml:space="preserve">1. Chọn Đang hoạt động / Tạm dừng / Đã hủy.</w:t>
+            </w:r>
+          </w:p>
+          <w:p>
+            <w:r>
+              <w:rPr>
+                <w:b w:val="false"/>
+                <w:bCs w:val="false"/>
+                <w:sz w:val="22"/>
+                <w:szCs w:val="22"/>
+              </w:rPr>
+              <w:t xml:space="preserve">2. Nhấn “Lưu”; dữ liệu và báo cáo được cập nhật.</w:t>
+            </w:r>
+          </w:p>
+        </w:tc>
+      </w:tr>
+      <w:tr>
+        <w:tc>
+          <w:tcPr>
+            <w:tcW w:type="pct" w:w="1300"/>
+            <w:shd w:fill="E6E1F7" w:color="auto" w:val="clear"/>
+            <w:tcMar>
+              <w:top w:type="dxa" w:w="60"/>
+              <w:left w:type="dxa" w:w="100"/>
+              <w:bottom w:type="dxa" w:w="60"/>
+              <w:right w:type="dxa" w:w="100"/>
+            </w:tcMar>
+          </w:tcPr>
+          <w:p>
+            <w:r>
+              <w:rPr>
+                <w:b/>
+                <w:bCs/>
+                <w:sz w:val="22"/>
+                <w:szCs w:val="22"/>
+              </w:rPr>
+              <w:t xml:space="preserve">Ngoại lệ</w:t>
+            </w:r>
+          </w:p>
+        </w:tc>
+        <w:tc>
+          <w:tcPr>
+            <w:tcW w:type="pct" w:w="3700"/>
+            <w:tcMar>
+              <w:top w:type="dxa" w:w="60"/>
+              <w:left w:type="dxa" w:w="100"/>
+              <w:bottom w:type="dxa" w:w="60"/>
+              <w:right w:type="dxa" w:w="100"/>
+            </w:tcMar>
+          </w:tcPr>
+          <w:p>
+            <w:r>
+              <w:rPr>
+                <w:b w:val="false"/>
+                <w:bCs w:val="false"/>
+                <w:sz w:val="22"/>
+                <w:szCs w:val="22"/>
+              </w:rPr>
+              <w:t xml:space="preserve">Không lưu hoặc quay lại: không cập nhật.</w:t>
+            </w:r>
+          </w:p>
+        </w:tc>
+      </w:tr>
+      <w:tr>
+        <w:tc>
+          <w:tcPr>
+            <w:tcW w:type="pct" w:w="1300"/>
+            <w:shd w:fill="E6E1F7" w:color="auto" w:val="clear"/>
+            <w:tcMar>
+              <w:top w:type="dxa" w:w="60"/>
+              <w:left w:type="dxa" w:w="100"/>
+              <w:bottom w:type="dxa" w:w="60"/>
+              <w:right w:type="dxa" w:w="100"/>
+            </w:tcMar>
+          </w:tcPr>
+          <w:p>
+            <w:r>
+              <w:rPr>
+                <w:b/>
+                <w:bCs/>
+                <w:sz w:val="22"/>
+                <w:szCs w:val="22"/>
+              </w:rPr>
+              <w:t xml:space="preserve">Hậu điều kiện</w:t>
+            </w:r>
+          </w:p>
+        </w:tc>
+        <w:tc>
+          <w:tcPr>
+            <w:tcW w:type="pct" w:w="3700"/>
+            <w:tcMar>
+              <w:top w:type="dxa" w:w="60"/>
+              <w:left w:type="dxa" w:w="100"/>
+              <w:bottom w:type="dxa" w:w="60"/>
+              <w:right w:type="dxa" w:w="100"/>
+            </w:tcMar>
+          </w:tcPr>
+          <w:p>
+            <w:r>
+              <w:rPr>
+                <w:b w:val="false"/>
+                <w:bCs w:val="false"/>
+                <w:sz w:val="22"/>
+                <w:szCs w:val="22"/>
+              </w:rPr>
+              <w:t xml:space="preserve">Gói tạm dừng/đã hủy không tính vào chi phí hoạt động và không được nhắc hạn. Trạng thái “Đã hủy” chỉ là dữ liệu theo dõi, không hủy dịch vụ tại nhà cung cấp.</w:t>
+            </w:r>
+          </w:p>
+        </w:tc>
+      </w:tr>
+    </w:tbl>
+    <w:p>
+      <w:pPr>
+        <w:pStyle w:val="Heading1"/>
+        <w:spacing w:before="360"/>
+      </w:pPr>
+      <w:r>
+        <w:t xml:space="preserve">5. Giới hạn của phiên bản hiện tại</w:t>
+      </w:r>
+    </w:p>
+    <w:tbl>
+      <w:tblPr>
+        <w:tblW w:type="pct" w:w="5000"/>
+        <w:tblBorders>
+          <w:top w:val="single" w:color="6B6491" w:sz="4"/>
+          <w:left w:val="single" w:color="6B6491" w:sz="4"/>
+          <w:bottom w:val="single" w:color="6B6491" w:sz="4"/>
+          <w:right w:val="single" w:color="6B6491" w:sz="4"/>
+          <w:insideH w:val="single" w:color="6B6491" w:sz="4"/>
+          <w:insideV w:val="single" w:color="6B6491" w:sz="4"/>
+        </w:tblBorders>
+      </w:tblPr>
+      <w:tblGrid>
+        <w:gridCol w:w="2120"/>
+        <w:gridCol w:w="7518"/>
+      </w:tblGrid>
+      <w:tr>
+        <w:trPr>
+          <w:tblHeader/>
+        </w:trPr>
+        <w:tc>
+          <w:tcPr>
+            <w:tcW w:type="pct" w:w="1100"/>
+            <w:shd w:fill="E6E1F7" w:color="auto" w:val="clear"/>
+            <w:tcMar>
+              <w:top w:type="dxa" w:w="60"/>
+              <w:left w:type="dxa" w:w="100"/>
+              <w:bottom w:type="dxa" w:w="60"/>
+              <w:right w:type="dxa" w:w="100"/>
+            </w:tcMar>
+          </w:tcPr>
+          <w:p>
+            <w:r>
+              <w:rPr>
+                <w:b/>
+                <w:bCs/>
+                <w:sz w:val="22"/>
+                <w:szCs w:val="22"/>
+              </w:rPr>
+              <w:t xml:space="preserve">Nội dung</w:t>
+            </w:r>
+          </w:p>
+        </w:tc>
+        <w:tc>
+          <w:tcPr>
+            <w:tcW w:type="pct" w:w="3900"/>
+            <w:shd w:fill="E6E1F7" w:color="auto" w:val="clear"/>
+            <w:tcMar>
+              <w:top w:type="dxa" w:w="60"/>
+              <w:left w:type="dxa" w:w="100"/>
+              <w:bottom w:type="dxa" w:w="60"/>
+              <w:right w:type="dxa" w:w="100"/>
+            </w:tcMar>
+          </w:tcPr>
+          <w:p>
+            <w:r>
+              <w:rPr>
+                <w:b/>
+                <w:bCs/>
+                <w:sz w:val="22"/>
+                <w:szCs w:val="22"/>
+              </w:rPr>
+              <w:t xml:space="preserve">Giới hạn</w:t>
+            </w:r>
+          </w:p>
+        </w:tc>
+      </w:tr>
+      <w:tr>
+        <w:tc>
+          <w:tcPr>
+            <w:tcW w:type="pct" w:w="1100"/>
+            <w:tcMar>
+              <w:top w:type="dxa" w:w="60"/>
+              <w:left w:type="dxa" w:w="100"/>
+              <w:bottom w:type="dxa" w:w="60"/>
+              <w:right w:type="dxa" w:w="100"/>
+            </w:tcMar>
+          </w:tcPr>
+          <w:p>
+            <w:r>
+              <w:rPr>
+                <w:b w:val="false"/>
+                <w:bCs w:val="false"/>
+                <w:sz w:val="22"/>
+                <w:szCs w:val="22"/>
+              </w:rPr>
+              <w:t xml:space="preserve">Nhắc hạn</w:t>
+            </w:r>
+          </w:p>
+        </w:tc>
+        <w:tc>
+          <w:tcPr>
+            <w:tcW w:type="pct" w:w="3900"/>
+            <w:tcMar>
+              <w:top w:type="dxa" w:w="60"/>
+              <w:left w:type="dxa" w:w="100"/>
+              <w:bottom w:type="dxa" w:w="60"/>
+              <w:right w:type="dxa" w:w="100"/>
+            </w:tcMar>
+          </w:tcPr>
+          <w:p>
+            <w:r>
+              <w:rPr>
+                <w:b w:val="false"/>
+                <w:bCs w:val="false"/>
+                <w:sz w:val="22"/>
+                <w:szCs w:val="22"/>
+              </w:rPr>
+              <w:t xml:space="preserve">Kiểm tra định kỳ, không hứa nhắc đúng giờ; phụ thuộc quyền thông báo và cài đặt thiết bị.</w:t>
+            </w:r>
+          </w:p>
+        </w:tc>
+      </w:tr>
+      <w:tr>
+        <w:tc>
+          <w:tcPr>
+            <w:tcW w:type="pct" w:w="1100"/>
+            <w:tcMar>
+              <w:top w:type="dxa" w:w="60"/>
+              <w:left w:type="dxa" w:w="100"/>
+              <w:bottom w:type="dxa" w:w="60"/>
+              <w:right w:type="dxa" w:w="100"/>
+            </w:tcMar>
+          </w:tcPr>
+          <w:p>
+            <w:r>
+              <w:rPr>
+                <w:b w:val="false"/>
+                <w:bCs w:val="false"/>
+                <w:sz w:val="22"/>
+                <w:szCs w:val="22"/>
+              </w:rPr>
+              <w:t xml:space="preserve">Dữ liệu</w:t>
+            </w:r>
+          </w:p>
+        </w:tc>
+        <w:tc>
+          <w:tcPr>
+            <w:tcW w:type="pct" w:w="3900"/>
+            <w:tcMar>
+              <w:top w:type="dxa" w:w="60"/>
+              <w:left w:type="dxa" w:w="100"/>
+              <w:bottom w:type="dxa" w:w="60"/>
+              <w:right w:type="dxa" w:w="100"/>
+            </w:tcMar>
+          </w:tcPr>
+          <w:p>
+            <w:r>
+              <w:rPr>
+                <w:b w:val="false"/>
+                <w:bCs w:val="false"/>
+                <w:sz w:val="22"/>
+                <w:szCs w:val="22"/>
+              </w:rPr>
+              <w:t xml:space="preserve">Lưu SQLite trên máy, chưa có tài khoản hay khôi phục bằng file. Manifest bật allowBackup và người dùng có thể xuất/chia sẻ, nên không khẳng định dữ liệu “không bao giờ rời thiết bị”.</w:t>
+            </w:r>
+          </w:p>
+        </w:tc>
+      </w:tr>
+      <w:tr>
+        <w:tc>
+          <w:tcPr>
+            <w:tcW w:type="pct" w:w="1100"/>
+            <w:tcMar>
+              <w:top w:type="dxa" w:w="60"/>
+              <w:left w:type="dxa" w:w="100"/>
+              <w:bottom w:type="dxa" w:w="60"/>
+              <w:right w:type="dxa" w:w="100"/>
+            </w:tcMar>
+          </w:tcPr>
+          <w:p>
+            <w:r>
+              <w:rPr>
+                <w:b w:val="false"/>
+                <w:bCs w:val="false"/>
+                <w:sz w:val="22"/>
+                <w:szCs w:val="22"/>
+              </w:rPr>
+              <w:t xml:space="preserve">Báo cáo</w:t>
+            </w:r>
+          </w:p>
+        </w:tc>
+        <w:tc>
+          <w:tcPr>
+            <w:tcW w:type="pct" w:w="3900"/>
+            <w:tcMar>
+              <w:top w:type="dxa" w:w="60"/>
+              <w:left w:type="dxa" w:w="100"/>
+              <w:bottom w:type="dxa" w:w="60"/>
+              <w:right w:type="dxa" w:w="100"/>
+            </w:tcMar>
+          </w:tcPr>
+          <w:p>
+            <w:r>
+              <w:rPr>
+                <w:b w:val="false"/>
+                <w:bCs w:val="false"/>
+                <w:sz w:val="22"/>
+                <w:szCs w:val="22"/>
+              </w:rPr>
+              <w:t xml:space="preserve">Chi phí tương đương theo chu kỳ, tách từng tiền tệ, không quy đổi tỷ giá; không phải sổ giao dịch.</w:t>
+            </w:r>
+          </w:p>
+        </w:tc>
+      </w:tr>
+      <w:tr>
+        <w:tc>
+          <w:tcPr>
+            <w:tcW w:type="pct" w:w="1100"/>
+            <w:tcMar>
+              <w:top w:type="dxa" w:w="60"/>
+              <w:left w:type="dxa" w:w="100"/>
+              <w:bottom w:type="dxa" w:w="60"/>
+              <w:right w:type="dxa" w:w="100"/>
+            </w:tcMar>
+          </w:tcPr>
+          <w:p>
+            <w:r>
+              <w:rPr>
+                <w:b w:val="false"/>
+                <w:bCs w:val="false"/>
+                <w:sz w:val="22"/>
+                <w:szCs w:val="22"/>
+              </w:rPr>
+              <w:t xml:space="preserve">Hủy gói</w:t>
+            </w:r>
+          </w:p>
+        </w:tc>
+        <w:tc>
+          <w:tcPr>
+            <w:tcW w:type="pct" w:w="3900"/>
+            <w:tcMar>
+              <w:top w:type="dxa" w:w="60"/>
+              <w:left w:type="dxa" w:w="100"/>
+              <w:bottom w:type="dxa" w:w="60"/>
+              <w:right w:type="dxa" w:w="100"/>
+            </w:tcMar>
+          </w:tcPr>
+          <w:p>
+            <w:r>
+              <w:rPr>
+                <w:b w:val="false"/>
+                <w:bCs w:val="false"/>
+                <w:sz w:val="22"/>
+                <w:szCs w:val="22"/>
+              </w:rPr>
+              <w:t xml:space="preserve">Trạng thái trong SubTrack không hủy dịch vụ thật; việc hủy thực hiện tại nhà cung cấp.</w:t>
+            </w:r>
+          </w:p>
+        </w:tc>
+      </w:tr>
+      <w:tr>
+        <w:tc>
+          <w:tcPr>
+            <w:tcW w:type="pct" w:w="1100"/>
+            <w:tcMar>
+              <w:top w:type="dxa" w:w="60"/>
+              <w:left w:type="dxa" w:w="100"/>
+              <w:bottom w:type="dxa" w:w="60"/>
+              <w:right w:type="dxa" w:w="100"/>
+            </w:tcMar>
+          </w:tcPr>
+          <w:p>
+            <w:r>
+              <w:rPr>
+                <w:b w:val="false"/>
+                <w:bCs w:val="false"/>
+                <w:sz w:val="22"/>
+                <w:szCs w:val="22"/>
+              </w:rPr>
+              <w:t xml:space="preserve">Gói dùng chung</w:t>
+            </w:r>
+          </w:p>
+        </w:tc>
+        <w:tc>
+          <w:tcPr>
+            <w:tcW w:type="pct" w:w="3900"/>
+            <w:tcMar>
+              <w:top w:type="dxa" w:w="60"/>
+              <w:left w:type="dxa" w:w="100"/>
+              <w:bottom w:type="dxa" w:w="60"/>
+              <w:right w:type="dxa" w:w="100"/>
+            </w:tcMar>
+          </w:tcPr>
+          <w:p>
+            <w:r>
+              <w:rPr>
+                <w:b w:val="false"/>
+                <w:bCs w:val="false"/>
+                <w:sz w:val="22"/>
+                <w:szCs w:val="22"/>
+              </w:rPr>
+              <w:t xml:space="preserve">Một cá nhân theo dõi; chưa có thành viên, phân quyền hoặc chia tiền.</w:t>
+            </w:r>
+          </w:p>
+        </w:tc>
+      </w:tr>
+      <w:tr>
+        <w:tc>
+          <w:tcPr>
+            <w:tcW w:type="pct" w:w="1100"/>
+            <w:tcMar>
+              <w:top w:type="dxa" w:w="60"/>
+              <w:left w:type="dxa" w:w="100"/>
+              <w:bottom w:type="dxa" w:w="60"/>
+              <w:right w:type="dxa" w:w="100"/>
+            </w:tcMar>
+          </w:tcPr>
+          <w:p>
+            <w:r>
+              <w:rPr>
+                <w:b w:val="false"/>
+                <w:bCs w:val="false"/>
+                <w:sz w:val="22"/>
+                <w:szCs w:val="22"/>
+              </w:rPr>
+              <w:t xml:space="preserve">Chưa có</w:t>
+            </w:r>
+          </w:p>
+        </w:tc>
+        <w:tc>
+          <w:tcPr>
+            <w:tcW w:type="pct" w:w="3900"/>
+            <w:tcMar>
+              <w:top w:type="dxa" w:w="60"/>
+              <w:left w:type="dxa" w:w="100"/>
+              <w:bottom w:type="dxa" w:w="60"/>
+              <w:right w:type="dxa" w:w="100"/>
+            </w:tcMar>
+          </w:tcPr>
+          <w:p>
+            <w:r>
+              <w:rPr>
+                <w:b w:val="false"/>
+                <w:bCs w:val="false"/>
+                <w:sz w:val="22"/>
+                <w:szCs w:val="22"/>
+              </w:rPr>
+              <w:t xml:space="preserve">Nhập lại CSV, quy đổi tỷ giá, tự tạo nền tảng, đăng nhập và đồng bộ (UC15).</w:t>
+            </w:r>
+          </w:p>
+        </w:tc>
+      </w:tr>
+    </w:tbl>
+    <w:p>
+      <w:pPr>
+        <w:pStyle w:val="Heading1"/>
+        <w:spacing w:before="360"/>
+      </w:pPr>
+      <w:r>
+        <w:t xml:space="preserve">6. Ca kiểm thử trên thiết bị cần thực hiện</w:t>
+      </w:r>
+    </w:p>
+    <w:p>
+      <w:pPr>
+        <w:spacing w:after="80"/>
+      </w:pPr>
+      <w:r>
+        <w:rPr>
+          <w:sz w:val="22"/>
+          <w:szCs w:val="22"/>
+        </w:rPr>
+        <w:t xml:space="preserve">Các ca dưới đây chưa được chạy. Khi thực hiện, ghi lại thiết bị, phiên bản Android, kết quả và ảnh chụp/log.</w:t>
+      </w:r>
+    </w:p>
+    <w:tbl>
+      <w:tblPr>
+        <w:tblW w:type="pct" w:w="5000"/>
+        <w:tblBorders>
+          <w:top w:val="single" w:color="6B6491" w:sz="4"/>
+          <w:left w:val="single" w:color="6B6491" w:sz="4"/>
+          <w:bottom w:val="single" w:color="6B6491" w:sz="4"/>
+          <w:right w:val="single" w:color="6B6491" w:sz="4"/>
+          <w:insideH w:val="single" w:color="6B6491" w:sz="4"/>
+          <w:insideV w:val="single" w:color="6B6491" w:sz="4"/>
+        </w:tblBorders>
+      </w:tblPr>
+      <w:tblGrid>
+        <w:gridCol w:w="3662"/>
+        <w:gridCol w:w="4433"/>
+        <w:gridCol w:w="1542"/>
+      </w:tblGrid>
+      <w:tr>
+        <w:trPr>
+          <w:tblHeader/>
+        </w:trPr>
+        <w:tc>
+          <w:tcPr>
+            <w:tcW w:type="pct" w:w="1900"/>
+            <w:shd w:fill="E6E1F7" w:color="auto" w:val="clear"/>
+            <w:tcMar>
+              <w:top w:type="dxa" w:w="60"/>
+              <w:left w:type="dxa" w:w="100"/>
+              <w:bottom w:type="dxa" w:w="60"/>
+              <w:right w:type="dxa" w:w="100"/>
+            </w:tcMar>
+          </w:tcPr>
+          <w:p>
+            <w:r>
+              <w:rPr>
+                <w:b/>
+                <w:bCs/>
+                <w:sz w:val="22"/>
+                <w:szCs w:val="22"/>
+              </w:rPr>
+              <w:t xml:space="preserve">Ca kiểm tra</w:t>
+            </w:r>
+          </w:p>
+        </w:tc>
+        <w:tc>
+          <w:tcPr>
+            <w:tcW w:type="pct" w:w="2300"/>
+            <w:shd w:fill="E6E1F7" w:color="auto" w:val="clear"/>
+            <w:tcMar>
+              <w:top w:type="dxa" w:w="60"/>
+              <w:left w:type="dxa" w:w="100"/>
+              <w:bottom w:type="dxa" w:w="60"/>
+              <w:right w:type="dxa" w:w="100"/>
+            </w:tcMar>
+          </w:tcPr>
+          <w:p>
+            <w:r>
+              <w:rPr>
+                <w:b/>
+                <w:bCs/>
+                <w:sz w:val="22"/>
+                <w:szCs w:val="22"/>
+              </w:rPr>
+              <w:t xml:space="preserve">Kết quả kỳ vọng</w:t>
+            </w:r>
+          </w:p>
+        </w:tc>
+        <w:tc>
+          <w:tcPr>
+            <w:tcW w:type="pct" w:w="800"/>
+            <w:shd w:fill="E6E1F7" w:color="auto" w:val="clear"/>
+            <w:tcMar>
+              <w:top w:type="dxa" w:w="60"/>
+              <w:left w:type="dxa" w:w="100"/>
+              <w:bottom w:type="dxa" w:w="60"/>
+              <w:right w:type="dxa" w:w="100"/>
+            </w:tcMar>
+          </w:tcPr>
+          <w:p>
+            <w:r>
+              <w:rPr>
+                <w:b/>
+                <w:bCs/>
+                <w:sz w:val="22"/>
+                <w:szCs w:val="22"/>
+              </w:rPr>
+              <w:t xml:space="preserve">Trạng thái</w:t>
+            </w:r>
+          </w:p>
+        </w:tc>
+      </w:tr>
+      <w:tr>
+        <w:tc>
+          <w:tcPr>
+            <w:tcW w:type="pct" w:w="1900"/>
+            <w:tcMar>
+              <w:top w:type="dxa" w:w="60"/>
+              <w:left w:type="dxa" w:w="100"/>
+              <w:bottom w:type="dxa" w:w="60"/>
+              <w:right w:type="dxa" w:w="100"/>
+            </w:tcMar>
+          </w:tcPr>
+          <w:p>
+            <w:r>
+              <w:rPr>
+                <w:b w:val="false"/>
+                <w:bCs w:val="false"/>
+                <w:sz w:val="22"/>
+                <w:szCs w:val="22"/>
+              </w:rPr>
+              <w:t xml:space="preserve">Thêm/sửa/xóa rồi đóng/mở app</w:t>
+            </w:r>
+          </w:p>
+        </w:tc>
+        <w:tc>
+          <w:tcPr>
+            <w:tcW w:type="pct" w:w="2300"/>
+            <w:tcMar>
+              <w:top w:type="dxa" w:w="60"/>
+              <w:left w:type="dxa" w:w="100"/>
+              <w:bottom w:type="dxa" w:w="60"/>
+              <w:right w:type="dxa" w:w="100"/>
+            </w:tcMar>
+          </w:tcPr>
+          <w:p>
+            <w:r>
+              <w:rPr>
+                <w:b w:val="false"/>
+                <w:bCs w:val="false"/>
+                <w:sz w:val="22"/>
+                <w:szCs w:val="22"/>
+              </w:rPr>
+              <w:t xml:space="preserve">Dữ liệu đúng và còn sau khi mở lại; xóa cần xác nhận</w:t>
+            </w:r>
+          </w:p>
+        </w:tc>
+        <w:tc>
+          <w:tcPr>
+            <w:tcW w:type="pct" w:w="800"/>
+            <w:tcMar>
+              <w:top w:type="dxa" w:w="60"/>
+              <w:left w:type="dxa" w:w="100"/>
+              <w:bottom w:type="dxa" w:w="60"/>
+              <w:right w:type="dxa" w:w="100"/>
+            </w:tcMar>
+          </w:tcPr>
+          <w:p>
+            <w:r>
+              <w:rPr>
+                <w:b w:val="false"/>
+                <w:bCs w:val="false"/>
+                <w:sz w:val="22"/>
+                <w:szCs w:val="22"/>
+              </w:rPr>
+              <w:t xml:space="preserve">Chưa chạy</w:t>
+            </w:r>
+          </w:p>
+        </w:tc>
+      </w:tr>
+      <w:tr>
+        <w:tc>
+          <w:tcPr>
+            <w:tcW w:type="pct" w:w="1900"/>
+            <w:tcMar>
+              <w:top w:type="dxa" w:w="60"/>
+              <w:left w:type="dxa" w:w="100"/>
+              <w:bottom w:type="dxa" w:w="60"/>
+              <w:right w:type="dxa" w:w="100"/>
+            </w:tcMar>
+          </w:tcPr>
+          <w:p>
+            <w:r>
+              <w:rPr>
+                <w:b w:val="false"/>
+                <w:bCs w:val="false"/>
+                <w:sz w:val="22"/>
+                <w:szCs w:val="22"/>
+              </w:rPr>
+              <w:t xml:space="preserve">Tên rỗng, số tiền sai, URL sai</w:t>
+            </w:r>
+          </w:p>
+        </w:tc>
+        <w:tc>
+          <w:tcPr>
+            <w:tcW w:type="pct" w:w="2300"/>
+            <w:tcMar>
+              <w:top w:type="dxa" w:w="60"/>
+              <w:left w:type="dxa" w:w="100"/>
+              <w:bottom w:type="dxa" w:w="60"/>
+              <w:right w:type="dxa" w:w="100"/>
+            </w:tcMar>
+          </w:tcPr>
+          <w:p>
+            <w:r>
+              <w:rPr>
+                <w:b w:val="false"/>
+                <w:bCs w:val="false"/>
+                <w:sz w:val="22"/>
+                <w:szCs w:val="22"/>
+              </w:rPr>
+              <w:t xml:space="preserve">Không lưu; giữ form và hiện lỗi</w:t>
+            </w:r>
+          </w:p>
+        </w:tc>
+        <w:tc>
+          <w:tcPr>
+            <w:tcW w:type="pct" w:w="800"/>
+            <w:tcMar>
+              <w:top w:type="dxa" w:w="60"/>
+              <w:left w:type="dxa" w:w="100"/>
+              <w:bottom w:type="dxa" w:w="60"/>
+              <w:right w:type="dxa" w:w="100"/>
+            </w:tcMar>
+          </w:tcPr>
+          <w:p>
+            <w:r>
+              <w:rPr>
+                <w:b w:val="false"/>
+                <w:bCs w:val="false"/>
+                <w:sz w:val="22"/>
+                <w:szCs w:val="22"/>
+              </w:rPr>
+              <w:t xml:space="preserve">Chưa chạy</w:t>
+            </w:r>
+          </w:p>
+        </w:tc>
+      </w:tr>
+      <w:tr>
+        <w:tc>
+          <w:tcPr>
+            <w:tcW w:type="pct" w:w="1900"/>
+            <w:tcMar>
+              <w:top w:type="dxa" w:w="60"/>
+              <w:left w:type="dxa" w:w="100"/>
+              <w:bottom w:type="dxa" w:w="60"/>
+              <w:right w:type="dxa" w:w="100"/>
+            </w:tcMar>
+          </w:tcPr>
+          <w:p>
+            <w:r>
+              <w:rPr>
+                <w:b w:val="false"/>
+                <w:bCs w:val="false"/>
+                <w:sz w:val="22"/>
+                <w:szCs w:val="22"/>
+              </w:rPr>
+              <w:t xml:space="preserve">Gói 1.200.000 VND/năm + 120.000 VND/tháng + gói USD</w:t>
+            </w:r>
+          </w:p>
+        </w:tc>
+        <w:tc>
+          <w:tcPr>
+            <w:tcW w:type="pct" w:w="2300"/>
+            <w:tcMar>
+              <w:top w:type="dxa" w:w="60"/>
+              <w:left w:type="dxa" w:w="100"/>
+              <w:bottom w:type="dxa" w:w="60"/>
+              <w:right w:type="dxa" w:w="100"/>
+            </w:tcMar>
+          </w:tcPr>
+          <w:p>
+            <w:r>
+              <w:rPr>
+                <w:b w:val="false"/>
+                <w:bCs w:val="false"/>
+                <w:sz w:val="22"/>
+                <w:szCs w:val="22"/>
+              </w:rPr>
+              <w:t xml:space="preserve">Tổng VND tháng 220.000; gói USD không cộng vào</w:t>
+            </w:r>
+          </w:p>
+        </w:tc>
+        <w:tc>
+          <w:tcPr>
+            <w:tcW w:type="pct" w:w="800"/>
+            <w:tcMar>
+              <w:top w:type="dxa" w:w="60"/>
+              <w:left w:type="dxa" w:w="100"/>
+              <w:bottom w:type="dxa" w:w="60"/>
+              <w:right w:type="dxa" w:w="100"/>
+            </w:tcMar>
+          </w:tcPr>
+          <w:p>
+            <w:r>
+              <w:rPr>
+                <w:b w:val="false"/>
+                <w:bCs w:val="false"/>
+                <w:sz w:val="22"/>
+                <w:szCs w:val="22"/>
+              </w:rPr>
+              <w:t xml:space="preserve">Chưa chạy</w:t>
+            </w:r>
+          </w:p>
+        </w:tc>
+      </w:tr>
+      <w:tr>
+        <w:tc>
+          <w:tcPr>
+            <w:tcW w:type="pct" w:w="1900"/>
+            <w:tcMar>
+              <w:top w:type="dxa" w:w="60"/>
+              <w:left w:type="dxa" w:w="100"/>
+              <w:bottom w:type="dxa" w:w="60"/>
+              <w:right w:type="dxa" w:w="100"/>
+            </w:tcMar>
+          </w:tcPr>
+          <w:p>
+            <w:r>
+              <w:rPr>
+                <w:b w:val="false"/>
+                <w:bCs w:val="false"/>
+                <w:sz w:val="22"/>
+                <w:szCs w:val="22"/>
+              </w:rPr>
+              <w:t xml:space="preserve">Tạm dừng / đã hủy</w:t>
+            </w:r>
+          </w:p>
+        </w:tc>
+        <w:tc>
+          <w:tcPr>
+            <w:tcW w:type="pct" w:w="2300"/>
+            <w:tcMar>
+              <w:top w:type="dxa" w:w="60"/>
+              <w:left w:type="dxa" w:w="100"/>
+              <w:bottom w:type="dxa" w:w="60"/>
+              <w:right w:type="dxa" w:w="100"/>
+            </w:tcMar>
+          </w:tcPr>
+          <w:p>
+            <w:r>
+              <w:rPr>
+                <w:b w:val="false"/>
+                <w:bCs w:val="false"/>
+                <w:sz w:val="22"/>
+                <w:szCs w:val="22"/>
+              </w:rPr>
+              <w:t xml:space="preserve">Không tính tổng hoạt động, không nhắc hạn</w:t>
+            </w:r>
+          </w:p>
+        </w:tc>
+        <w:tc>
+          <w:tcPr>
+            <w:tcW w:type="pct" w:w="800"/>
+            <w:tcMar>
+              <w:top w:type="dxa" w:w="60"/>
+              <w:left w:type="dxa" w:w="100"/>
+              <w:bottom w:type="dxa" w:w="60"/>
+              <w:right w:type="dxa" w:w="100"/>
+            </w:tcMar>
+          </w:tcPr>
+          <w:p>
+            <w:r>
+              <w:rPr>
+                <w:b w:val="false"/>
+                <w:bCs w:val="false"/>
+                <w:sz w:val="22"/>
+                <w:szCs w:val="22"/>
+              </w:rPr>
+              <w:t xml:space="preserve">Chưa chạy</w:t>
+            </w:r>
+          </w:p>
+        </w:tc>
+      </w:tr>
+      <w:tr>
+        <w:tc>
+          <w:tcPr>
+            <w:tcW w:type="pct" w:w="1900"/>
+            <w:tcMar>
+              <w:top w:type="dxa" w:w="60"/>
+              <w:left w:type="dxa" w:w="100"/>
+              <w:bottom w:type="dxa" w:w="60"/>
+              <w:right w:type="dxa" w:w="100"/>
+            </w:tcMar>
+          </w:tcPr>
+          <w:p>
+            <w:r>
+              <w:rPr>
+                <w:b w:val="false"/>
+                <w:bCs w:val="false"/>
+                <w:sz w:val="22"/>
+                <w:szCs w:val="22"/>
+              </w:rPr>
+              <w:t xml:space="preserve">Từ chối quyền thông báo, chạy kiểm tra, sau đó cấp quyền</w:t>
+            </w:r>
+          </w:p>
+        </w:tc>
+        <w:tc>
+          <w:tcPr>
+            <w:tcW w:type="pct" w:w="2300"/>
+            <w:tcMar>
+              <w:top w:type="dxa" w:w="60"/>
+              <w:left w:type="dxa" w:w="100"/>
+              <w:bottom w:type="dxa" w:w="60"/>
+              <w:right w:type="dxa" w:w="100"/>
+            </w:tcMar>
+          </w:tcPr>
+          <w:p>
+            <w:r>
+              <w:rPr>
+                <w:b w:val="false"/>
+                <w:bCs w:val="false"/>
+                <w:sz w:val="22"/>
+                <w:szCs w:val="22"/>
+              </w:rPr>
+              <w:t xml:space="preserve">Nhắc của kỳ đó vẫn được gửi ở lần kiểm tra sau</w:t>
+            </w:r>
+          </w:p>
+        </w:tc>
+        <w:tc>
+          <w:tcPr>
+            <w:tcW w:type="pct" w:w="800"/>
+            <w:tcMar>
+              <w:top w:type="dxa" w:w="60"/>
+              <w:left w:type="dxa" w:w="100"/>
+              <w:bottom w:type="dxa" w:w="60"/>
+              <w:right w:type="dxa" w:w="100"/>
+            </w:tcMar>
+          </w:tcPr>
+          <w:p>
+            <w:r>
+              <w:rPr>
+                <w:b w:val="false"/>
+                <w:bCs w:val="false"/>
+                <w:sz w:val="22"/>
+                <w:szCs w:val="22"/>
+              </w:rPr>
+              <w:t xml:space="preserve">Chưa chạy</w:t>
+            </w:r>
+          </w:p>
+        </w:tc>
+      </w:tr>
+      <w:tr>
+        <w:tc>
+          <w:tcPr>
+            <w:tcW w:type="pct" w:w="1900"/>
+            <w:tcMar>
+              <w:top w:type="dxa" w:w="60"/>
+              <w:left w:type="dxa" w:w="100"/>
+              <w:bottom w:type="dxa" w:w="60"/>
+              <w:right w:type="dxa" w:w="100"/>
+            </w:tcMar>
+          </w:tcPr>
+          <w:p>
+            <w:r>
+              <w:rPr>
+                <w:b w:val="false"/>
+                <w:bCs w:val="false"/>
+                <w:sz w:val="22"/>
+                <w:szCs w:val="22"/>
+              </w:rPr>
+              <w:t xml:space="preserve">Nhắc đúng ngày, trước 3 ngày, không nhắc</w:t>
+            </w:r>
+          </w:p>
+        </w:tc>
+        <w:tc>
+          <w:tcPr>
+            <w:tcW w:type="pct" w:w="2300"/>
+            <w:tcMar>
+              <w:top w:type="dxa" w:w="60"/>
+              <w:left w:type="dxa" w:w="100"/>
+              <w:bottom w:type="dxa" w:w="60"/>
+              <w:right w:type="dxa" w:w="100"/>
+            </w:tcMar>
+          </w:tcPr>
+          <w:p>
+            <w:r>
+              <w:rPr>
+                <w:b w:val="false"/>
+                <w:bCs w:val="false"/>
+                <w:sz w:val="22"/>
+                <w:szCs w:val="22"/>
+              </w:rPr>
+              <w:t xml:space="preserve">Điều kiện nhắc và chống lặp đúng cấu hình</w:t>
+            </w:r>
+          </w:p>
+        </w:tc>
+        <w:tc>
+          <w:tcPr>
+            <w:tcW w:type="pct" w:w="800"/>
+            <w:tcMar>
+              <w:top w:type="dxa" w:w="60"/>
+              <w:left w:type="dxa" w:w="100"/>
+              <w:bottom w:type="dxa" w:w="60"/>
+              <w:right w:type="dxa" w:w="100"/>
+            </w:tcMar>
+          </w:tcPr>
+          <w:p>
+            <w:r>
+              <w:rPr>
+                <w:b w:val="false"/>
+                <w:bCs w:val="false"/>
+                <w:sz w:val="22"/>
+                <w:szCs w:val="22"/>
+              </w:rPr>
+              <w:t xml:space="preserve">Chưa chạy</w:t>
+            </w:r>
+          </w:p>
+        </w:tc>
+      </w:tr>
+      <w:tr>
+        <w:tc>
+          <w:tcPr>
+            <w:tcW w:type="pct" w:w="1900"/>
+            <w:tcMar>
+              <w:top w:type="dxa" w:w="60"/>
+              <w:left w:type="dxa" w:w="100"/>
+              <w:bottom w:type="dxa" w:w="60"/>
+              <w:right w:type="dxa" w:w="100"/>
+            </w:tcMar>
+          </w:tcPr>
+          <w:p>
+            <w:r>
+              <w:rPr>
+                <w:b w:val="false"/>
+                <w:bCs w:val="false"/>
+                <w:sz w:val="22"/>
+                <w:szCs w:val="22"/>
+              </w:rPr>
+              <w:t xml:space="preserve">Ngày cuối tháng, ngày đã qua</w:t>
+            </w:r>
+          </w:p>
+        </w:tc>
+        <w:tc>
+          <w:tcPr>
+            <w:tcW w:type="pct" w:w="2300"/>
+            <w:tcMar>
+              <w:top w:type="dxa" w:w="60"/>
+              <w:left w:type="dxa" w:w="100"/>
+              <w:bottom w:type="dxa" w:w="60"/>
+              <w:right w:type="dxa" w:w="100"/>
+            </w:tcMar>
+          </w:tcPr>
+          <w:p>
+            <w:r>
+              <w:rPr>
+                <w:b w:val="false"/>
+                <w:bCs w:val="false"/>
+                <w:sz w:val="22"/>
+                <w:szCs w:val="22"/>
+              </w:rPr>
+              <w:t xml:space="preserve">Chuyển kỳ phù hợp chính sách nhóm</w:t>
+            </w:r>
+          </w:p>
+        </w:tc>
+        <w:tc>
+          <w:tcPr>
+            <w:tcW w:type="pct" w:w="800"/>
+            <w:tcMar>
+              <w:top w:type="dxa" w:w="60"/>
+              <w:left w:type="dxa" w:w="100"/>
+              <w:bottom w:type="dxa" w:w="60"/>
+              <w:right w:type="dxa" w:w="100"/>
+            </w:tcMar>
+          </w:tcPr>
+          <w:p>
+            <w:r>
+              <w:rPr>
+                <w:b w:val="false"/>
+                <w:bCs w:val="false"/>
+                <w:sz w:val="22"/>
+                <w:szCs w:val="22"/>
+              </w:rPr>
+              <w:t xml:space="preserve">Chưa chạy</w:t>
+            </w:r>
+          </w:p>
+        </w:tc>
+      </w:tr>
+      <w:tr>
+        <w:tc>
+          <w:tcPr>
+            <w:tcW w:type="pct" w:w="1900"/>
+            <w:tcMar>
+              <w:top w:type="dxa" w:w="60"/>
+              <w:left w:type="dxa" w:w="100"/>
+              <w:bottom w:type="dxa" w:w="60"/>
+              <w:right w:type="dxa" w:w="100"/>
+            </w:tcMar>
+          </w:tcPr>
+          <w:p>
+            <w:r>
+              <w:rPr>
+                <w:b w:val="false"/>
+                <w:bCs w:val="false"/>
+                <w:sz w:val="22"/>
+                <w:szCs w:val="22"/>
+              </w:rPr>
+              <w:t xml:space="preserve">Mở Lịch rồi lưu/hủy; máy không có Lịch</w:t>
+            </w:r>
+          </w:p>
+        </w:tc>
+        <w:tc>
+          <w:tcPr>
+            <w:tcW w:type="pct" w:w="2300"/>
+            <w:tcMar>
+              <w:top w:type="dxa" w:w="60"/>
+              <w:left w:type="dxa" w:w="100"/>
+              <w:bottom w:type="dxa" w:w="60"/>
+              <w:right w:type="dxa" w:w="100"/>
+            </w:tcMar>
+          </w:tcPr>
+          <w:p>
+            <w:r>
+              <w:rPr>
+                <w:b w:val="false"/>
+                <w:bCs w:val="false"/>
+                <w:sz w:val="22"/>
+                <w:szCs w:val="22"/>
+              </w:rPr>
+              <w:t xml:space="preserve">Không báo đã lưu khi mới mở form; thiếu ứng dụng có thông báo</w:t>
+            </w:r>
+          </w:p>
+        </w:tc>
+        <w:tc>
+          <w:tcPr>
+            <w:tcW w:type="pct" w:w="800"/>
+            <w:tcMar>
+              <w:top w:type="dxa" w:w="60"/>
+              <w:left w:type="dxa" w:w="100"/>
+              <w:bottom w:type="dxa" w:w="60"/>
+              <w:right w:type="dxa" w:w="100"/>
+            </w:tcMar>
+          </w:tcPr>
+          <w:p>
+            <w:r>
+              <w:rPr>
+                <w:b w:val="false"/>
+                <w:bCs w:val="false"/>
+                <w:sz w:val="22"/>
+                <w:szCs w:val="22"/>
+              </w:rPr>
+              <w:t xml:space="preserve">Chưa chạy</w:t>
+            </w:r>
+          </w:p>
+        </w:tc>
+      </w:tr>
+      <w:tr>
+        <w:tc>
+          <w:tcPr>
+            <w:tcW w:type="pct" w:w="1900"/>
+            <w:tcMar>
+              <w:top w:type="dxa" w:w="60"/>
+              <w:left w:type="dxa" w:w="100"/>
+              <w:bottom w:type="dxa" w:w="60"/>
+              <w:right w:type="dxa" w:w="100"/>
+            </w:tcMar>
+          </w:tcPr>
+          <w:p>
+            <w:r>
+              <w:rPr>
+                <w:b w:val="false"/>
+                <w:bCs w:val="false"/>
+                <w:sz w:val="22"/>
+                <w:szCs w:val="22"/>
+              </w:rPr>
+              <w:t xml:space="preserve">Xuất CSV có tiếng Việt, dấu phẩy, dấu ngoặc kép</w:t>
+            </w:r>
+          </w:p>
+        </w:tc>
+        <w:tc>
+          <w:tcPr>
+            <w:tcW w:type="pct" w:w="2300"/>
+            <w:tcMar>
+              <w:top w:type="dxa" w:w="60"/>
+              <w:left w:type="dxa" w:w="100"/>
+              <w:bottom w:type="dxa" w:w="60"/>
+              <w:right w:type="dxa" w:w="100"/>
+            </w:tcMar>
+          </w:tcPr>
+          <w:p>
+            <w:r>
+              <w:rPr>
+                <w:b w:val="false"/>
+                <w:bCs w:val="false"/>
+                <w:sz w:val="22"/>
+                <w:szCs w:val="22"/>
+              </w:rPr>
+              <w:t xml:space="preserve">Mở file đọc đúng; lỗi ghi được thông báo</w:t>
+            </w:r>
+          </w:p>
+        </w:tc>
+        <w:tc>
+          <w:tcPr>
+            <w:tcW w:type="pct" w:w="800"/>
+            <w:tcMar>
+              <w:top w:type="dxa" w:w="60"/>
+              <w:left w:type="dxa" w:w="100"/>
+              <w:bottom w:type="dxa" w:w="60"/>
+              <w:right w:type="dxa" w:w="100"/>
+            </w:tcMar>
+          </w:tcPr>
+          <w:p>
+            <w:r>
+              <w:rPr>
+                <w:b w:val="false"/>
+                <w:bCs w:val="false"/>
+                <w:sz w:val="22"/>
+                <w:szCs w:val="22"/>
+              </w:rPr>
+              <w:t xml:space="preserve">Chưa chạy</w:t>
+            </w:r>
+          </w:p>
+        </w:tc>
+      </w:tr>
+      <w:tr>
+        <w:tc>
+          <w:tcPr>
+            <w:tcW w:type="pct" w:w="1900"/>
+            <w:tcMar>
+              <w:top w:type="dxa" w:w="60"/>
+              <w:left w:type="dxa" w:w="100"/>
+              <w:bottom w:type="dxa" w:w="60"/>
+              <w:right w:type="dxa" w:w="100"/>
+            </w:tcMar>
+          </w:tcPr>
+          <w:p>
+            <w:r>
+              <w:rPr>
+                <w:b w:val="false"/>
+                <w:bCs w:val="false"/>
+                <w:sz w:val="22"/>
+                <w:szCs w:val="22"/>
+              </w:rPr>
+              <w:t xml:space="preserve">Màn hình nhỏ, giao diện tối</w:t>
+            </w:r>
+          </w:p>
+        </w:tc>
+        <w:tc>
+          <w:tcPr>
+            <w:tcW w:type="pct" w:w="2300"/>
+            <w:tcMar>
+              <w:top w:type="dxa" w:w="60"/>
+              <w:left w:type="dxa" w:w="100"/>
+              <w:bottom w:type="dxa" w:w="60"/>
+              <w:right w:type="dxa" w:w="100"/>
+            </w:tcMar>
+          </w:tcPr>
+          <w:p>
+            <w:r>
+              <w:rPr>
+                <w:b w:val="false"/>
+                <w:bCs w:val="false"/>
+                <w:sz w:val="22"/>
+                <w:szCs w:val="22"/>
+              </w:rPr>
+              <w:t xml:space="preserve">Không che nút, không cắt nội dung, đủ tương phản</w:t>
+            </w:r>
+          </w:p>
+        </w:tc>
+        <w:tc>
+          <w:tcPr>
+            <w:tcW w:type="pct" w:w="800"/>
+            <w:tcMar>
+              <w:top w:type="dxa" w:w="60"/>
+              <w:left w:type="dxa" w:w="100"/>
+              <w:bottom w:type="dxa" w:w="60"/>
+              <w:right w:type="dxa" w:w="100"/>
+            </w:tcMar>
+          </w:tcPr>
+          <w:p>
+            <w:r>
+              <w:rPr>
+                <w:b w:val="false"/>
+                <w:bCs w:val="false"/>
+                <w:sz w:val="22"/>
+                <w:szCs w:val="22"/>
+              </w:rPr>
+              <w:t xml:space="preserve">Chưa chạy</w:t>
             </w:r>
           </w:p>
         </w:tc>
